--- a/07-驱动电路/01-电机驱动/电磁阀驱动电路/电磁阀驱动电路.docx
+++ b/07-驱动电路/01-电机驱动/电磁阀驱动电路/电磁阀驱动电路.docx
@@ -2166,6 +2166,20 @@
     </w:p>
     <w:bookmarkEnd w:id="26"/>
     <w:bookmarkEnd w:id="27"/>
+    <w:p>
+      <w:pPr>
+        <w:spacing w:before="360"/>
+        <w:jc w:val="center"/>
+      </w:pPr>
+      <w:r>
+        <w:rPr>
+          <w:rFonts w:ascii="Times New Roman" w:hAnsi="Times New Roman"/>
+          <w:color w:val="555555"/>
+          <w:sz w:val="21"/>
+        </w:rPr>
+        <w:t>材料收集者：杜文杰</w:t>
+      </w:r>
+    </w:p>
     <w:sectPr>
       <w:headerReference r:id="rId9" w:type="default"/>
       <w:footerReference r:id="rId10" w:type="default"/>

--- a/07-驱动电路/01-电机驱动/电磁阀驱动电路/电磁阀驱动电路.docx
+++ b/07-驱动电路/01-电机驱动/电磁阀驱动电路/电磁阀驱动电路.docx
@@ -1,6 +1,6 @@
 
 <file path=word/document.xml><?xml version="1.0" encoding="utf-8"?>
-<w:document xmlns:w="http://schemas.openxmlformats.org/wordprocessingml/2006/main" xmlns:m="http://schemas.openxmlformats.org/officeDocument/2006/math" xmlns:r="http://schemas.openxmlformats.org/officeDocument/2006/relationships" xmlns:o="urn:schemas-microsoft-com:office:office" xmlns:v="urn:schemas-microsoft-com:vml" xmlns:w10="urn:schemas-microsoft-com:office:word" xmlns:a="http://schemas.openxmlformats.org/drawingml/2006/main" xmlns:pic="http://schemas.openxmlformats.org/drawingml/2006/picture" xmlns:wp="http://schemas.openxmlformats.org/drawingml/2006/wordprocessingDrawing">
+<w:document xmlns:m="http://schemas.openxmlformats.org/officeDocument/2006/math" xmlns:r="http://schemas.openxmlformats.org/officeDocument/2006/relationships" xmlns:w="http://schemas.openxmlformats.org/wordprocessingml/2006/main" xmlns:o="urn:schemas-microsoft-com:office:office" xmlns:v="urn:schemas-microsoft-com:vml" xmlns:w10="urn:schemas-microsoft-com:office:word" xmlns:a="http://schemas.openxmlformats.org/drawingml/2006/main" xmlns:pic="http://schemas.openxmlformats.org/drawingml/2006/picture" xmlns:wp="http://schemas.openxmlformats.org/drawingml/2006/wordprocessingDrawing">
   <w:body>
     <w:bookmarkStart w:id="27" w:name="电磁阀驱动电路"/>
     <w:p>
@@ -9,7 +9,7 @@
       </w:pPr>
       <w:r>
         <w:rPr>
-          <w:rFonts w:hint="eastAsia"/>
+          <w:rFonts w:hint="eastAsia" w:eastAsia="黑体"/>
         </w:rPr>
         <w:t xml:space="preserve">电磁阀驱动电路</w:t>
       </w:r>
@@ -21,7 +21,7 @@
       </w:pPr>
       <w:r>
         <w:rPr>
-          <w:rFonts w:hint="eastAsia"/>
+          <w:rFonts w:hint="eastAsia" w:eastAsia="黑体"/>
         </w:rPr>
         <w:t xml:space="preserve">拓扑描述</w:t>
       </w:r>
@@ -32,16 +32,19 @@
       </w:pPr>
       <w:r>
         <w:rPr>
-          <w:rFonts w:hint="eastAsia"/>
+          <w:rFonts w:hint="eastAsia" w:eastAsia="黑体"/>
         </w:rPr>
         <w:t xml:space="preserve">由</w:t>
       </w:r>
       <w:r>
+        <w:rPr>
+          <w:rFonts w:eastAsia="黑体"/>
+        </w:rPr>
         <w:t xml:space="preserve"> </w:t>
       </w:r>
       <w:r>
         <w:rPr>
-          <w:rFonts w:hint="eastAsia"/>
+          <w:rFonts w:hint="eastAsia" w:eastAsia="黑体"/>
           <w:b/>
           <w:bCs/>
         </w:rPr>
@@ -49,6 +52,7 @@
       </w:r>
       <w:r>
         <w:rPr>
+          <w:rFonts w:eastAsia="黑体"/>
           <w:b/>
           <w:bCs/>
         </w:rPr>
@@ -56,7 +60,7 @@
       </w:r>
       <w:r>
         <w:rPr>
-          <w:rFonts w:hint="eastAsia"/>
+          <w:rFonts w:hint="eastAsia" w:eastAsia="黑体"/>
           <w:b/>
           <w:bCs/>
         </w:rPr>
@@ -64,6 +68,7 @@
       </w:r>
       <w:r>
         <w:rPr>
+          <w:rFonts w:eastAsia="黑体"/>
           <w:b/>
           <w:bCs/>
         </w:rPr>
@@ -71,6 +76,7 @@
       </w:r>
       <w:r>
         <w:rPr>
+          <w:rFonts w:eastAsia="黑体"/>
           <w:b/>
           <w:bCs/>
         </w:rPr>
@@ -92,6 +98,7 @@
       </m:oMath>
       <w:r>
         <w:rPr>
+          <w:rFonts w:eastAsia="黑体"/>
           <w:b/>
           <w:bCs/>
         </w:rPr>
@@ -99,18 +106,21 @@
       </w:r>
       <w:r>
         <w:rPr>
-          <w:rFonts w:hint="eastAsia"/>
+          <w:rFonts w:hint="eastAsia" w:eastAsia="黑体"/>
           <w:b/>
           <w:bCs/>
         </w:rPr>
         <w:t xml:space="preserve">计）</w:t>
       </w:r>
       <w:r>
+        <w:rPr>
+          <w:rFonts w:eastAsia="黑体"/>
+        </w:rPr>
         <w:t xml:space="preserve">、</w:t>
       </w:r>
       <w:r>
         <w:rPr>
-          <w:rFonts w:hint="eastAsia"/>
+          <w:rFonts w:hint="eastAsia" w:eastAsia="黑体"/>
           <w:b/>
           <w:bCs/>
         </w:rPr>
@@ -118,6 +128,7 @@
       </w:r>
       <w:r>
         <w:rPr>
+          <w:rFonts w:eastAsia="黑体"/>
           <w:b/>
           <w:bCs/>
         </w:rPr>
@@ -138,31 +149,40 @@
         </m:sSub>
       </m:oMath>
       <w:r>
+        <w:rPr>
+          <w:rFonts w:eastAsia="黑体"/>
+        </w:rPr>
         <w:t xml:space="preserve">、</w:t>
       </w:r>
       <w:r>
         <w:rPr>
-          <w:rFonts w:hint="eastAsia"/>
+          <w:rFonts w:hint="eastAsia" w:eastAsia="黑体"/>
           <w:b/>
           <w:bCs/>
         </w:rPr>
         <w:t xml:space="preserve">栅极驱动/限流环节</w:t>
       </w:r>
       <w:r>
+        <w:rPr>
+          <w:rFonts w:eastAsia="黑体"/>
+        </w:rPr>
         <w:t xml:space="preserve"> </w:t>
       </w:r>
       <w:r>
         <w:rPr>
-          <w:rFonts w:hint="eastAsia"/>
+          <w:rFonts w:hint="eastAsia" w:eastAsia="黑体"/>
         </w:rPr>
         <w:t xml:space="preserve">与</w:t>
       </w:r>
       <w:r>
+        <w:rPr>
+          <w:rFonts w:eastAsia="黑体"/>
+        </w:rPr>
         <w:t xml:space="preserve"> </w:t>
       </w:r>
       <w:r>
         <w:rPr>
-          <w:rFonts w:hint="eastAsia"/>
+          <w:rFonts w:hint="eastAsia" w:eastAsia="黑体"/>
           <w:b/>
           <w:bCs/>
         </w:rPr>
@@ -170,6 +190,7 @@
       </w:r>
       <w:r>
         <w:rPr>
+          <w:rFonts w:eastAsia="黑体"/>
           <w:b/>
           <w:bCs/>
         </w:rPr>
@@ -182,33 +203,39 @@
       </m:oMath>
       <w:r>
         <w:rPr>
-          <w:rFonts w:hint="eastAsia"/>
+          <w:rFonts w:hint="eastAsia" w:eastAsia="黑体"/>
           <w:b/>
           <w:bCs/>
         </w:rPr>
         <w:t xml:space="preserve">（感性负载）</w:t>
       </w:r>
       <w:r>
+        <w:rPr>
+          <w:rFonts w:eastAsia="黑体"/>
+        </w:rPr>
         <w:t xml:space="preserve"> </w:t>
       </w:r>
       <w:r>
         <w:rPr>
-          <w:rFonts w:hint="eastAsia"/>
+          <w:rFonts w:hint="eastAsia" w:eastAsia="黑体"/>
         </w:rPr>
         <w:t xml:space="preserve">组成。电路共有</w:t>
       </w:r>
       <w:r>
+        <w:rPr>
+          <w:rFonts w:eastAsia="黑体"/>
+        </w:rPr>
         <w:t xml:space="preserve"> 3 </w:t>
       </w:r>
       <w:r>
         <w:rPr>
-          <w:rFonts w:hint="eastAsia"/>
+          <w:rFonts w:hint="eastAsia" w:eastAsia="黑体"/>
         </w:rPr>
         <w:t xml:space="preserve">个关键节点：</w:t>
       </w:r>
       <w:r>
         <w:rPr>
-          <w:rFonts w:hint="eastAsia"/>
+          <w:rFonts w:hint="eastAsia" w:eastAsia="黑体"/>
           <w:b/>
           <w:bCs/>
         </w:rPr>
@@ -216,6 +243,7 @@
       </w:r>
       <w:r>
         <w:rPr>
+          <w:rFonts w:eastAsia="黑体"/>
           <w:b/>
           <w:bCs/>
         </w:rPr>
@@ -223,7 +251,7 @@
       </w:r>
       <w:r>
         <w:rPr>
-          <w:rFonts w:hint="eastAsia"/>
+          <w:rFonts w:hint="eastAsia" w:eastAsia="黑体"/>
           <w:b/>
           <w:bCs/>
         </w:rPr>
@@ -231,6 +259,7 @@
       </w:r>
       <w:r>
         <w:rPr>
+          <w:rFonts w:eastAsia="黑体"/>
           <w:b/>
           <w:bCs/>
         </w:rPr>
@@ -238,11 +267,14 @@
       </w:r>
       <w:r>
         <w:rPr>
-          <w:rFonts w:hint="eastAsia"/>
+          <w:rFonts w:hint="eastAsia" w:eastAsia="黑体"/>
         </w:rPr>
         <w:t xml:space="preserve">（电源正极与电磁阀线圈</w:t>
       </w:r>
       <w:r>
+        <w:rPr>
+          <w:rFonts w:eastAsia="黑体"/>
+        </w:rPr>
         <w:t xml:space="preserve"> </w:t>
       </w:r>
       <m:oMath>
@@ -251,17 +283,20 @@
         </m:r>
       </m:oMath>
       <w:r>
+        <w:rPr>
+          <w:rFonts w:eastAsia="黑体"/>
+        </w:rPr>
         <w:t xml:space="preserve"> </w:t>
       </w:r>
       <w:r>
         <w:rPr>
-          <w:rFonts w:hint="eastAsia"/>
+          <w:rFonts w:hint="eastAsia" w:eastAsia="黑体"/>
         </w:rPr>
         <w:t xml:space="preserve">一端相连）；</w:t>
       </w:r>
       <w:r>
         <w:rPr>
-          <w:rFonts w:hint="eastAsia"/>
+          <w:rFonts w:hint="eastAsia" w:eastAsia="黑体"/>
           <w:b/>
           <w:bCs/>
         </w:rPr>
@@ -269,6 +304,7 @@
       </w:r>
       <w:r>
         <w:rPr>
+          <w:rFonts w:eastAsia="黑体"/>
           <w:b/>
           <w:bCs/>
         </w:rPr>
@@ -276,7 +312,7 @@
       </w:r>
       <w:r>
         <w:rPr>
-          <w:rFonts w:hint="eastAsia"/>
+          <w:rFonts w:hint="eastAsia" w:eastAsia="黑体"/>
           <w:b/>
           <w:bCs/>
         </w:rPr>
@@ -284,7 +320,7 @@
       </w:r>
       <w:r>
         <w:rPr>
-          <w:rFonts w:hint="eastAsia"/>
+          <w:rFonts w:hint="eastAsia" w:eastAsia="黑体"/>
         </w:rPr>
         <w:t xml:space="preserve">（线圈另一端、</w:t>
       </w:r>
@@ -303,15 +339,21 @@
         </m:sSub>
       </m:oMath>
       <w:r>
+        <w:rPr>
+          <w:rFonts w:eastAsia="黑体"/>
+        </w:rPr>
         <w:t xml:space="preserve"> </w:t>
       </w:r>
       <w:r>
         <w:rPr>
-          <w:rFonts w:hint="eastAsia"/>
+          <w:rFonts w:hint="eastAsia" w:eastAsia="黑体"/>
         </w:rPr>
         <w:t xml:space="preserve">漏极</w:t>
       </w:r>
       <w:r>
+        <w:rPr>
+          <w:rFonts w:eastAsia="黑体"/>
+        </w:rPr>
         <w:t xml:space="preserve"> D、</w:t>
       </w:r>
       <m:oMath>
@@ -329,17 +371,20 @@
         </m:sSub>
       </m:oMath>
       <w:r>
+        <w:rPr>
+          <w:rFonts w:eastAsia="黑体"/>
+        </w:rPr>
         <w:t xml:space="preserve"> </w:t>
       </w:r>
       <w:r>
         <w:rPr>
-          <w:rFonts w:hint="eastAsia"/>
+          <w:rFonts w:hint="eastAsia" w:eastAsia="黑体"/>
         </w:rPr>
         <w:t xml:space="preserve">阴极三者相连）；</w:t>
       </w:r>
       <w:r>
         <w:rPr>
-          <w:rFonts w:hint="eastAsia"/>
+          <w:rFonts w:hint="eastAsia" w:eastAsia="黑体"/>
           <w:b/>
           <w:bCs/>
         </w:rPr>
@@ -347,6 +392,7 @@
       </w:r>
       <w:r>
         <w:rPr>
+          <w:rFonts w:eastAsia="黑体"/>
           <w:b/>
           <w:bCs/>
         </w:rPr>
@@ -354,7 +400,7 @@
       </w:r>
       <w:r>
         <w:rPr>
-          <w:rFonts w:hint="eastAsia"/>
+          <w:rFonts w:hint="eastAsia" w:eastAsia="黑体"/>
           <w:b/>
           <w:bCs/>
         </w:rPr>
@@ -362,6 +408,7 @@
       </w:r>
       <w:r>
         <w:rPr>
+          <w:rFonts w:eastAsia="黑体"/>
           <w:b/>
           <w:bCs/>
         </w:rPr>
@@ -369,7 +416,7 @@
       </w:r>
       <w:r>
         <w:rPr>
-          <w:rFonts w:hint="eastAsia"/>
+          <w:rFonts w:hint="eastAsia" w:eastAsia="黑体"/>
         </w:rPr>
         <w:t xml:space="preserve">（</w:t>
       </w:r>
@@ -388,15 +435,21 @@
         </m:sSub>
       </m:oMath>
       <w:r>
+        <w:rPr>
+          <w:rFonts w:eastAsia="黑体"/>
+        </w:rPr>
         <w:t xml:space="preserve"> </w:t>
       </w:r>
       <w:r>
         <w:rPr>
-          <w:rFonts w:hint="eastAsia"/>
+          <w:rFonts w:hint="eastAsia" w:eastAsia="黑体"/>
         </w:rPr>
         <w:t xml:space="preserve">源极</w:t>
       </w:r>
       <w:r>
+        <w:rPr>
+          <w:rFonts w:eastAsia="黑体"/>
+        </w:rPr>
         <w:t xml:space="preserve"> S、</w:t>
       </w:r>
       <m:oMath>
@@ -414,11 +467,14 @@
         </m:sSub>
       </m:oMath>
       <w:r>
+        <w:rPr>
+          <w:rFonts w:eastAsia="黑体"/>
+        </w:rPr>
         <w:t xml:space="preserve"> </w:t>
       </w:r>
       <w:r>
         <w:rPr>
-          <w:rFonts w:hint="eastAsia"/>
+          <w:rFonts w:hint="eastAsia" w:eastAsia="黑体"/>
         </w:rPr>
         <w:t xml:space="preserve">阳极与电源负极相连）。另有栅极节点（</w:t>
       </w:r>
@@ -437,20 +493,26 @@
         </m:sSub>
       </m:oMath>
       <w:r>
+        <w:rPr>
+          <w:rFonts w:eastAsia="黑体"/>
+        </w:rPr>
         <w:t xml:space="preserve"> </w:t>
       </w:r>
       <w:r>
         <w:rPr>
-          <w:rFonts w:hint="eastAsia"/>
+          <w:rFonts w:hint="eastAsia" w:eastAsia="黑体"/>
         </w:rPr>
         <w:t xml:space="preserve">栅极</w:t>
       </w:r>
       <w:r>
+        <w:rPr>
+          <w:rFonts w:eastAsia="黑体"/>
+        </w:rPr>
         <w:t xml:space="preserve"> G </w:t>
       </w:r>
       <w:r>
         <w:rPr>
-          <w:rFonts w:hint="eastAsia"/>
+          <w:rFonts w:hint="eastAsia" w:eastAsia="黑体"/>
         </w:rPr>
         <w:t xml:space="preserve">与驱动信号连线）。</w:t>
       </w:r>
@@ -459,7 +521,7 @@
       <w:pPr/>
       <w:r>
         <w:rPr>
-          <w:rFonts w:hint="eastAsia"/>
+          <w:rFonts w:hint="eastAsia" w:eastAsia="黑体"/>
         </w:rPr>
         <w:t xml:space="preserve">各元件管脚连接：</w:t>
       </w:r>
@@ -478,38 +540,50 @@
         </m:sSub>
       </m:oMath>
       <w:r>
+        <w:rPr>
+          <w:rFonts w:eastAsia="黑体"/>
+        </w:rPr>
         <w:t xml:space="preserve"> </w:t>
       </w:r>
       <w:r>
         <w:rPr>
-          <w:rFonts w:hint="eastAsia"/>
+          <w:rFonts w:hint="eastAsia" w:eastAsia="黑体"/>
         </w:rPr>
         <w:t xml:space="preserve">的</w:t>
       </w:r>
       <w:r>
+        <w:rPr>
+          <w:rFonts w:eastAsia="黑体"/>
+        </w:rPr>
         <w:t xml:space="preserve"> G </w:t>
       </w:r>
       <w:r>
         <w:rPr>
-          <w:rFonts w:hint="eastAsia"/>
+          <w:rFonts w:hint="eastAsia" w:eastAsia="黑体"/>
         </w:rPr>
         <w:t xml:space="preserve">接栅极驱动/限流环节输出（栅极节点）、D</w:t>
       </w:r>
       <w:r>
+        <w:rPr>
+          <w:rFonts w:eastAsia="黑体"/>
+        </w:rPr>
         <w:t xml:space="preserve"> </w:t>
       </w:r>
       <w:r>
         <w:rPr>
-          <w:rFonts w:hint="eastAsia"/>
+          <w:rFonts w:hint="eastAsia" w:eastAsia="黑体"/>
         </w:rPr>
         <w:t xml:space="preserve">接节点②线圈开关节点、S</w:t>
       </w:r>
       <w:r>
+        <w:rPr>
+          <w:rFonts w:eastAsia="黑体"/>
+        </w:rPr>
         <w:t xml:space="preserve"> </w:t>
       </w:r>
       <w:r>
         <w:rPr>
-          <w:rFonts w:hint="eastAsia"/>
+          <w:rFonts w:hint="eastAsia" w:eastAsia="黑体"/>
         </w:rPr>
         <w:t xml:space="preserve">接节点③地；</w:t>
       </w:r>
@@ -528,17 +602,20 @@
         </m:sSub>
       </m:oMath>
       <w:r>
+        <w:rPr>
+          <w:rFonts w:eastAsia="黑体"/>
+        </w:rPr>
         <w:t xml:space="preserve"> </w:t>
       </w:r>
       <w:r>
         <w:rPr>
-          <w:rFonts w:hint="eastAsia"/>
+          <w:rFonts w:hint="eastAsia" w:eastAsia="黑体"/>
         </w:rPr>
         <w:t xml:space="preserve">阳极接节点③地、阴极接节点②线圈开关节点；</w:t>
       </w:r>
       <w:r>
         <w:rPr>
-          <w:rFonts w:hint="eastAsia"/>
+          <w:rFonts w:hint="eastAsia" w:eastAsia="黑体"/>
           <w:b/>
           <w:bCs/>
         </w:rPr>
@@ -546,6 +623,7 @@
       </w:r>
       <w:r>
         <w:rPr>
+          <w:rFonts w:eastAsia="黑体"/>
           <w:b/>
           <w:bCs/>
         </w:rPr>
@@ -557,17 +635,20 @@
         </m:r>
       </m:oMath>
       <w:r>
+        <w:rPr>
+          <w:rFonts w:eastAsia="黑体"/>
+        </w:rPr>
         <w:t xml:space="preserve"> </w:t>
       </w:r>
       <w:r>
         <w:rPr>
-          <w:rFonts w:hint="eastAsia"/>
+          <w:rFonts w:hint="eastAsia" w:eastAsia="黑体"/>
         </w:rPr>
         <w:t xml:space="preserve">一端接节点①电源正端、另一端接节点②线圈开关节点；</w:t>
       </w:r>
       <w:r>
         <w:rPr>
-          <w:rFonts w:hint="eastAsia"/>
+          <w:rFonts w:hint="eastAsia" w:eastAsia="黑体"/>
           <w:b/>
           <w:bCs/>
         </w:rPr>
@@ -575,11 +656,14 @@
       </w:r>
       <w:r>
         <w:rPr>
-          <w:rFonts w:hint="eastAsia"/>
+          <w:rFonts w:hint="eastAsia" w:eastAsia="黑体"/>
         </w:rPr>
         <w:t xml:space="preserve">一端接控制信号、另一端接</w:t>
       </w:r>
       <w:r>
+        <w:rPr>
+          <w:rFonts w:eastAsia="黑体"/>
+        </w:rPr>
         <w:t xml:space="preserve"> </w:t>
       </w:r>
       <m:oMath>
@@ -597,11 +681,14 @@
         </m:sSub>
       </m:oMath>
       <w:r>
+        <w:rPr>
+          <w:rFonts w:eastAsia="黑体"/>
+        </w:rPr>
         <w:t xml:space="preserve"> </w:t>
       </w:r>
       <w:r>
         <w:rPr>
-          <w:rFonts w:hint="eastAsia"/>
+          <w:rFonts w:hint="eastAsia" w:eastAsia="黑体"/>
         </w:rPr>
         <w:t xml:space="preserve">的栅极（栅极节点）。</w:t>
       </w:r>
@@ -610,7 +697,7 @@
       <w:pPr/>
       <w:r>
         <w:rPr>
-          <w:rFonts w:hint="eastAsia"/>
+          <w:rFonts w:hint="eastAsia" w:eastAsia="黑体"/>
         </w:rPr>
         <w:t xml:space="preserve">由此构成”低边开关驱动感性负载”组态：</w:t>
       </w:r>
@@ -629,15 +716,21 @@
         </m:sSub>
       </m:oMath>
       <w:r>
+        <w:rPr>
+          <w:rFonts w:eastAsia="黑体"/>
+        </w:rPr>
         <w:t xml:space="preserve"> </w:t>
       </w:r>
       <w:r>
         <w:rPr>
-          <w:rFonts w:hint="eastAsia"/>
+          <w:rFonts w:hint="eastAsia" w:eastAsia="黑体"/>
         </w:rPr>
         <w:t xml:space="preserve">导通时电源向线圈供电、电流指数上升产生吸合力，截止时</w:t>
       </w:r>
       <w:r>
+        <w:rPr>
+          <w:rFonts w:eastAsia="黑体"/>
+        </w:rPr>
         <w:t xml:space="preserve"> </w:t>
       </w:r>
       <m:oMath>
@@ -655,20 +748,26 @@
         </m:sSub>
       </m:oMath>
       <w:r>
+        <w:rPr>
+          <w:rFonts w:eastAsia="黑体"/>
+        </w:rPr>
         <w:t xml:space="preserve"> </w:t>
       </w:r>
       <w:r>
         <w:rPr>
-          <w:rFonts w:hint="eastAsia"/>
+          <w:rFonts w:hint="eastAsia" w:eastAsia="黑体"/>
         </w:rPr>
         <w:t xml:space="preserve">为线圈电流提供续流泄放回路，抑制关断高压尖峰，实现电磁阀按控制信号开闭；配合</w:t>
       </w:r>
       <w:r>
+        <w:rPr>
+          <w:rFonts w:eastAsia="黑体"/>
+        </w:rPr>
         <w:t xml:space="preserve"> PWM </w:t>
       </w:r>
       <w:r>
         <w:rPr>
-          <w:rFonts w:hint="eastAsia"/>
+          <w:rFonts w:hint="eastAsia" w:eastAsia="黑体"/>
         </w:rPr>
         <w:t xml:space="preserve">调制可连续调节线圈电流与吸力。</w:t>
       </w:r>
@@ -681,7 +780,7 @@
       </w:pPr>
       <w:r>
         <w:rPr>
-          <w:rFonts w:hint="eastAsia"/>
+          <w:rFonts w:hint="eastAsia" w:eastAsia="黑体"/>
         </w:rPr>
         <w:t xml:space="preserve">工作原理</w:t>
       </w:r>
@@ -692,16 +791,19 @@
       </w:pPr>
       <w:r>
         <w:rPr>
-          <w:rFonts w:hint="eastAsia"/>
+          <w:rFonts w:hint="eastAsia" w:eastAsia="黑体"/>
         </w:rPr>
         <w:t xml:space="preserve">开关管导通时电源向线圈供电，电流指数上升产生电磁力吸合阀芯；截止时线圈电流经续流二极管泄放，避免高压尖峰。PWM</w:t>
       </w:r>
       <w:r>
+        <w:rPr>
+          <w:rFonts w:eastAsia="黑体"/>
+        </w:rPr>
         <w:t xml:space="preserve"> </w:t>
       </w:r>
       <w:r>
         <w:rPr>
-          <w:rFonts w:hint="eastAsia"/>
+          <w:rFonts w:hint="eastAsia" w:eastAsia="黑体"/>
         </w:rPr>
         <w:t xml:space="preserve">调制可实现对电磁阀电流（及吸力）的连续控制。</w:t>
       </w:r>
@@ -714,7 +816,7 @@
       </w:pPr>
       <w:r>
         <w:rPr>
-          <w:rFonts w:hint="eastAsia"/>
+          <w:rFonts w:hint="eastAsia" w:eastAsia="黑体"/>
         </w:rPr>
         <w:t xml:space="preserve">关键计算公式</w:t>
       </w:r>
@@ -728,7 +830,7 @@
       </w:pPr>
       <w:r>
         <w:rPr>
-          <w:rFonts w:hint="eastAsia"/>
+          <w:rFonts w:hint="eastAsia" w:eastAsia="黑体"/>
         </w:rPr>
         <w:t xml:space="preserve">线圈电流上升（导通）：</w:t>
       </w:r>
@@ -875,7 +977,7 @@
       </w:pPr>
       <w:r>
         <w:rPr>
-          <w:rFonts w:hint="eastAsia"/>
+          <w:rFonts w:hint="eastAsia" w:eastAsia="黑体"/>
         </w:rPr>
         <w:t xml:space="preserve">线圈电流衰减（经续流二极管）：</w:t>
       </w:r>
@@ -965,7 +1067,7 @@
       </w:pPr>
       <w:r>
         <w:rPr>
-          <w:rFonts w:hint="eastAsia"/>
+          <w:rFonts w:hint="eastAsia" w:eastAsia="黑体"/>
         </w:rPr>
         <w:t xml:space="preserve">电磁吸力（近似）：</w:t>
       </w:r>
@@ -1013,7 +1115,7 @@
       </w:pPr>
       <w:r>
         <w:rPr>
-          <w:rFonts w:hint="eastAsia"/>
+          <w:rFonts w:hint="eastAsia" w:eastAsia="黑体"/>
         </w:rPr>
         <w:t xml:space="preserve">稳态电流：</w:t>
       </w:r>
@@ -1118,7 +1220,7 @@
       </w:pPr>
       <w:r>
         <w:rPr>
-          <w:rFonts w:hint="eastAsia"/>
+          <w:rFonts w:hint="eastAsia" w:eastAsia="黑体"/>
         </w:rPr>
         <w:t xml:space="preserve">续流二极管反压：</w:t>
       </w:r>
@@ -1218,7 +1320,7 @@
             </w:pPr>
             <w:r>
               <w:rPr>
-                <w:rFonts w:hint="eastAsia"/>
+                <w:rFonts w:hint="eastAsia" w:eastAsia="黑体"/>
               </w:rPr>
               <w:t xml:space="preserve">符号</w:t>
             </w:r>
@@ -1232,7 +1334,7 @@
             </w:pPr>
             <w:r>
               <w:rPr>
-                <w:rFonts w:hint="eastAsia"/>
+                <w:rFonts w:hint="eastAsia" w:eastAsia="黑体"/>
               </w:rPr>
               <w:t xml:space="preserve">含义</w:t>
             </w:r>
@@ -1246,7 +1348,7 @@
             </w:pPr>
             <w:r>
               <w:rPr>
-                <w:rFonts w:hint="eastAsia"/>
+                <w:rFonts w:hint="eastAsia" w:eastAsia="黑体"/>
               </w:rPr>
               <w:t xml:space="preserve">单位</w:t>
             </w:r>
@@ -1266,6 +1368,9 @@
               </m:r>
             </m:oMath>
             <w:r>
+              <w:rPr>
+                <w:rFonts w:eastAsia="黑体"/>
+              </w:rPr>
               <w:t xml:space="preserve">​</w:t>
             </w:r>
           </w:p>
@@ -1278,7 +1383,7 @@
             </w:pPr>
             <w:r>
               <w:rPr>
-                <w:rFonts w:hint="eastAsia"/>
+                <w:rFonts w:hint="eastAsia" w:eastAsia="黑体"/>
               </w:rPr>
               <w:t xml:space="preserve">供电电压</w:t>
             </w:r>
@@ -1291,6 +1396,9 @@
               <w:pStyle w:val="Compact"/>
             </w:pPr>
             <w:r>
+              <w:rPr>
+                <w:rFonts w:eastAsia="黑体"/>
+              </w:rPr>
               <w:t xml:space="preserve">V</w:t>
             </w:r>
           </w:p>
@@ -1309,6 +1417,9 @@
               </m:r>
             </m:oMath>
             <w:r>
+              <w:rPr>
+                <w:rFonts w:eastAsia="黑体"/>
+              </w:rPr>
               <w:t xml:space="preserve">​</w:t>
             </w:r>
           </w:p>
@@ -1321,7 +1432,7 @@
             </w:pPr>
             <w:r>
               <w:rPr>
-                <w:rFonts w:hint="eastAsia"/>
+                <w:rFonts w:hint="eastAsia" w:eastAsia="黑体"/>
               </w:rPr>
               <w:t xml:space="preserve">线圈电阻</w:t>
             </w:r>
@@ -1334,6 +1445,9 @@
               <w:pStyle w:val="Compact"/>
             </w:pPr>
             <w:r>
+              <w:rPr>
+                <w:rFonts w:eastAsia="黑体"/>
+              </w:rPr>
               <w:t xml:space="preserve">Ω</w:t>
             </w:r>
           </w:p>
@@ -1352,6 +1466,9 @@
               </m:r>
             </m:oMath>
             <w:r>
+              <w:rPr>
+                <w:rFonts w:eastAsia="黑体"/>
+              </w:rPr>
               <w:t xml:space="preserve">​</w:t>
             </w:r>
           </w:p>
@@ -1364,7 +1481,7 @@
             </w:pPr>
             <w:r>
               <w:rPr>
-                <w:rFonts w:hint="eastAsia"/>
+                <w:rFonts w:hint="eastAsia" w:eastAsia="黑体"/>
               </w:rPr>
               <w:t xml:space="preserve">线圈电感</w:t>
             </w:r>
@@ -1377,6 +1494,9 @@
               <w:pStyle w:val="Compact"/>
             </w:pPr>
             <w:r>
+              <w:rPr>
+                <w:rFonts w:eastAsia="黑体"/>
+              </w:rPr>
               <w:t xml:space="preserve">H</w:t>
             </w:r>
           </w:p>
@@ -1395,6 +1515,9 @@
               </m:r>
             </m:oMath>
             <w:r>
+              <w:rPr>
+                <w:rFonts w:eastAsia="黑体"/>
+              </w:rPr>
               <w:t xml:space="preserve">​</w:t>
             </w:r>
           </w:p>
@@ -1407,7 +1530,7 @@
             </w:pPr>
             <w:r>
               <w:rPr>
-                <w:rFonts w:hint="eastAsia"/>
+                <w:rFonts w:hint="eastAsia" w:eastAsia="黑体"/>
               </w:rPr>
               <w:t xml:space="preserve">电气时间常数</w:t>
             </w:r>
@@ -1420,6 +1543,9 @@
               <w:pStyle w:val="Compact"/>
             </w:pPr>
             <w:r>
+              <w:rPr>
+                <w:rFonts w:eastAsia="黑体"/>
+              </w:rPr>
               <w:t xml:space="preserve">s</w:t>
             </w:r>
           </w:p>
@@ -1447,6 +1573,9 @@
               </m:sSub>
             </m:oMath>
             <w:r>
+              <w:rPr>
+                <w:rFonts w:eastAsia="黑体"/>
+              </w:rPr>
               <w:t xml:space="preserve">​</w:t>
             </w:r>
           </w:p>
@@ -1459,7 +1588,7 @@
             </w:pPr>
             <w:r>
               <w:rPr>
-                <w:rFonts w:hint="eastAsia"/>
+                <w:rFonts w:hint="eastAsia" w:eastAsia="黑体"/>
               </w:rPr>
               <w:t xml:space="preserve">关断前电流</w:t>
             </w:r>
@@ -1472,6 +1601,9 @@
               <w:pStyle w:val="Compact"/>
             </w:pPr>
             <w:r>
+              <w:rPr>
+                <w:rFonts w:eastAsia="黑体"/>
+              </w:rPr>
               <w:t xml:space="preserve">A</w:t>
             </w:r>
           </w:p>
@@ -1490,6 +1622,9 @@
               </m:r>
             </m:oMath>
             <w:r>
+              <w:rPr>
+                <w:rFonts w:eastAsia="黑体"/>
+              </w:rPr>
               <w:t xml:space="preserve">​</w:t>
             </w:r>
           </w:p>
@@ -1502,7 +1637,7 @@
             </w:pPr>
             <w:r>
               <w:rPr>
-                <w:rFonts w:hint="eastAsia"/>
+                <w:rFonts w:hint="eastAsia" w:eastAsia="黑体"/>
               </w:rPr>
               <w:t xml:space="preserve">线圈电流</w:t>
             </w:r>
@@ -1515,6 +1650,9 @@
               <w:pStyle w:val="Compact"/>
             </w:pPr>
             <w:r>
+              <w:rPr>
+                <w:rFonts w:eastAsia="黑体"/>
+              </w:rPr>
               <w:t xml:space="preserve">A</w:t>
             </w:r>
           </w:p>
@@ -1529,7 +1667,7 @@
       </w:pPr>
       <w:r>
         <w:rPr>
-          <w:rFonts w:hint="eastAsia"/>
+          <w:rFonts w:hint="eastAsia" w:eastAsia="黑体"/>
         </w:rPr>
         <w:t xml:space="preserve">元件调整影响</w:t>
       </w:r>
@@ -1544,21 +1682,27 @@
       </w:pPr>
       <w:r>
         <w:rPr>
-          <w:rFonts w:hint="eastAsia"/>
+          <w:rFonts w:hint="eastAsia" w:eastAsia="黑体"/>
           <w:b/>
           <w:bCs/>
         </w:rPr>
         <w:t xml:space="preserve">供电电压升高</w:t>
       </w:r>
       <w:r>
+        <w:rPr>
+          <w:rFonts w:eastAsia="黑体"/>
+        </w:rPr>
         <w:t xml:space="preserve"> </w:t>
       </w:r>
       <w:r>
+        <w:rPr>
+          <w:rFonts w:eastAsia="黑体"/>
+        </w:rPr>
         <w:t xml:space="preserve">→ </w:t>
       </w:r>
       <w:r>
         <w:rPr>
-          <w:rFonts w:hint="eastAsia"/>
+          <w:rFonts w:hint="eastAsia" w:eastAsia="黑体"/>
         </w:rPr>
         <w:t xml:space="preserve">吸合更快、吸力更强，但需更大反压承受与功耗。</w:t>
       </w:r>
@@ -1573,21 +1717,27 @@
       </w:pPr>
       <w:r>
         <w:rPr>
-          <w:rFonts w:hint="eastAsia"/>
+          <w:rFonts w:hint="eastAsia" w:eastAsia="黑体"/>
           <w:b/>
           <w:bCs/>
         </w:rPr>
         <w:t xml:space="preserve">续流二极管缺失/变慢</w:t>
       </w:r>
       <w:r>
+        <w:rPr>
+          <w:rFonts w:eastAsia="黑体"/>
+        </w:rPr>
         <w:t xml:space="preserve"> </w:t>
       </w:r>
       <w:r>
+        <w:rPr>
+          <w:rFonts w:eastAsia="黑体"/>
+        </w:rPr>
         <w:t xml:space="preserve">→ </w:t>
       </w:r>
       <w:r>
         <w:rPr>
-          <w:rFonts w:hint="eastAsia"/>
+          <w:rFonts w:hint="eastAsia" w:eastAsia="黑体"/>
         </w:rPr>
         <w:t xml:space="preserve">关断时产生高压尖峰，易击穿开关管。</w:t>
       </w:r>
@@ -1602,6 +1752,7 @@
       </w:pPr>
       <w:r>
         <w:rPr>
+          <w:rFonts w:eastAsia="黑体"/>
           <w:b/>
           <w:bCs/>
         </w:rPr>
@@ -1609,21 +1760,27 @@
       </w:r>
       <w:r>
         <w:rPr>
-          <w:rFonts w:hint="eastAsia"/>
+          <w:rFonts w:hint="eastAsia" w:eastAsia="黑体"/>
           <w:b/>
           <w:bCs/>
         </w:rPr>
         <w:t xml:space="preserve">频率提高</w:t>
       </w:r>
       <w:r>
+        <w:rPr>
+          <w:rFonts w:eastAsia="黑体"/>
+        </w:rPr>
         <w:t xml:space="preserve"> </w:t>
       </w:r>
       <w:r>
+        <w:rPr>
+          <w:rFonts w:eastAsia="黑体"/>
+        </w:rPr>
         <w:t xml:space="preserve">→ </w:t>
       </w:r>
       <w:r>
         <w:rPr>
-          <w:rFonts w:hint="eastAsia"/>
+          <w:rFonts w:hint="eastAsia" w:eastAsia="黑体"/>
         </w:rPr>
         <w:t xml:space="preserve">电流纹波减小，但开关损耗增大。</w:t>
       </w:r>
@@ -1638,21 +1795,27 @@
       </w:pPr>
       <w:r>
         <w:rPr>
-          <w:rFonts w:hint="eastAsia"/>
+          <w:rFonts w:hint="eastAsia" w:eastAsia="黑体"/>
           <w:b/>
           <w:bCs/>
         </w:rPr>
         <w:t xml:space="preserve">开关管导通电阻减小</w:t>
       </w:r>
       <w:r>
+        <w:rPr>
+          <w:rFonts w:eastAsia="黑体"/>
+        </w:rPr>
         <w:t xml:space="preserve"> </w:t>
       </w:r>
       <w:r>
+        <w:rPr>
+          <w:rFonts w:eastAsia="黑体"/>
+        </w:rPr>
         <w:t xml:space="preserve">→ </w:t>
       </w:r>
       <w:r>
         <w:rPr>
-          <w:rFonts w:hint="eastAsia"/>
+          <w:rFonts w:hint="eastAsia" w:eastAsia="黑体"/>
         </w:rPr>
         <w:t xml:space="preserve">压降损耗降低、发热减小。</w:t>
       </w:r>
@@ -1665,7 +1828,7 @@
       </w:pPr>
       <w:r>
         <w:rPr>
-          <w:rFonts w:hint="eastAsia"/>
+          <w:rFonts w:hint="eastAsia" w:eastAsia="黑体"/>
         </w:rPr>
         <w:t xml:space="preserve">典型参数示例</w:t>
       </w:r>
@@ -1680,11 +1843,14 @@
       </w:pPr>
       <w:r>
         <w:rPr>
-          <w:rFonts w:hint="eastAsia"/>
+          <w:rFonts w:hint="eastAsia" w:eastAsia="黑体"/>
         </w:rPr>
         <w:t xml:space="preserve">取</w:t>
       </w:r>
       <w:r>
+        <w:rPr>
+          <w:rFonts w:eastAsia="黑体"/>
+        </w:rPr>
         <w:t xml:space="preserve"> </w:t>
       </w:r>
       <m:oMath>
@@ -1712,6 +1878,9 @@
         </m:r>
       </m:oMath>
       <w:r>
+        <w:rPr>
+          <w:rFonts w:eastAsia="黑体"/>
+        </w:rPr>
         <w:t xml:space="preserve">、</w:t>
       </w:r>
       <m:oMath>
@@ -1738,6 +1907,9 @@
         </m:r>
       </m:oMath>
       <w:r>
+        <w:rPr>
+          <w:rFonts w:eastAsia="黑体"/>
+        </w:rPr>
         <w:t xml:space="preserve">、</w:t>
       </w:r>
       <m:oMath>
@@ -1766,7 +1938,7 @@
       </m:oMath>
       <w:r>
         <w:rPr>
-          <w:rFonts w:hint="eastAsia"/>
+          <w:rFonts w:hint="eastAsia" w:eastAsia="黑体"/>
         </w:rPr>
         <w:t xml:space="preserve">：</w:t>
       </w:r>
@@ -1829,7 +2001,7 @@
       </m:oMath>
       <w:r>
         <w:rPr>
-          <w:rFonts w:hint="eastAsia"/>
+          <w:rFonts w:hint="eastAsia" w:eastAsia="黑体"/>
         </w:rPr>
         <w:t xml:space="preserve">，</w:t>
       </w:r>
@@ -1903,6 +2075,9 @@
         </m:r>
       </m:oMath>
       <w:r>
+        <w:rPr>
+          <w:rFonts w:eastAsia="黑体"/>
+        </w:rPr>
         <w:t xml:space="preserve">。</w:t>
       </w:r>
     </w:p>
@@ -1916,11 +2091,14 @@
       </w:pPr>
       <w:r>
         <w:rPr>
-          <w:rFonts w:hint="eastAsia"/>
+          <w:rFonts w:hint="eastAsia" w:eastAsia="黑体"/>
         </w:rPr>
         <w:t xml:space="preserve">关断前</w:t>
       </w:r>
       <w:r>
+        <w:rPr>
+          <w:rFonts w:eastAsia="黑体"/>
+        </w:rPr>
         <w:t xml:space="preserve"> </w:t>
       </w:r>
       <m:oMath>
@@ -1958,25 +2136,31 @@
       </m:oMath>
       <w:r>
         <w:rPr>
-          <w:rFonts w:hint="eastAsia"/>
+          <w:rFonts w:hint="eastAsia" w:eastAsia="黑体"/>
         </w:rPr>
         <w:t xml:space="preserve">，续流二极管须承受约</w:t>
       </w:r>
       <w:r>
+        <w:rPr>
+          <w:rFonts w:eastAsia="黑体"/>
+        </w:rPr>
         <w:t xml:space="preserve"> 24V </w:t>
       </w:r>
       <w:r>
         <w:rPr>
-          <w:rFonts w:hint="eastAsia"/>
+          <w:rFonts w:hint="eastAsia" w:eastAsia="黑体"/>
         </w:rPr>
         <w:t xml:space="preserve">反压及</w:t>
       </w:r>
       <w:r>
+        <w:rPr>
+          <w:rFonts w:eastAsia="黑体"/>
+        </w:rPr>
         <w:t xml:space="preserve"> 1A </w:t>
       </w:r>
       <w:r>
         <w:rPr>
-          <w:rFonts w:hint="eastAsia"/>
+          <w:rFonts w:hint="eastAsia" w:eastAsia="黑体"/>
         </w:rPr>
         <w:t xml:space="preserve">电流。</w:t>
       </w:r>
@@ -1989,7 +2173,7 @@
       </w:pPr>
       <w:r>
         <w:rPr>
-          <w:rFonts w:hint="eastAsia"/>
+          <w:rFonts w:hint="eastAsia" w:eastAsia="黑体"/>
         </w:rPr>
         <w:t xml:space="preserve">常见器件型号</w:t>
       </w:r>
@@ -2004,7 +2188,7 @@
       </w:pPr>
       <w:r>
         <w:rPr>
-          <w:rFonts w:hint="eastAsia"/>
+          <w:rFonts w:hint="eastAsia" w:eastAsia="黑体"/>
         </w:rPr>
         <w:t xml:space="preserve">开关管：IRF540、IRLZ44N、TIP122（达林顿）。</w:t>
       </w:r>
@@ -2019,7 +2203,7 @@
       </w:pPr>
       <w:r>
         <w:rPr>
-          <w:rFonts w:hint="eastAsia"/>
+          <w:rFonts w:hint="eastAsia" w:eastAsia="黑体"/>
         </w:rPr>
         <w:t xml:space="preserve">续流二极管：1N4007、1N5819、SS34。</w:t>
       </w:r>
@@ -2034,7 +2218,7 @@
       </w:pPr>
       <w:r>
         <w:rPr>
-          <w:rFonts w:hint="eastAsia"/>
+          <w:rFonts w:hint="eastAsia" w:eastAsia="黑体"/>
         </w:rPr>
         <w:t xml:space="preserve">集成驱动：ULN2803（达林顿阵列）、DRV103。</w:t>
       </w:r>
@@ -2047,7 +2231,7 @@
       </w:pPr>
       <w:r>
         <w:rPr>
-          <w:rFonts w:hint="eastAsia"/>
+          <w:rFonts w:hint="eastAsia" w:eastAsia="黑体"/>
         </w:rPr>
         <w:t xml:space="preserve">注意事项</w:t>
       </w:r>
@@ -2062,7 +2246,7 @@
       </w:pPr>
       <w:r>
         <w:rPr>
-          <w:rFonts w:hint="eastAsia"/>
+          <w:rFonts w:hint="eastAsia" w:eastAsia="黑体"/>
         </w:rPr>
         <w:t xml:space="preserve">线圈为强感性负载，务必并联续流二极管保护开关管。</w:t>
       </w:r>
@@ -2077,16 +2261,19 @@
       </w:pPr>
       <w:r>
         <w:rPr>
-          <w:rFonts w:hint="eastAsia"/>
+          <w:rFonts w:hint="eastAsia" w:eastAsia="黑体"/>
         </w:rPr>
         <w:t xml:space="preserve">维持吸合所需电流比吸合瞬间小，可”吸合后降流”节电（如</w:t>
       </w:r>
       <w:r>
+        <w:rPr>
+          <w:rFonts w:eastAsia="黑体"/>
+        </w:rPr>
         <w:t xml:space="preserve"> </w:t>
       </w:r>
       <w:r>
         <w:rPr>
-          <w:rFonts w:hint="eastAsia"/>
+          <w:rFonts w:hint="eastAsia" w:eastAsia="黑体"/>
         </w:rPr>
         <w:t xml:space="preserve">DRV103）。</w:t>
       </w:r>
@@ -2101,7 +2288,7 @@
       </w:pPr>
       <w:r>
         <w:rPr>
-          <w:rFonts w:hint="eastAsia"/>
+          <w:rFonts w:hint="eastAsia" w:eastAsia="黑体"/>
         </w:rPr>
         <w:t xml:space="preserve">开关管耐压须高于电源电压并留裕量。</w:t>
       </w:r>
@@ -2114,7 +2301,7 @@
       </w:pPr>
       <w:r>
         <w:rPr>
-          <w:rFonts w:hint="eastAsia"/>
+          <w:rFonts w:hint="eastAsia" w:eastAsia="黑体"/>
         </w:rPr>
         <w:t xml:space="preserve">参考资料</w:t>
       </w:r>
@@ -2128,6 +2315,9 @@
         </w:numPr>
       </w:pPr>
       <w:r>
+        <w:rPr>
+          <w:rFonts w:eastAsia="黑体"/>
+        </w:rPr>
         <w:t xml:space="preserve">Wikipedia: Solenoid。</w:t>
       </w:r>
     </w:p>
@@ -2140,11 +2330,14 @@
         </w:numPr>
       </w:pPr>
       <w:r>
+        <w:rPr>
+          <w:rFonts w:eastAsia="黑体"/>
+        </w:rPr>
         <w:t xml:space="preserve">TI </w:t>
       </w:r>
       <w:r>
         <w:rPr>
-          <w:rFonts w:hint="eastAsia"/>
+          <w:rFonts w:hint="eastAsia" w:eastAsia="黑体"/>
         </w:rPr>
         <w:t xml:space="preserve">产品页：DRV103。</w:t>
       </w:r>
@@ -2159,7 +2352,7 @@
       </w:pPr>
       <w:r>
         <w:rPr>
-          <w:rFonts w:hint="eastAsia"/>
+          <w:rFonts w:hint="eastAsia" w:eastAsia="黑体"/>
         </w:rPr>
         <w:t xml:space="preserve">《电力电子技术》教材。</w:t>
       </w:r>
@@ -2173,11 +2366,11 @@
       </w:pPr>
       <w:r>
         <w:rPr>
-          <w:rFonts w:ascii="Times New Roman" w:hAnsi="Times New Roman"/>
+          <w:rFonts w:ascii="Times New Roman" w:hAnsi="Times New Roman" w:eastAsia="黑体"/>
           <w:color w:val="555555"/>
           <w:sz w:val="21"/>
         </w:rPr>
-        <w:t>材料收集者：杜文杰</w:t>
+        <w:t>材料收集者：杜文杰，WX手机：19519196569，QQ:3478827729</w:t>
       </w:r>
     </w:p>
     <w:sectPr>
@@ -2197,7 +2390,7 @@
 </file>
 
 <file path=word/footer1.xml><?xml version="1.0" encoding="utf-8"?>
-<w:ftr xmlns:m="http://schemas.openxmlformats.org/officeDocument/2006/math" xmlns:mc="http://schemas.openxmlformats.org/markup-compatibility/2006" xmlns:mo="http://schemas.microsoft.com/office/mac/office/2008/main" xmlns:mv="urn:schemas-microsoft-com:mac:vml" xmlns:o="urn:schemas-microsoft-com:office:office" xmlns:r="http://schemas.openxmlformats.org/officeDocument/2006/relationships" xmlns:v="urn:schemas-microsoft-com:vml" xmlns:w10="urn:schemas-microsoft-com:office:word" xmlns:w14="http://schemas.microsoft.com/office/word/2010/wordml" xmlns:w="http://schemas.openxmlformats.org/wordprocessingml/2006/main" xmlns:wne="http://schemas.microsoft.com/office/word/2006/wordml" xmlns:wp14="http://schemas.microsoft.com/office/word/2010/wordprocessingDrawing" xmlns:wp="http://schemas.openxmlformats.org/drawingml/2006/wordprocessingDrawing" xmlns:wpc="http://schemas.microsoft.com/office/word/2010/wordprocessingCanvas" xmlns:wpg="http://schemas.microsoft.com/office/word/2010/wordprocessingGroup" xmlns:wpi="http://schemas.microsoft.com/office/word/2010/wordprocessingInk" xmlns:wps="http://schemas.microsoft.com/office/word/2010/wordprocessingShape" mc:Ignorable="w14 wp14">
+<w:ftr xmlns:mc="http://schemas.openxmlformats.org/markup-compatibility/2006" xmlns:w="http://schemas.openxmlformats.org/wordprocessingml/2006/main" xmlns:m="http://schemas.openxmlformats.org/officeDocument/2006/math" xmlns:mo="http://schemas.microsoft.com/office/mac/office/2008/main" xmlns:mv="urn:schemas-microsoft-com:mac:vml" xmlns:o="urn:schemas-microsoft-com:office:office" xmlns:r="http://schemas.openxmlformats.org/officeDocument/2006/relationships" xmlns:v="urn:schemas-microsoft-com:vml" xmlns:w10="urn:schemas-microsoft-com:office:word" xmlns:w14="http://schemas.microsoft.com/office/word/2010/wordml" xmlns:wne="http://schemas.microsoft.com/office/word/2006/wordml" xmlns:wp14="http://schemas.microsoft.com/office/word/2010/wordprocessingDrawing" xmlns:wp="http://schemas.openxmlformats.org/drawingml/2006/wordprocessingDrawing" xmlns:wpc="http://schemas.microsoft.com/office/word/2010/wordprocessingCanvas" xmlns:wpg="http://schemas.microsoft.com/office/word/2010/wordprocessingGroup" xmlns:wpi="http://schemas.microsoft.com/office/word/2010/wordprocessingInk" xmlns:wps="http://schemas.microsoft.com/office/word/2010/wordprocessingShape" mc:Ignorable="w14 wp14">
   <w:p>
     <w:pPr>
       <w:pStyle w:val="Footer"/>
@@ -2205,12 +2398,14 @@
     </w:pPr>
     <w:r>
       <w:rPr>
+        <w:rFonts w:eastAsia="黑体"/>
         <w:sz w:val="18"/>
       </w:rPr>
       <w:t xml:space="preserve">第 </w:t>
     </w:r>
     <w:r>
       <w:rPr>
+        <w:rFonts w:eastAsia="黑体"/>
         <w:sz w:val="18"/>
       </w:rPr>
       <w:fldChar w:fldCharType="begin"/>
@@ -2219,6 +2414,7 @@
     </w:r>
     <w:r>
       <w:rPr>
+        <w:rFonts w:eastAsia="黑体"/>
         <w:sz w:val="18"/>
       </w:rPr>
       <w:t xml:space="preserve"> 页</w:t>
@@ -2232,6 +2428,9 @@
   <w:footnote w:type="continuationSeparator" w:id="0">
     <w:p>
       <w:r>
+        <w:rPr>
+          <w:rFonts w:eastAsia="黑体"/>
+        </w:rPr>
         <w:continuationSeparator/>
       </w:r>
     </w:p>
@@ -2239,6 +2438,9 @@
   <w:footnote w:type="separator" w:id="-1">
     <w:p>
       <w:r>
+        <w:rPr>
+          <w:rFonts w:eastAsia="黑体"/>
+        </w:rPr>
         <w:separator/>
       </w:r>
     </w:p>
@@ -2247,7 +2449,7 @@
 </file>
 
 <file path=word/header1.xml><?xml version="1.0" encoding="utf-8"?>
-<w:hdr xmlns:m="http://schemas.openxmlformats.org/officeDocument/2006/math" xmlns:mc="http://schemas.openxmlformats.org/markup-compatibility/2006" xmlns:mo="http://schemas.microsoft.com/office/mac/office/2008/main" xmlns:mv="urn:schemas-microsoft-com:mac:vml" xmlns:o="urn:schemas-microsoft-com:office:office" xmlns:r="http://schemas.openxmlformats.org/officeDocument/2006/relationships" xmlns:v="urn:schemas-microsoft-com:vml" xmlns:w10="urn:schemas-microsoft-com:office:word" xmlns:w14="http://schemas.microsoft.com/office/word/2010/wordml" xmlns:w="http://schemas.openxmlformats.org/wordprocessingml/2006/main" xmlns:wne="http://schemas.microsoft.com/office/word/2006/wordml" xmlns:wp14="http://schemas.microsoft.com/office/word/2010/wordprocessingDrawing" xmlns:wp="http://schemas.openxmlformats.org/drawingml/2006/wordprocessingDrawing" xmlns:wpc="http://schemas.microsoft.com/office/word/2010/wordprocessingCanvas" xmlns:wpg="http://schemas.microsoft.com/office/word/2010/wordprocessingGroup" xmlns:wpi="http://schemas.microsoft.com/office/word/2010/wordprocessingInk" xmlns:wps="http://schemas.microsoft.com/office/word/2010/wordprocessingShape" mc:Ignorable="w14 wp14">
+<w:hdr xmlns:mc="http://schemas.openxmlformats.org/markup-compatibility/2006" xmlns:w="http://schemas.openxmlformats.org/wordprocessingml/2006/main" xmlns:m="http://schemas.openxmlformats.org/officeDocument/2006/math" xmlns:mo="http://schemas.microsoft.com/office/mac/office/2008/main" xmlns:mv="urn:schemas-microsoft-com:mac:vml" xmlns:o="urn:schemas-microsoft-com:office:office" xmlns:r="http://schemas.openxmlformats.org/officeDocument/2006/relationships" xmlns:v="urn:schemas-microsoft-com:vml" xmlns:w10="urn:schemas-microsoft-com:office:word" xmlns:w14="http://schemas.microsoft.com/office/word/2010/wordml" xmlns:wne="http://schemas.microsoft.com/office/word/2006/wordml" xmlns:wp14="http://schemas.microsoft.com/office/word/2010/wordprocessingDrawing" xmlns:wp="http://schemas.openxmlformats.org/drawingml/2006/wordprocessingDrawing" xmlns:wpc="http://schemas.microsoft.com/office/word/2010/wordprocessingCanvas" xmlns:wpg="http://schemas.microsoft.com/office/word/2010/wordprocessingGroup" xmlns:wpi="http://schemas.microsoft.com/office/word/2010/wordprocessingInk" xmlns:wps="http://schemas.microsoft.com/office/word/2010/wordprocessingShape" mc:Ignorable="w14 wp14">
   <w:p>
     <w:pPr>
       <w:pStyle w:val="Header"/>
@@ -2255,7 +2457,7 @@
     </w:pPr>
     <w:r>
       <w:rPr>
-        <w:rFonts w:ascii="Times New Roman" w:hAnsi="Times New Roman"/>
+        <w:rFonts w:ascii="Times New Roman" w:hAnsi="Times New Roman" w:eastAsia="黑体"/>
         <w:sz w:val="18"/>
         <w:rFonts w:eastAsia="黑体"/>
         <w:rFonts w:eastAsia="黑体"/>
@@ -2267,7 +2469,7 @@
 </file>
 
 <file path=word/numbering.xml><?xml version="1.0" encoding="utf-8"?>
-<w:numbering xmlns:m="http://schemas.openxmlformats.org/officeDocument/2006/math" xmlns:mc="http://schemas.openxmlformats.org/markup-compatibility/2006" xmlns:mo="http://schemas.microsoft.com/office/mac/office/2008/main" xmlns:mv="urn:schemas-microsoft-com:mac:vml" xmlns:o="urn:schemas-microsoft-com:office:office" xmlns:r="http://schemas.openxmlformats.org/officeDocument/2006/relationships" xmlns:v="urn:schemas-microsoft-com:vml" xmlns:w="http://schemas.openxmlformats.org/wordprocessingml/2006/main" xmlns:w10="urn:schemas-microsoft-com:office:word" xmlns:w14="http://schemas.microsoft.com/office/word/2010/wordml" xmlns:wne="http://schemas.microsoft.com/office/word/2006/wordml" xmlns:wp="http://schemas.openxmlformats.org/drawingml/2006/wordprocessingDrawing" xmlns:wp14="http://schemas.microsoft.com/office/word/2010/wordprocessingDrawing" xmlns:wpc="http://schemas.microsoft.com/office/word/2010/wordprocessingCanvas" xmlns:wpg="http://schemas.microsoft.com/office/word/2010/wordprocessingGroup" xmlns:wpi="http://schemas.microsoft.com/office/word/2010/wordprocessingInk" xmlns:wps="http://schemas.microsoft.com/office/word/2010/wordprocessingShape" mc:Ignorable="w14 wp14">
+<w:numbering xmlns:mc="http://schemas.openxmlformats.org/markup-compatibility/2006" xmlns:w="http://schemas.openxmlformats.org/wordprocessingml/2006/main" xmlns:m="http://schemas.openxmlformats.org/officeDocument/2006/math" xmlns:mo="http://schemas.microsoft.com/office/mac/office/2008/main" xmlns:mv="urn:schemas-microsoft-com:mac:vml" xmlns:o="urn:schemas-microsoft-com:office:office" xmlns:r="http://schemas.openxmlformats.org/officeDocument/2006/relationships" xmlns:v="urn:schemas-microsoft-com:vml" xmlns:w10="urn:schemas-microsoft-com:office:word" xmlns:w14="http://schemas.microsoft.com/office/word/2010/wordml" xmlns:wne="http://schemas.microsoft.com/office/word/2006/wordml" xmlns:wp="http://schemas.openxmlformats.org/drawingml/2006/wordprocessingDrawing" xmlns:wp14="http://schemas.microsoft.com/office/word/2010/wordprocessingDrawing" xmlns:wpc="http://schemas.microsoft.com/office/word/2010/wordprocessingCanvas" xmlns:wpg="http://schemas.microsoft.com/office/word/2010/wordprocessingGroup" xmlns:wpi="http://schemas.microsoft.com/office/word/2010/wordprocessingInk" xmlns:wps="http://schemas.microsoft.com/office/word/2010/wordprocessingShape" mc:Ignorable="w14 wp14">
   <w:abstractNum w:abstractNumId="0">
     <w:nsid w:val="FFFFFF7C"/>
     <w:multiLevelType w:val="singleLevel"/>
@@ -2354,7 +2556,7 @@
         <w:ind w:hanging="360" w:left="1440"/>
       </w:pPr>
       <w:rPr>
-        <w:rFonts w:ascii="Symbol" w:hAnsi="Symbol" w:hint="default"/>
+        <w:rFonts w:ascii="Symbol" w:hAnsi="Symbol" w:hint="default" w:eastAsia="黑体"/>
       </w:rPr>
     </w:lvl>
   </w:abstractNum>
@@ -2375,7 +2577,7 @@
         <w:ind w:hanging="360" w:left="1080"/>
       </w:pPr>
       <w:rPr>
-        <w:rFonts w:ascii="Symbol" w:hAnsi="Symbol" w:hint="default"/>
+        <w:rFonts w:ascii="Symbol" w:hAnsi="Symbol" w:hint="default" w:eastAsia="黑体"/>
       </w:rPr>
     </w:lvl>
   </w:abstractNum>
@@ -2396,7 +2598,7 @@
         <w:ind w:hanging="360" w:left="720"/>
       </w:pPr>
       <w:rPr>
-        <w:rFonts w:ascii="Symbol" w:hAnsi="Symbol" w:hint="default"/>
+        <w:rFonts w:ascii="Symbol" w:hAnsi="Symbol" w:hint="default" w:eastAsia="黑体"/>
       </w:rPr>
     </w:lvl>
   </w:abstractNum>
@@ -2435,7 +2637,7 @@
         <w:ind w:hanging="360" w:left="360"/>
       </w:pPr>
       <w:rPr>
-        <w:rFonts w:ascii="Symbol" w:hAnsi="Symbol" w:hint="default"/>
+        <w:rFonts w:ascii="Symbol" w:hAnsi="Symbol" w:hint="default" w:eastAsia="黑体"/>
       </w:rPr>
     </w:lvl>
   </w:abstractNum>
@@ -2526,7 +2728,7 @@
         <w:ind w:left="720" w:hanging="360"/>
       </w:pPr>
       <w:rPr>
-        <w:rFonts w:ascii="Symbol" w:hAnsi="Symbol" w:cs="Symbol" w:hint="default"/>
+        <w:rFonts w:ascii="Symbol" w:hAnsi="Symbol" w:cs="Symbol" w:hint="default" w:eastAsia="黑体"/>
       </w:rPr>
     </w:lvl>
     <w:lvl w:ilvl="1">
@@ -2537,7 +2739,7 @@
         <w:ind w:left="1440" w:hanging="360"/>
       </w:pPr>
       <w:rPr>
-        <w:rFonts w:ascii="Courier New" w:hAnsi="Courier New" w:cs="Courier New" w:hint="default"/>
+        <w:rFonts w:ascii="Courier New" w:hAnsi="Courier New" w:cs="Courier New" w:hint="default" w:eastAsia="黑体"/>
       </w:rPr>
     </w:lvl>
     <w:lvl w:ilvl="2">
@@ -2548,7 +2750,7 @@
         <w:ind w:left="2160" w:hanging="360"/>
       </w:pPr>
       <w:rPr>
-        <w:rFonts w:ascii="Wingdings" w:hAnsi="Wingdings" w:cs="Wingdings" w:hint="default"/>
+        <w:rFonts w:ascii="Wingdings" w:hAnsi="Wingdings" w:cs="Wingdings" w:hint="default" w:eastAsia="黑体"/>
       </w:rPr>
     </w:lvl>
     <w:lvl w:ilvl="3">
@@ -2559,7 +2761,7 @@
         <w:ind w:left="2880" w:hanging="360"/>
       </w:pPr>
       <w:rPr>
-        <w:rFonts w:ascii="Symbol" w:hAnsi="Symbol" w:cs="Symbol" w:hint="default"/>
+        <w:rFonts w:ascii="Symbol" w:hAnsi="Symbol" w:cs="Symbol" w:hint="default" w:eastAsia="黑体"/>
       </w:rPr>
     </w:lvl>
     <w:lvl w:ilvl="4">
@@ -2570,7 +2772,7 @@
         <w:ind w:left="3600" w:hanging="360"/>
       </w:pPr>
       <w:rPr>
-        <w:rFonts w:ascii="Courier New" w:hAnsi="Courier New" w:cs="Courier New" w:hint="default"/>
+        <w:rFonts w:ascii="Courier New" w:hAnsi="Courier New" w:cs="Courier New" w:hint="default" w:eastAsia="黑体"/>
       </w:rPr>
     </w:lvl>
     <w:lvl w:ilvl="5">
@@ -2581,7 +2783,7 @@
         <w:ind w:left="4320" w:hanging="360"/>
       </w:pPr>
       <w:rPr>
-        <w:rFonts w:ascii="Wingdings" w:hAnsi="Wingdings" w:cs="Wingdings" w:hint="default"/>
+        <w:rFonts w:ascii="Wingdings" w:hAnsi="Wingdings" w:cs="Wingdings" w:hint="default" w:eastAsia="黑体"/>
       </w:rPr>
     </w:lvl>
     <w:lvl w:ilvl="6">
@@ -2592,7 +2794,7 @@
         <w:ind w:left="5040" w:hanging="360"/>
       </w:pPr>
       <w:rPr>
-        <w:rFonts w:ascii="Symbol" w:hAnsi="Symbol" w:cs="Symbol" w:hint="default"/>
+        <w:rFonts w:ascii="Symbol" w:hAnsi="Symbol" w:cs="Symbol" w:hint="default" w:eastAsia="黑体"/>
       </w:rPr>
     </w:lvl>
     <w:lvl w:ilvl="7">
@@ -2603,7 +2805,7 @@
         <w:ind w:left="5760" w:hanging="360"/>
       </w:pPr>
       <w:rPr>
-        <w:rFonts w:ascii="Courier New" w:hAnsi="Courier New" w:cs="Courier New" w:hint="default"/>
+        <w:rFonts w:ascii="Courier New" w:hAnsi="Courier New" w:cs="Courier New" w:hint="default" w:eastAsia="黑体"/>
       </w:rPr>
     </w:lvl>
     <w:lvl w:ilvl="8">
@@ -2614,7 +2816,7 @@
         <w:ind w:left="6480" w:hanging="360"/>
       </w:pPr>
       <w:rPr>
-        <w:rFonts w:ascii="Wingdings" w:hAnsi="Wingdings" w:cs="Wingdings" w:hint="default"/>
+        <w:rFonts w:ascii="Wingdings" w:hAnsi="Wingdings" w:cs="Wingdings" w:hint="default" w:eastAsia="黑体"/>
       </w:rPr>
     </w:lvl>
   </w:abstractNum>
@@ -2670,11 +2872,11 @@
 </file>
 
 <file path=word/styles.xml><?xml version="1.0" encoding="utf-8"?>
-<w:styles xmlns:mc="http://schemas.openxmlformats.org/markup-compatibility/2006" xmlns:r="http://schemas.openxmlformats.org/officeDocument/2006/relationships" xmlns:w="http://schemas.openxmlformats.org/wordprocessingml/2006/main" xmlns:w14="http://schemas.microsoft.com/office/word/2010/wordml" mc:Ignorable="w14">
+<w:styles xmlns:mc="http://schemas.openxmlformats.org/markup-compatibility/2006" xmlns:w="http://schemas.openxmlformats.org/wordprocessingml/2006/main" xmlns:r="http://schemas.openxmlformats.org/officeDocument/2006/relationships" xmlns:w14="http://schemas.microsoft.com/office/word/2010/wordml" mc:Ignorable="w14">
   <w:docDefaults>
     <w:rPrDefault>
       <w:rPr>
-        <w:rFonts w:asciiTheme="minorHAnsi" w:cstheme="minorBidi" w:eastAsiaTheme="minorEastAsia" w:hAnsiTheme="minorHAnsi"/>
+        <w:rFonts w:asciiTheme="minorHAnsi" w:cstheme="minorBidi" w:hAnsiTheme="minorHAnsi" w:eastAsia="黑体"/>
         <w:sz w:val="22"/>
         <w:szCs w:val="22"/>
         <w:lang w:bidi="ar-SA" w:eastAsia="en-US" w:val="en-US"/>
@@ -2896,7 +3098,7 @@
       <w:outlineLvl w:val="0"/>
     </w:pPr>
     <w:rPr>
-      <w:rFonts w:ascii="Times New Roman" w:asciiTheme="majorHAnsi" w:cstheme="majorBidi" w:eastAsia="黑体" w:eastAsiaTheme="majorEastAsia" w:hAnsi="Times New Roman" w:hAnsiTheme="majorHAnsi"/>
+      <w:rFonts w:ascii="Times New Roman" w:asciiTheme="majorHAnsi" w:cstheme="majorBidi" w:eastAsia="黑体" w:hAnsi="Times New Roman" w:hAnsiTheme="majorHAnsi"/>
       <w:b/>
       <w:bCs/>
       <w:color w:val="1F3864"/>
@@ -2920,7 +3122,7 @@
       <w:outlineLvl w:val="1"/>
     </w:pPr>
     <w:rPr>
-      <w:rFonts w:ascii="Times New Roman" w:asciiTheme="majorHAnsi" w:cstheme="majorBidi" w:eastAsia="黑体" w:eastAsiaTheme="majorEastAsia" w:hAnsi="Times New Roman" w:hAnsiTheme="majorHAnsi"/>
+      <w:rFonts w:ascii="Times New Roman" w:asciiTheme="majorHAnsi" w:cstheme="majorBidi" w:eastAsia="黑体" w:hAnsi="Times New Roman" w:hAnsiTheme="majorHAnsi"/>
       <w:b/>
       <w:bCs/>
       <w:color w:val="2E4E7E"/>
@@ -2944,7 +3146,7 @@
       <w:outlineLvl w:val="2"/>
     </w:pPr>
     <w:rPr>
-      <w:rFonts w:ascii="Times New Roman" w:asciiTheme="majorHAnsi" w:cstheme="majorBidi" w:eastAsia="黑体" w:eastAsiaTheme="majorEastAsia" w:hAnsi="Times New Roman" w:hAnsiTheme="majorHAnsi"/>
+      <w:rFonts w:ascii="Times New Roman" w:asciiTheme="majorHAnsi" w:cstheme="majorBidi" w:eastAsia="黑体" w:hAnsi="Times New Roman" w:hAnsiTheme="majorHAnsi"/>
       <w:b/>
       <w:bCs/>
       <w:color w:val="2E4E7E"/>
@@ -2968,7 +3170,7 @@
       <w:outlineLvl w:val="3"/>
     </w:pPr>
     <w:rPr>
-      <w:rFonts w:ascii="Times New Roman" w:asciiTheme="majorHAnsi" w:cstheme="majorBidi" w:eastAsia="黑体" w:eastAsiaTheme="majorEastAsia" w:hAnsi="Times New Roman" w:hAnsiTheme="majorHAnsi"/>
+      <w:rFonts w:ascii="Times New Roman" w:asciiTheme="majorHAnsi" w:cstheme="majorBidi" w:eastAsia="黑体" w:hAnsi="Times New Roman" w:hAnsiTheme="majorHAnsi"/>
       <w:b/>
       <w:bCs/>
       <w:i/>
@@ -2994,7 +3196,7 @@
       <w:outlineLvl w:val="4"/>
     </w:pPr>
     <w:rPr>
-      <w:rFonts w:ascii="Times New Roman" w:asciiTheme="majorHAnsi" w:cstheme="majorBidi" w:eastAsia="黑体" w:eastAsiaTheme="majorEastAsia" w:hAnsi="Times New Roman" w:hAnsiTheme="majorHAnsi"/>
+      <w:rFonts w:ascii="Times New Roman" w:asciiTheme="majorHAnsi" w:cstheme="majorBidi" w:eastAsia="黑体" w:hAnsi="Times New Roman" w:hAnsiTheme="majorHAnsi"/>
       <w:b/>
       <w:color w:val="333333"/>
       <w:sz w:val="22"/>
@@ -3017,7 +3219,7 @@
       <w:outlineLvl w:val="5"/>
     </w:pPr>
     <w:rPr>
-      <w:rFonts w:asciiTheme="majorHAnsi" w:cstheme="majorBidi" w:eastAsiaTheme="majorEastAsia" w:hAnsiTheme="majorHAnsi"/>
+      <w:rFonts w:asciiTheme="majorHAnsi" w:cstheme="majorBidi" w:hAnsiTheme="majorHAnsi" w:eastAsia="黑体"/>
       <w:i/>
       <w:iCs/>
       <w:color w:themeColor="accent1" w:themeShade="7F" w:val="243F60"/>
@@ -3040,7 +3242,7 @@
       <w:outlineLvl w:val="6"/>
     </w:pPr>
     <w:rPr>
-      <w:rFonts w:asciiTheme="majorHAnsi" w:cstheme="majorBidi" w:eastAsiaTheme="majorEastAsia" w:hAnsiTheme="majorHAnsi"/>
+      <w:rFonts w:asciiTheme="majorHAnsi" w:cstheme="majorBidi" w:hAnsiTheme="majorHAnsi" w:eastAsia="黑体"/>
       <w:i/>
       <w:iCs/>
       <w:color w:themeColor="text1" w:themeTint="BF" w:val="404040"/>
@@ -3063,7 +3265,7 @@
       <w:outlineLvl w:val="7"/>
     </w:pPr>
     <w:rPr>
-      <w:rFonts w:asciiTheme="majorHAnsi" w:cstheme="majorBidi" w:eastAsiaTheme="majorEastAsia" w:hAnsiTheme="majorHAnsi"/>
+      <w:rFonts w:asciiTheme="majorHAnsi" w:cstheme="majorBidi" w:hAnsiTheme="majorHAnsi" w:eastAsia="黑体"/>
       <w:color w:themeColor="accent1" w:val="4F81BD"/>
       <w:sz w:val="20"/>
       <w:szCs w:val="20"/>
@@ -3086,7 +3288,7 @@
       <w:outlineLvl w:val="8"/>
     </w:pPr>
     <w:rPr>
-      <w:rFonts w:asciiTheme="majorHAnsi" w:cstheme="majorBidi" w:eastAsiaTheme="majorEastAsia" w:hAnsiTheme="majorHAnsi"/>
+      <w:rFonts w:asciiTheme="majorHAnsi" w:cstheme="majorBidi" w:hAnsiTheme="majorHAnsi" w:eastAsia="黑体"/>
       <w:i/>
       <w:iCs/>
       <w:color w:themeColor="text1" w:themeTint="BF" w:val="404040"/>
@@ -3137,7 +3339,7 @@
     <w:uiPriority w:val="9"/>
     <w:rsid w:val="00FC693F"/>
     <w:rPr>
-      <w:rFonts w:asciiTheme="majorHAnsi" w:cstheme="majorBidi" w:eastAsiaTheme="majorEastAsia" w:hAnsiTheme="majorHAnsi"/>
+      <w:rFonts w:asciiTheme="majorHAnsi" w:cstheme="majorBidi" w:hAnsiTheme="majorHAnsi" w:eastAsia="黑体"/>
       <w:b/>
       <w:bCs/>
       <w:color w:themeColor="accent1" w:themeShade="BF" w:val="365F91"/>
@@ -3152,7 +3354,7 @@
     <w:uiPriority w:val="9"/>
     <w:rsid w:val="00FC693F"/>
     <w:rPr>
-      <w:rFonts w:asciiTheme="majorHAnsi" w:cstheme="majorBidi" w:eastAsiaTheme="majorEastAsia" w:hAnsiTheme="majorHAnsi"/>
+      <w:rFonts w:asciiTheme="majorHAnsi" w:cstheme="majorBidi" w:hAnsiTheme="majorHAnsi" w:eastAsia="黑体"/>
       <w:b/>
       <w:bCs/>
       <w:color w:themeColor="accent1" w:val="4F81BD"/>
@@ -3167,7 +3369,7 @@
     <w:uiPriority w:val="9"/>
     <w:rsid w:val="00FC693F"/>
     <w:rPr>
-      <w:rFonts w:asciiTheme="majorHAnsi" w:cstheme="majorBidi" w:eastAsiaTheme="majorEastAsia" w:hAnsiTheme="majorHAnsi"/>
+      <w:rFonts w:asciiTheme="majorHAnsi" w:cstheme="majorBidi" w:hAnsiTheme="majorHAnsi" w:eastAsia="黑体"/>
       <w:b/>
       <w:bCs/>
       <w:color w:themeColor="accent1" w:val="4F81BD"/>
@@ -3190,7 +3392,7 @@
       <w:contextualSpacing/>
     </w:pPr>
     <w:rPr>
-      <w:rFonts w:ascii="Times New Roman" w:asciiTheme="majorHAnsi" w:cstheme="majorBidi" w:eastAsia="黑体" w:eastAsiaTheme="majorEastAsia" w:hAnsi="Times New Roman" w:hAnsiTheme="majorHAnsi"/>
+      <w:rFonts w:ascii="Times New Roman" w:asciiTheme="majorHAnsi" w:cstheme="majorBidi" w:eastAsia="黑体" w:hAnsi="Times New Roman" w:hAnsiTheme="majorHAnsi"/>
       <w:b/>
       <w:color w:val="1F3864"/>
       <w:spacing w:val="5"/>
@@ -3206,7 +3408,7 @@
     <w:uiPriority w:val="10"/>
     <w:rsid w:val="00FC693F"/>
     <w:rPr>
-      <w:rFonts w:asciiTheme="majorHAnsi" w:cstheme="majorBidi" w:eastAsiaTheme="majorEastAsia" w:hAnsiTheme="majorHAnsi"/>
+      <w:rFonts w:asciiTheme="majorHAnsi" w:cstheme="majorBidi" w:hAnsiTheme="majorHAnsi" w:eastAsia="黑体"/>
       <w:color w:themeColor="text2" w:themeShade="BF" w:val="17365D"/>
       <w:spacing w:val="5"/>
       <w:kern w:val="28"/>
@@ -3228,7 +3430,7 @@
       </w:numPr>
     </w:pPr>
     <w:rPr>
-      <w:rFonts w:asciiTheme="majorHAnsi" w:cstheme="majorBidi" w:eastAsiaTheme="majorEastAsia" w:hAnsiTheme="majorHAnsi"/>
+      <w:rFonts w:asciiTheme="majorHAnsi" w:cstheme="majorBidi" w:hAnsiTheme="majorHAnsi" w:eastAsia="黑体"/>
       <w:i/>
       <w:iCs/>
       <w:color w:themeColor="accent1" w:val="4F81BD"/>
@@ -3244,7 +3446,7 @@
     <w:uiPriority w:val="11"/>
     <w:rsid w:val="00FC693F"/>
     <w:rPr>
-      <w:rFonts w:asciiTheme="majorHAnsi" w:cstheme="majorBidi" w:eastAsiaTheme="majorEastAsia" w:hAnsiTheme="majorHAnsi"/>
+      <w:rFonts w:asciiTheme="majorHAnsi" w:cstheme="majorBidi" w:hAnsiTheme="majorHAnsi" w:eastAsia="黑体"/>
       <w:i/>
       <w:iCs/>
       <w:color w:themeColor="accent1" w:val="4F81BD"/>
@@ -3311,6 +3513,7 @@
       <w:spacing w:after="120"/>
     </w:pPr>
     <w:rPr>
+      <w:rFonts w:eastAsia="黑体"/>
       <w:sz w:val="16"/>
       <w:szCs w:val="16"/>
     </w:rPr>
@@ -3322,6 +3525,7 @@
     <w:uiPriority w:val="99"/>
     <w:rsid w:val="00AA1D8D"/>
     <w:rPr>
+      <w:rFonts w:eastAsia="黑体"/>
       <w:sz w:val="16"/>
       <w:szCs w:val="16"/>
     </w:rPr>
@@ -3491,7 +3695,7 @@
       </w:tabs>
     </w:pPr>
     <w:rPr>
-      <w:rFonts w:ascii="Courier" w:hAnsi="Courier"/>
+      <w:rFonts w:ascii="Courier" w:hAnsi="Courier" w:eastAsia="黑体"/>
       <w:sz w:val="20"/>
       <w:szCs w:val="20"/>
     </w:rPr>
@@ -3503,7 +3707,7 @@
     <w:uiPriority w:val="99"/>
     <w:rsid w:val="0029639D"/>
     <w:rPr>
-      <w:rFonts w:ascii="Courier" w:hAnsi="Courier"/>
+      <w:rFonts w:ascii="Courier" w:hAnsi="Courier" w:eastAsia="黑体"/>
       <w:sz w:val="20"/>
       <w:szCs w:val="20"/>
     </w:rPr>
@@ -3539,6 +3743,7 @@
     <w:uiPriority w:val="29"/>
     <w:rsid w:val="00FC693F"/>
     <w:rPr>
+      <w:rFonts w:eastAsia="黑体"/>
       <w:i/>
       <w:iCs/>
       <w:color w:themeColor="text1" w:val="000000"/>
@@ -3552,7 +3757,7 @@
     <w:semiHidden/>
     <w:rsid w:val="00FC693F"/>
     <w:rPr>
-      <w:rFonts w:asciiTheme="majorHAnsi" w:cstheme="majorBidi" w:eastAsiaTheme="majorEastAsia" w:hAnsiTheme="majorHAnsi"/>
+      <w:rFonts w:asciiTheme="majorHAnsi" w:cstheme="majorBidi" w:hAnsiTheme="majorHAnsi" w:eastAsia="黑体"/>
       <w:b/>
       <w:bCs/>
       <w:i/>
@@ -3568,7 +3773,7 @@
     <w:semiHidden/>
     <w:rsid w:val="00FC693F"/>
     <w:rPr>
-      <w:rFonts w:asciiTheme="majorHAnsi" w:cstheme="majorBidi" w:eastAsiaTheme="majorEastAsia" w:hAnsiTheme="majorHAnsi"/>
+      <w:rFonts w:asciiTheme="majorHAnsi" w:cstheme="majorBidi" w:hAnsiTheme="majorHAnsi" w:eastAsia="黑体"/>
       <w:color w:themeColor="accent1" w:themeShade="7F" w:val="243F60"/>
     </w:rPr>
   </w:style>
@@ -3580,7 +3785,7 @@
     <w:semiHidden/>
     <w:rsid w:val="00FC693F"/>
     <w:rPr>
-      <w:rFonts w:asciiTheme="majorHAnsi" w:cstheme="majorBidi" w:eastAsiaTheme="majorEastAsia" w:hAnsiTheme="majorHAnsi"/>
+      <w:rFonts w:asciiTheme="majorHAnsi" w:cstheme="majorBidi" w:hAnsiTheme="majorHAnsi" w:eastAsia="黑体"/>
       <w:i/>
       <w:iCs/>
       <w:color w:themeColor="accent1" w:themeShade="7F" w:val="243F60"/>
@@ -3594,7 +3799,7 @@
     <w:semiHidden/>
     <w:rsid w:val="00FC693F"/>
     <w:rPr>
-      <w:rFonts w:asciiTheme="majorHAnsi" w:cstheme="majorBidi" w:eastAsiaTheme="majorEastAsia" w:hAnsiTheme="majorHAnsi"/>
+      <w:rFonts w:asciiTheme="majorHAnsi" w:cstheme="majorBidi" w:hAnsiTheme="majorHAnsi" w:eastAsia="黑体"/>
       <w:i/>
       <w:iCs/>
       <w:color w:themeColor="text1" w:themeTint="BF" w:val="404040"/>
@@ -3608,7 +3813,7 @@
     <w:semiHidden/>
     <w:rsid w:val="00FC693F"/>
     <w:rPr>
-      <w:rFonts w:asciiTheme="majorHAnsi" w:cstheme="majorBidi" w:eastAsiaTheme="majorEastAsia" w:hAnsiTheme="majorHAnsi"/>
+      <w:rFonts w:asciiTheme="majorHAnsi" w:cstheme="majorBidi" w:hAnsiTheme="majorHAnsi" w:eastAsia="黑体"/>
       <w:color w:themeColor="accent1" w:val="4F81BD"/>
       <w:sz w:val="20"/>
       <w:szCs w:val="20"/>
@@ -3622,7 +3827,7 @@
     <w:semiHidden/>
     <w:rsid w:val="00FC693F"/>
     <w:rPr>
-      <w:rFonts w:asciiTheme="majorHAnsi" w:cstheme="majorBidi" w:eastAsiaTheme="majorEastAsia" w:hAnsiTheme="majorHAnsi"/>
+      <w:rFonts w:asciiTheme="majorHAnsi" w:cstheme="majorBidi" w:hAnsiTheme="majorHAnsi" w:eastAsia="黑体"/>
       <w:i/>
       <w:iCs/>
       <w:color w:themeColor="text1" w:themeTint="BF" w:val="404040"/>
@@ -3643,6 +3848,7 @@
       <w:spacing w:line="240" w:lineRule="auto"/>
     </w:pPr>
     <w:rPr>
+      <w:rFonts w:eastAsia="黑体"/>
       <w:b/>
       <w:bCs/>
       <w:color w:themeColor="accent1" w:val="4F81BD"/>
@@ -3657,6 +3863,7 @@
     <w:qFormat/>
     <w:rsid w:val="00FC693F"/>
     <w:rPr>
+      <w:rFonts w:eastAsia="黑体"/>
       <w:b/>
       <w:bCs/>
     </w:rPr>
@@ -3668,6 +3875,7 @@
     <w:qFormat/>
     <w:rsid w:val="00FC693F"/>
     <w:rPr>
+      <w:rFonts w:eastAsia="黑体"/>
       <w:i/>
       <w:iCs/>
     </w:rPr>
@@ -3688,6 +3896,7 @@
       <w:ind w:left="936" w:right="936"/>
     </w:pPr>
     <w:rPr>
+      <w:rFonts w:eastAsia="黑体"/>
       <w:b/>
       <w:bCs/>
       <w:i/>
@@ -3702,6 +3911,7 @@
     <w:uiPriority w:val="30"/>
     <w:rsid w:val="00FC693F"/>
     <w:rPr>
+      <w:rFonts w:eastAsia="黑体"/>
       <w:b/>
       <w:bCs/>
       <w:i/>
@@ -3716,6 +3926,7 @@
     <w:qFormat/>
     <w:rsid w:val="00FC693F"/>
     <w:rPr>
+      <w:rFonts w:eastAsia="黑体"/>
       <w:i/>
       <w:iCs/>
       <w:color w:themeColor="text1" w:themeTint="7F" w:val="808080"/>
@@ -3728,6 +3939,7 @@
     <w:qFormat/>
     <w:rsid w:val="00FC693F"/>
     <w:rPr>
+      <w:rFonts w:eastAsia="黑体"/>
       <w:b/>
       <w:bCs/>
       <w:i/>
@@ -3742,6 +3954,7 @@
     <w:qFormat/>
     <w:rsid w:val="00FC693F"/>
     <w:rPr>
+      <w:rFonts w:eastAsia="黑体"/>
       <w:smallCaps/>
       <w:color w:themeColor="accent2" w:val="C0504D"/>
       <w:u w:val="single"/>
@@ -3754,6 +3967,7 @@
     <w:qFormat/>
     <w:rsid w:val="00FC693F"/>
     <w:rPr>
+      <w:rFonts w:eastAsia="黑体"/>
       <w:b/>
       <w:bCs/>
       <w:smallCaps/>
@@ -3769,6 +3983,7 @@
     <w:qFormat/>
     <w:rsid w:val="00FC693F"/>
     <w:rPr>
+      <w:rFonts w:eastAsia="黑体"/>
       <w:b/>
       <w:bCs/>
       <w:smallCaps/>
@@ -3823,6 +4038,7 @@
       <w:spacing w:after="0" w:line="240" w:lineRule="auto"/>
     </w:pPr>
     <w:rPr>
+      <w:rFonts w:eastAsia="黑体"/>
       <w:color w:themeColor="text1" w:themeShade="BF" w:val="000000"/>
     </w:rPr>
     <w:tblPr>
@@ -3845,6 +4061,7 @@
         <w:spacing w:after="0" w:before="0" w:line="240" w:lineRule="auto"/>
       </w:pPr>
       <w:rPr>
+        <w:rFonts w:eastAsia="黑体"/>
         <w:b/>
         <w:bCs/>
       </w:rPr>
@@ -3865,6 +4082,7 @@
         <w:spacing w:after="0" w:before="0" w:line="240" w:lineRule="auto"/>
       </w:pPr>
       <w:rPr>
+        <w:rFonts w:eastAsia="黑体"/>
         <w:b/>
         <w:bCs/>
       </w:rPr>
@@ -3882,12 +4100,14 @@
     </w:tblStylePr>
     <w:tblStylePr w:type="firstCol">
       <w:rPr>
+        <w:rFonts w:eastAsia="黑体"/>
         <w:b/>
         <w:bCs/>
       </w:rPr>
     </w:tblStylePr>
     <w:tblStylePr w:type="lastCol">
       <w:rPr>
+        <w:rFonts w:eastAsia="黑体"/>
         <w:b/>
         <w:bCs/>
       </w:rPr>
@@ -3926,6 +4146,7 @@
       <w:spacing w:after="0" w:line="240" w:lineRule="auto"/>
     </w:pPr>
     <w:rPr>
+      <w:rFonts w:eastAsia="黑体"/>
       <w:color w:themeColor="accent1" w:themeShade="BF" w:val="365F91"/>
     </w:rPr>
     <w:tblPr>
@@ -3948,6 +4169,7 @@
         <w:spacing w:after="0" w:before="0" w:line="240" w:lineRule="auto"/>
       </w:pPr>
       <w:rPr>
+        <w:rFonts w:eastAsia="黑体"/>
         <w:b/>
         <w:bCs/>
       </w:rPr>
@@ -3968,6 +4190,7 @@
         <w:spacing w:after="0" w:before="0" w:line="240" w:lineRule="auto"/>
       </w:pPr>
       <w:rPr>
+        <w:rFonts w:eastAsia="黑体"/>
         <w:b/>
         <w:bCs/>
       </w:rPr>
@@ -3985,12 +4208,14 @@
     </w:tblStylePr>
     <w:tblStylePr w:type="firstCol">
       <w:rPr>
+        <w:rFonts w:eastAsia="黑体"/>
         <w:b/>
         <w:bCs/>
       </w:rPr>
     </w:tblStylePr>
     <w:tblStylePr w:type="lastCol">
       <w:rPr>
+        <w:rFonts w:eastAsia="黑体"/>
         <w:b/>
         <w:bCs/>
       </w:rPr>
@@ -4029,6 +4254,7 @@
       <w:spacing w:after="0" w:line="240" w:lineRule="auto"/>
     </w:pPr>
     <w:rPr>
+      <w:rFonts w:eastAsia="黑体"/>
       <w:color w:themeColor="accent2" w:themeShade="BF" w:val="943634"/>
     </w:rPr>
     <w:tblPr>
@@ -4051,6 +4277,7 @@
         <w:spacing w:after="0" w:before="0" w:line="240" w:lineRule="auto"/>
       </w:pPr>
       <w:rPr>
+        <w:rFonts w:eastAsia="黑体"/>
         <w:b/>
         <w:bCs/>
       </w:rPr>
@@ -4071,6 +4298,7 @@
         <w:spacing w:after="0" w:before="0" w:line="240" w:lineRule="auto"/>
       </w:pPr>
       <w:rPr>
+        <w:rFonts w:eastAsia="黑体"/>
         <w:b/>
         <w:bCs/>
       </w:rPr>
@@ -4088,12 +4316,14 @@
     </w:tblStylePr>
     <w:tblStylePr w:type="firstCol">
       <w:rPr>
+        <w:rFonts w:eastAsia="黑体"/>
         <w:b/>
         <w:bCs/>
       </w:rPr>
     </w:tblStylePr>
     <w:tblStylePr w:type="lastCol">
       <w:rPr>
+        <w:rFonts w:eastAsia="黑体"/>
         <w:b/>
         <w:bCs/>
       </w:rPr>
@@ -4132,6 +4362,7 @@
       <w:spacing w:after="0" w:line="240" w:lineRule="auto"/>
     </w:pPr>
     <w:rPr>
+      <w:rFonts w:eastAsia="黑体"/>
       <w:color w:themeColor="accent3" w:themeShade="BF" w:val="76923C"/>
     </w:rPr>
     <w:tblPr>
@@ -4154,6 +4385,7 @@
         <w:spacing w:after="0" w:before="0" w:line="240" w:lineRule="auto"/>
       </w:pPr>
       <w:rPr>
+        <w:rFonts w:eastAsia="黑体"/>
         <w:b/>
         <w:bCs/>
       </w:rPr>
@@ -4174,6 +4406,7 @@
         <w:spacing w:after="0" w:before="0" w:line="240" w:lineRule="auto"/>
       </w:pPr>
       <w:rPr>
+        <w:rFonts w:eastAsia="黑体"/>
         <w:b/>
         <w:bCs/>
       </w:rPr>
@@ -4191,12 +4424,14 @@
     </w:tblStylePr>
     <w:tblStylePr w:type="firstCol">
       <w:rPr>
+        <w:rFonts w:eastAsia="黑体"/>
         <w:b/>
         <w:bCs/>
       </w:rPr>
     </w:tblStylePr>
     <w:tblStylePr w:type="lastCol">
       <w:rPr>
+        <w:rFonts w:eastAsia="黑体"/>
         <w:b/>
         <w:bCs/>
       </w:rPr>
@@ -4235,6 +4470,7 @@
       <w:spacing w:after="0" w:line="240" w:lineRule="auto"/>
     </w:pPr>
     <w:rPr>
+      <w:rFonts w:eastAsia="黑体"/>
       <w:color w:themeColor="accent4" w:themeShade="BF" w:val="5F497A"/>
     </w:rPr>
     <w:tblPr>
@@ -4257,6 +4493,7 @@
         <w:spacing w:after="0" w:before="0" w:line="240" w:lineRule="auto"/>
       </w:pPr>
       <w:rPr>
+        <w:rFonts w:eastAsia="黑体"/>
         <w:b/>
         <w:bCs/>
       </w:rPr>
@@ -4277,6 +4514,7 @@
         <w:spacing w:after="0" w:before="0" w:line="240" w:lineRule="auto"/>
       </w:pPr>
       <w:rPr>
+        <w:rFonts w:eastAsia="黑体"/>
         <w:b/>
         <w:bCs/>
       </w:rPr>
@@ -4294,12 +4532,14 @@
     </w:tblStylePr>
     <w:tblStylePr w:type="firstCol">
       <w:rPr>
+        <w:rFonts w:eastAsia="黑体"/>
         <w:b/>
         <w:bCs/>
       </w:rPr>
     </w:tblStylePr>
     <w:tblStylePr w:type="lastCol">
       <w:rPr>
+        <w:rFonts w:eastAsia="黑体"/>
         <w:b/>
         <w:bCs/>
       </w:rPr>
@@ -4338,6 +4578,7 @@
       <w:spacing w:after="0" w:line="240" w:lineRule="auto"/>
     </w:pPr>
     <w:rPr>
+      <w:rFonts w:eastAsia="黑体"/>
       <w:color w:themeColor="accent5" w:themeShade="BF" w:val="31849B"/>
     </w:rPr>
     <w:tblPr>
@@ -4360,6 +4601,7 @@
         <w:spacing w:after="0" w:before="0" w:line="240" w:lineRule="auto"/>
       </w:pPr>
       <w:rPr>
+        <w:rFonts w:eastAsia="黑体"/>
         <w:b/>
         <w:bCs/>
       </w:rPr>
@@ -4380,6 +4622,7 @@
         <w:spacing w:after="0" w:before="0" w:line="240" w:lineRule="auto"/>
       </w:pPr>
       <w:rPr>
+        <w:rFonts w:eastAsia="黑体"/>
         <w:b/>
         <w:bCs/>
       </w:rPr>
@@ -4397,12 +4640,14 @@
     </w:tblStylePr>
     <w:tblStylePr w:type="firstCol">
       <w:rPr>
+        <w:rFonts w:eastAsia="黑体"/>
         <w:b/>
         <w:bCs/>
       </w:rPr>
     </w:tblStylePr>
     <w:tblStylePr w:type="lastCol">
       <w:rPr>
+        <w:rFonts w:eastAsia="黑体"/>
         <w:b/>
         <w:bCs/>
       </w:rPr>
@@ -4441,6 +4686,7 @@
       <w:spacing w:after="0" w:line="240" w:lineRule="auto"/>
     </w:pPr>
     <w:rPr>
+      <w:rFonts w:eastAsia="黑体"/>
       <w:color w:themeColor="accent6" w:themeShade="BF" w:val="E36C0A"/>
     </w:rPr>
     <w:tblPr>
@@ -4463,6 +4709,7 @@
         <w:spacing w:after="0" w:before="0" w:line="240" w:lineRule="auto"/>
       </w:pPr>
       <w:rPr>
+        <w:rFonts w:eastAsia="黑体"/>
         <w:b/>
         <w:bCs/>
       </w:rPr>
@@ -4483,6 +4730,7 @@
         <w:spacing w:after="0" w:before="0" w:line="240" w:lineRule="auto"/>
       </w:pPr>
       <w:rPr>
+        <w:rFonts w:eastAsia="黑体"/>
         <w:b/>
         <w:bCs/>
       </w:rPr>
@@ -4500,12 +4748,14 @@
     </w:tblStylePr>
     <w:tblStylePr w:type="firstCol">
       <w:rPr>
+        <w:rFonts w:eastAsia="黑体"/>
         <w:b/>
         <w:bCs/>
       </w:rPr>
     </w:tblStylePr>
     <w:tblStylePr w:type="lastCol">
       <w:rPr>
+        <w:rFonts w:eastAsia="黑体"/>
         <w:b/>
         <w:bCs/>
       </w:rPr>
@@ -4565,6 +4815,7 @@
         <w:spacing w:after="0" w:before="0" w:line="240" w:lineRule="auto"/>
       </w:pPr>
       <w:rPr>
+        <w:rFonts w:eastAsia="黑体"/>
         <w:b/>
         <w:bCs/>
         <w:color w:themeColor="background1" w:val="FFFFFF"/>
@@ -4579,6 +4830,7 @@
         <w:spacing w:after="0" w:before="0" w:line="240" w:lineRule="auto"/>
       </w:pPr>
       <w:rPr>
+        <w:rFonts w:eastAsia="黑体"/>
         <w:b/>
         <w:bCs/>
       </w:rPr>
@@ -4594,12 +4846,14 @@
     </w:tblStylePr>
     <w:tblStylePr w:type="firstCol">
       <w:rPr>
+        <w:rFonts w:eastAsia="黑体"/>
         <w:b/>
         <w:bCs/>
       </w:rPr>
     </w:tblStylePr>
     <w:tblStylePr w:type="lastCol">
       <w:rPr>
+        <w:rFonts w:eastAsia="黑体"/>
         <w:b/>
         <w:bCs/>
       </w:rPr>
@@ -4657,6 +4911,7 @@
         <w:spacing w:after="0" w:before="0" w:line="240" w:lineRule="auto"/>
       </w:pPr>
       <w:rPr>
+        <w:rFonts w:eastAsia="黑体"/>
         <w:b/>
         <w:bCs/>
         <w:color w:themeColor="background1" w:val="FFFFFF"/>
@@ -4671,6 +4926,7 @@
         <w:spacing w:after="0" w:before="0" w:line="240" w:lineRule="auto"/>
       </w:pPr>
       <w:rPr>
+        <w:rFonts w:eastAsia="黑体"/>
         <w:b/>
         <w:bCs/>
       </w:rPr>
@@ -4686,12 +4942,14 @@
     </w:tblStylePr>
     <w:tblStylePr w:type="firstCol">
       <w:rPr>
+        <w:rFonts w:eastAsia="黑体"/>
         <w:b/>
         <w:bCs/>
       </w:rPr>
     </w:tblStylePr>
     <w:tblStylePr w:type="lastCol">
       <w:rPr>
+        <w:rFonts w:eastAsia="黑体"/>
         <w:b/>
         <w:bCs/>
       </w:rPr>
@@ -4749,6 +5007,7 @@
         <w:spacing w:after="0" w:before="0" w:line="240" w:lineRule="auto"/>
       </w:pPr>
       <w:rPr>
+        <w:rFonts w:eastAsia="黑体"/>
         <w:b/>
         <w:bCs/>
         <w:color w:themeColor="background1" w:val="FFFFFF"/>
@@ -4763,6 +5022,7 @@
         <w:spacing w:after="0" w:before="0" w:line="240" w:lineRule="auto"/>
       </w:pPr>
       <w:rPr>
+        <w:rFonts w:eastAsia="黑体"/>
         <w:b/>
         <w:bCs/>
       </w:rPr>
@@ -4778,12 +5038,14 @@
     </w:tblStylePr>
     <w:tblStylePr w:type="firstCol">
       <w:rPr>
+        <w:rFonts w:eastAsia="黑体"/>
         <w:b/>
         <w:bCs/>
       </w:rPr>
     </w:tblStylePr>
     <w:tblStylePr w:type="lastCol">
       <w:rPr>
+        <w:rFonts w:eastAsia="黑体"/>
         <w:b/>
         <w:bCs/>
       </w:rPr>
@@ -4841,6 +5103,7 @@
         <w:spacing w:after="0" w:before="0" w:line="240" w:lineRule="auto"/>
       </w:pPr>
       <w:rPr>
+        <w:rFonts w:eastAsia="黑体"/>
         <w:b/>
         <w:bCs/>
         <w:color w:themeColor="background1" w:val="FFFFFF"/>
@@ -4855,6 +5118,7 @@
         <w:spacing w:after="0" w:before="0" w:line="240" w:lineRule="auto"/>
       </w:pPr>
       <w:rPr>
+        <w:rFonts w:eastAsia="黑体"/>
         <w:b/>
         <w:bCs/>
       </w:rPr>
@@ -4870,12 +5134,14 @@
     </w:tblStylePr>
     <w:tblStylePr w:type="firstCol">
       <w:rPr>
+        <w:rFonts w:eastAsia="黑体"/>
         <w:b/>
         <w:bCs/>
       </w:rPr>
     </w:tblStylePr>
     <w:tblStylePr w:type="lastCol">
       <w:rPr>
+        <w:rFonts w:eastAsia="黑体"/>
         <w:b/>
         <w:bCs/>
       </w:rPr>
@@ -4933,6 +5199,7 @@
         <w:spacing w:after="0" w:before="0" w:line="240" w:lineRule="auto"/>
       </w:pPr>
       <w:rPr>
+        <w:rFonts w:eastAsia="黑体"/>
         <w:b/>
         <w:bCs/>
         <w:color w:themeColor="background1" w:val="FFFFFF"/>
@@ -4947,6 +5214,7 @@
         <w:spacing w:after="0" w:before="0" w:line="240" w:lineRule="auto"/>
       </w:pPr>
       <w:rPr>
+        <w:rFonts w:eastAsia="黑体"/>
         <w:b/>
         <w:bCs/>
       </w:rPr>
@@ -4962,12 +5230,14 @@
     </w:tblStylePr>
     <w:tblStylePr w:type="firstCol">
       <w:rPr>
+        <w:rFonts w:eastAsia="黑体"/>
         <w:b/>
         <w:bCs/>
       </w:rPr>
     </w:tblStylePr>
     <w:tblStylePr w:type="lastCol">
       <w:rPr>
+        <w:rFonts w:eastAsia="黑体"/>
         <w:b/>
         <w:bCs/>
       </w:rPr>
@@ -5025,6 +5295,7 @@
         <w:spacing w:after="0" w:before="0" w:line="240" w:lineRule="auto"/>
       </w:pPr>
       <w:rPr>
+        <w:rFonts w:eastAsia="黑体"/>
         <w:b/>
         <w:bCs/>
         <w:color w:themeColor="background1" w:val="FFFFFF"/>
@@ -5039,6 +5310,7 @@
         <w:spacing w:after="0" w:before="0" w:line="240" w:lineRule="auto"/>
       </w:pPr>
       <w:rPr>
+        <w:rFonts w:eastAsia="黑体"/>
         <w:b/>
         <w:bCs/>
       </w:rPr>
@@ -5054,12 +5326,14 @@
     </w:tblStylePr>
     <w:tblStylePr w:type="firstCol">
       <w:rPr>
+        <w:rFonts w:eastAsia="黑体"/>
         <w:b/>
         <w:bCs/>
       </w:rPr>
     </w:tblStylePr>
     <w:tblStylePr w:type="lastCol">
       <w:rPr>
+        <w:rFonts w:eastAsia="黑体"/>
         <w:b/>
         <w:bCs/>
       </w:rPr>
@@ -5117,6 +5391,7 @@
         <w:spacing w:after="0" w:before="0" w:line="240" w:lineRule="auto"/>
       </w:pPr>
       <w:rPr>
+        <w:rFonts w:eastAsia="黑体"/>
         <w:b/>
         <w:bCs/>
         <w:color w:themeColor="background1" w:val="FFFFFF"/>
@@ -5131,6 +5406,7 @@
         <w:spacing w:after="0" w:before="0" w:line="240" w:lineRule="auto"/>
       </w:pPr>
       <w:rPr>
+        <w:rFonts w:eastAsia="黑体"/>
         <w:b/>
         <w:bCs/>
       </w:rPr>
@@ -5146,12 +5422,14 @@
     </w:tblStylePr>
     <w:tblStylePr w:type="firstCol">
       <w:rPr>
+        <w:rFonts w:eastAsia="黑体"/>
         <w:b/>
         <w:bCs/>
       </w:rPr>
     </w:tblStylePr>
     <w:tblStylePr w:type="lastCol">
       <w:rPr>
+        <w:rFonts w:eastAsia="黑体"/>
         <w:b/>
         <w:bCs/>
       </w:rPr>
@@ -5211,7 +5489,7 @@
         <w:spacing w:after="0" w:before="0" w:line="240" w:lineRule="auto"/>
       </w:pPr>
       <w:rPr>
-        <w:rFonts w:asciiTheme="majorHAnsi" w:cstheme="majorBidi" w:eastAsiaTheme="majorEastAsia" w:hAnsiTheme="majorHAnsi"/>
+        <w:rFonts w:asciiTheme="majorHAnsi" w:cstheme="majorBidi" w:hAnsiTheme="majorHAnsi" w:eastAsia="黑体"/>
         <w:b/>
         <w:bCs/>
       </w:rPr>
@@ -5232,7 +5510,7 @@
         <w:spacing w:after="0" w:before="0" w:line="240" w:lineRule="auto"/>
       </w:pPr>
       <w:rPr>
-        <w:rFonts w:asciiTheme="majorHAnsi" w:cstheme="majorBidi" w:eastAsiaTheme="majorEastAsia" w:hAnsiTheme="majorHAnsi"/>
+        <w:rFonts w:asciiTheme="majorHAnsi" w:cstheme="majorBidi" w:hAnsiTheme="majorHAnsi" w:eastAsia="黑体"/>
         <w:b/>
         <w:bCs/>
       </w:rPr>
@@ -5250,14 +5528,14 @@
     </w:tblStylePr>
     <w:tblStylePr w:type="firstCol">
       <w:rPr>
-        <w:rFonts w:asciiTheme="majorHAnsi" w:cstheme="majorBidi" w:eastAsiaTheme="majorEastAsia" w:hAnsiTheme="majorHAnsi"/>
+        <w:rFonts w:asciiTheme="majorHAnsi" w:cstheme="majorBidi" w:hAnsiTheme="majorHAnsi" w:eastAsia="黑体"/>
         <w:b/>
         <w:bCs/>
       </w:rPr>
     </w:tblStylePr>
     <w:tblStylePr w:type="lastCol">
       <w:rPr>
-        <w:rFonts w:asciiTheme="majorHAnsi" w:cstheme="majorBidi" w:eastAsiaTheme="majorEastAsia" w:hAnsiTheme="majorHAnsi"/>
+        <w:rFonts w:asciiTheme="majorHAnsi" w:cstheme="majorBidi" w:hAnsiTheme="majorHAnsi" w:eastAsia="黑体"/>
         <w:b/>
         <w:bCs/>
       </w:rPr>
@@ -5341,7 +5619,7 @@
         <w:spacing w:after="0" w:before="0" w:line="240" w:lineRule="auto"/>
       </w:pPr>
       <w:rPr>
-        <w:rFonts w:asciiTheme="majorHAnsi" w:cstheme="majorBidi" w:eastAsiaTheme="majorEastAsia" w:hAnsiTheme="majorHAnsi"/>
+        <w:rFonts w:asciiTheme="majorHAnsi" w:cstheme="majorBidi" w:hAnsiTheme="majorHAnsi" w:eastAsia="黑体"/>
         <w:b/>
         <w:bCs/>
       </w:rPr>
@@ -5362,7 +5640,7 @@
         <w:spacing w:after="0" w:before="0" w:line="240" w:lineRule="auto"/>
       </w:pPr>
       <w:rPr>
-        <w:rFonts w:asciiTheme="majorHAnsi" w:cstheme="majorBidi" w:eastAsiaTheme="majorEastAsia" w:hAnsiTheme="majorHAnsi"/>
+        <w:rFonts w:asciiTheme="majorHAnsi" w:cstheme="majorBidi" w:hAnsiTheme="majorHAnsi" w:eastAsia="黑体"/>
         <w:b/>
         <w:bCs/>
       </w:rPr>
@@ -5380,14 +5658,14 @@
     </w:tblStylePr>
     <w:tblStylePr w:type="firstCol">
       <w:rPr>
-        <w:rFonts w:asciiTheme="majorHAnsi" w:cstheme="majorBidi" w:eastAsiaTheme="majorEastAsia" w:hAnsiTheme="majorHAnsi"/>
+        <w:rFonts w:asciiTheme="majorHAnsi" w:cstheme="majorBidi" w:hAnsiTheme="majorHAnsi" w:eastAsia="黑体"/>
         <w:b/>
         <w:bCs/>
       </w:rPr>
     </w:tblStylePr>
     <w:tblStylePr w:type="lastCol">
       <w:rPr>
-        <w:rFonts w:asciiTheme="majorHAnsi" w:cstheme="majorBidi" w:eastAsiaTheme="majorEastAsia" w:hAnsiTheme="majorHAnsi"/>
+        <w:rFonts w:asciiTheme="majorHAnsi" w:cstheme="majorBidi" w:hAnsiTheme="majorHAnsi" w:eastAsia="黑体"/>
         <w:b/>
         <w:bCs/>
       </w:rPr>
@@ -5471,7 +5749,7 @@
         <w:spacing w:after="0" w:before="0" w:line="240" w:lineRule="auto"/>
       </w:pPr>
       <w:rPr>
-        <w:rFonts w:asciiTheme="majorHAnsi" w:cstheme="majorBidi" w:eastAsiaTheme="majorEastAsia" w:hAnsiTheme="majorHAnsi"/>
+        <w:rFonts w:asciiTheme="majorHAnsi" w:cstheme="majorBidi" w:hAnsiTheme="majorHAnsi" w:eastAsia="黑体"/>
         <w:b/>
         <w:bCs/>
       </w:rPr>
@@ -5492,7 +5770,7 @@
         <w:spacing w:after="0" w:before="0" w:line="240" w:lineRule="auto"/>
       </w:pPr>
       <w:rPr>
-        <w:rFonts w:asciiTheme="majorHAnsi" w:cstheme="majorBidi" w:eastAsiaTheme="majorEastAsia" w:hAnsiTheme="majorHAnsi"/>
+        <w:rFonts w:asciiTheme="majorHAnsi" w:cstheme="majorBidi" w:hAnsiTheme="majorHAnsi" w:eastAsia="黑体"/>
         <w:b/>
         <w:bCs/>
       </w:rPr>
@@ -5510,14 +5788,14 @@
     </w:tblStylePr>
     <w:tblStylePr w:type="firstCol">
       <w:rPr>
-        <w:rFonts w:asciiTheme="majorHAnsi" w:cstheme="majorBidi" w:eastAsiaTheme="majorEastAsia" w:hAnsiTheme="majorHAnsi"/>
+        <w:rFonts w:asciiTheme="majorHAnsi" w:cstheme="majorBidi" w:hAnsiTheme="majorHAnsi" w:eastAsia="黑体"/>
         <w:b/>
         <w:bCs/>
       </w:rPr>
     </w:tblStylePr>
     <w:tblStylePr w:type="lastCol">
       <w:rPr>
-        <w:rFonts w:asciiTheme="majorHAnsi" w:cstheme="majorBidi" w:eastAsiaTheme="majorEastAsia" w:hAnsiTheme="majorHAnsi"/>
+        <w:rFonts w:asciiTheme="majorHAnsi" w:cstheme="majorBidi" w:hAnsiTheme="majorHAnsi" w:eastAsia="黑体"/>
         <w:b/>
         <w:bCs/>
       </w:rPr>
@@ -5601,7 +5879,7 @@
         <w:spacing w:after="0" w:before="0" w:line="240" w:lineRule="auto"/>
       </w:pPr>
       <w:rPr>
-        <w:rFonts w:asciiTheme="majorHAnsi" w:cstheme="majorBidi" w:eastAsiaTheme="majorEastAsia" w:hAnsiTheme="majorHAnsi"/>
+        <w:rFonts w:asciiTheme="majorHAnsi" w:cstheme="majorBidi" w:hAnsiTheme="majorHAnsi" w:eastAsia="黑体"/>
         <w:b/>
         <w:bCs/>
       </w:rPr>
@@ -5622,7 +5900,7 @@
         <w:spacing w:after="0" w:before="0" w:line="240" w:lineRule="auto"/>
       </w:pPr>
       <w:rPr>
-        <w:rFonts w:asciiTheme="majorHAnsi" w:cstheme="majorBidi" w:eastAsiaTheme="majorEastAsia" w:hAnsiTheme="majorHAnsi"/>
+        <w:rFonts w:asciiTheme="majorHAnsi" w:cstheme="majorBidi" w:hAnsiTheme="majorHAnsi" w:eastAsia="黑体"/>
         <w:b/>
         <w:bCs/>
       </w:rPr>
@@ -5640,14 +5918,14 @@
     </w:tblStylePr>
     <w:tblStylePr w:type="firstCol">
       <w:rPr>
-        <w:rFonts w:asciiTheme="majorHAnsi" w:cstheme="majorBidi" w:eastAsiaTheme="majorEastAsia" w:hAnsiTheme="majorHAnsi"/>
+        <w:rFonts w:asciiTheme="majorHAnsi" w:cstheme="majorBidi" w:hAnsiTheme="majorHAnsi" w:eastAsia="黑体"/>
         <w:b/>
         <w:bCs/>
       </w:rPr>
     </w:tblStylePr>
     <w:tblStylePr w:type="lastCol">
       <w:rPr>
-        <w:rFonts w:asciiTheme="majorHAnsi" w:cstheme="majorBidi" w:eastAsiaTheme="majorEastAsia" w:hAnsiTheme="majorHAnsi"/>
+        <w:rFonts w:asciiTheme="majorHAnsi" w:cstheme="majorBidi" w:hAnsiTheme="majorHAnsi" w:eastAsia="黑体"/>
         <w:b/>
         <w:bCs/>
       </w:rPr>
@@ -5731,7 +6009,7 @@
         <w:spacing w:after="0" w:before="0" w:line="240" w:lineRule="auto"/>
       </w:pPr>
       <w:rPr>
-        <w:rFonts w:asciiTheme="majorHAnsi" w:cstheme="majorBidi" w:eastAsiaTheme="majorEastAsia" w:hAnsiTheme="majorHAnsi"/>
+        <w:rFonts w:asciiTheme="majorHAnsi" w:cstheme="majorBidi" w:hAnsiTheme="majorHAnsi" w:eastAsia="黑体"/>
         <w:b/>
         <w:bCs/>
       </w:rPr>
@@ -5752,7 +6030,7 @@
         <w:spacing w:after="0" w:before="0" w:line="240" w:lineRule="auto"/>
       </w:pPr>
       <w:rPr>
-        <w:rFonts w:asciiTheme="majorHAnsi" w:cstheme="majorBidi" w:eastAsiaTheme="majorEastAsia" w:hAnsiTheme="majorHAnsi"/>
+        <w:rFonts w:asciiTheme="majorHAnsi" w:cstheme="majorBidi" w:hAnsiTheme="majorHAnsi" w:eastAsia="黑体"/>
         <w:b/>
         <w:bCs/>
       </w:rPr>
@@ -5770,14 +6048,14 @@
     </w:tblStylePr>
     <w:tblStylePr w:type="firstCol">
       <w:rPr>
-        <w:rFonts w:asciiTheme="majorHAnsi" w:cstheme="majorBidi" w:eastAsiaTheme="majorEastAsia" w:hAnsiTheme="majorHAnsi"/>
+        <w:rFonts w:asciiTheme="majorHAnsi" w:cstheme="majorBidi" w:hAnsiTheme="majorHAnsi" w:eastAsia="黑体"/>
         <w:b/>
         <w:bCs/>
       </w:rPr>
     </w:tblStylePr>
     <w:tblStylePr w:type="lastCol">
       <w:rPr>
-        <w:rFonts w:asciiTheme="majorHAnsi" w:cstheme="majorBidi" w:eastAsiaTheme="majorEastAsia" w:hAnsiTheme="majorHAnsi"/>
+        <w:rFonts w:asciiTheme="majorHAnsi" w:cstheme="majorBidi" w:hAnsiTheme="majorHAnsi" w:eastAsia="黑体"/>
         <w:b/>
         <w:bCs/>
       </w:rPr>
@@ -5861,7 +6139,7 @@
         <w:spacing w:after="0" w:before="0" w:line="240" w:lineRule="auto"/>
       </w:pPr>
       <w:rPr>
-        <w:rFonts w:asciiTheme="majorHAnsi" w:cstheme="majorBidi" w:eastAsiaTheme="majorEastAsia" w:hAnsiTheme="majorHAnsi"/>
+        <w:rFonts w:asciiTheme="majorHAnsi" w:cstheme="majorBidi" w:hAnsiTheme="majorHAnsi" w:eastAsia="黑体"/>
         <w:b/>
         <w:bCs/>
       </w:rPr>
@@ -5882,7 +6160,7 @@
         <w:spacing w:after="0" w:before="0" w:line="240" w:lineRule="auto"/>
       </w:pPr>
       <w:rPr>
-        <w:rFonts w:asciiTheme="majorHAnsi" w:cstheme="majorBidi" w:eastAsiaTheme="majorEastAsia" w:hAnsiTheme="majorHAnsi"/>
+        <w:rFonts w:asciiTheme="majorHAnsi" w:cstheme="majorBidi" w:hAnsiTheme="majorHAnsi" w:eastAsia="黑体"/>
         <w:b/>
         <w:bCs/>
       </w:rPr>
@@ -5900,14 +6178,14 @@
     </w:tblStylePr>
     <w:tblStylePr w:type="firstCol">
       <w:rPr>
-        <w:rFonts w:asciiTheme="majorHAnsi" w:cstheme="majorBidi" w:eastAsiaTheme="majorEastAsia" w:hAnsiTheme="majorHAnsi"/>
+        <w:rFonts w:asciiTheme="majorHAnsi" w:cstheme="majorBidi" w:hAnsiTheme="majorHAnsi" w:eastAsia="黑体"/>
         <w:b/>
         <w:bCs/>
       </w:rPr>
     </w:tblStylePr>
     <w:tblStylePr w:type="lastCol">
       <w:rPr>
-        <w:rFonts w:asciiTheme="majorHAnsi" w:cstheme="majorBidi" w:eastAsiaTheme="majorEastAsia" w:hAnsiTheme="majorHAnsi"/>
+        <w:rFonts w:asciiTheme="majorHAnsi" w:cstheme="majorBidi" w:hAnsiTheme="majorHAnsi" w:eastAsia="黑体"/>
         <w:b/>
         <w:bCs/>
       </w:rPr>
@@ -5991,7 +6269,7 @@
         <w:spacing w:after="0" w:before="0" w:line="240" w:lineRule="auto"/>
       </w:pPr>
       <w:rPr>
-        <w:rFonts w:asciiTheme="majorHAnsi" w:cstheme="majorBidi" w:eastAsiaTheme="majorEastAsia" w:hAnsiTheme="majorHAnsi"/>
+        <w:rFonts w:asciiTheme="majorHAnsi" w:cstheme="majorBidi" w:hAnsiTheme="majorHAnsi" w:eastAsia="黑体"/>
         <w:b/>
         <w:bCs/>
       </w:rPr>
@@ -6012,7 +6290,7 @@
         <w:spacing w:after="0" w:before="0" w:line="240" w:lineRule="auto"/>
       </w:pPr>
       <w:rPr>
-        <w:rFonts w:asciiTheme="majorHAnsi" w:cstheme="majorBidi" w:eastAsiaTheme="majorEastAsia" w:hAnsiTheme="majorHAnsi"/>
+        <w:rFonts w:asciiTheme="majorHAnsi" w:cstheme="majorBidi" w:hAnsiTheme="majorHAnsi" w:eastAsia="黑体"/>
         <w:b/>
         <w:bCs/>
       </w:rPr>
@@ -6030,14 +6308,14 @@
     </w:tblStylePr>
     <w:tblStylePr w:type="firstCol">
       <w:rPr>
-        <w:rFonts w:asciiTheme="majorHAnsi" w:cstheme="majorBidi" w:eastAsiaTheme="majorEastAsia" w:hAnsiTheme="majorHAnsi"/>
+        <w:rFonts w:asciiTheme="majorHAnsi" w:cstheme="majorBidi" w:hAnsiTheme="majorHAnsi" w:eastAsia="黑体"/>
         <w:b/>
         <w:bCs/>
       </w:rPr>
     </w:tblStylePr>
     <w:tblStylePr w:type="lastCol">
       <w:rPr>
-        <w:rFonts w:asciiTheme="majorHAnsi" w:cstheme="majorBidi" w:eastAsiaTheme="majorEastAsia" w:hAnsiTheme="majorHAnsi"/>
+        <w:rFonts w:asciiTheme="majorHAnsi" w:cstheme="majorBidi" w:hAnsiTheme="majorHAnsi" w:eastAsia="黑体"/>
         <w:b/>
         <w:bCs/>
       </w:rPr>
@@ -6120,6 +6398,7 @@
         <w:spacing w:after="0" w:before="0" w:line="240" w:lineRule="auto"/>
       </w:pPr>
       <w:rPr>
+        <w:rFonts w:eastAsia="黑体"/>
         <w:b/>
         <w:bCs/>
         <w:color w:themeColor="background1" w:val="FFFFFF"/>
@@ -6142,6 +6421,7 @@
         <w:spacing w:after="0" w:before="0" w:line="240" w:lineRule="auto"/>
       </w:pPr>
       <w:rPr>
+        <w:rFonts w:eastAsia="黑体"/>
         <w:b/>
         <w:bCs/>
       </w:rPr>
@@ -6159,12 +6439,14 @@
     </w:tblStylePr>
     <w:tblStylePr w:type="firstCol">
       <w:rPr>
+        <w:rFonts w:eastAsia="黑体"/>
         <w:b/>
         <w:bCs/>
       </w:rPr>
     </w:tblStylePr>
     <w:tblStylePr w:type="lastCol">
       <w:rPr>
+        <w:rFonts w:eastAsia="黑体"/>
         <w:b/>
         <w:bCs/>
       </w:rPr>
@@ -6226,6 +6508,7 @@
         <w:spacing w:after="0" w:before="0" w:line="240" w:lineRule="auto"/>
       </w:pPr>
       <w:rPr>
+        <w:rFonts w:eastAsia="黑体"/>
         <w:b/>
         <w:bCs/>
         <w:color w:themeColor="background1" w:val="FFFFFF"/>
@@ -6248,6 +6531,7 @@
         <w:spacing w:after="0" w:before="0" w:line="240" w:lineRule="auto"/>
       </w:pPr>
       <w:rPr>
+        <w:rFonts w:eastAsia="黑体"/>
         <w:b/>
         <w:bCs/>
       </w:rPr>
@@ -6265,12 +6549,14 @@
     </w:tblStylePr>
     <w:tblStylePr w:type="firstCol">
       <w:rPr>
+        <w:rFonts w:eastAsia="黑体"/>
         <w:b/>
         <w:bCs/>
       </w:rPr>
     </w:tblStylePr>
     <w:tblStylePr w:type="lastCol">
       <w:rPr>
+        <w:rFonts w:eastAsia="黑体"/>
         <w:b/>
         <w:bCs/>
       </w:rPr>
@@ -6332,6 +6618,7 @@
         <w:spacing w:after="0" w:before="0" w:line="240" w:lineRule="auto"/>
       </w:pPr>
       <w:rPr>
+        <w:rFonts w:eastAsia="黑体"/>
         <w:b/>
         <w:bCs/>
         <w:color w:themeColor="background1" w:val="FFFFFF"/>
@@ -6354,6 +6641,7 @@
         <w:spacing w:after="0" w:before="0" w:line="240" w:lineRule="auto"/>
       </w:pPr>
       <w:rPr>
+        <w:rFonts w:eastAsia="黑体"/>
         <w:b/>
         <w:bCs/>
       </w:rPr>
@@ -6371,12 +6659,14 @@
     </w:tblStylePr>
     <w:tblStylePr w:type="firstCol">
       <w:rPr>
+        <w:rFonts w:eastAsia="黑体"/>
         <w:b/>
         <w:bCs/>
       </w:rPr>
     </w:tblStylePr>
     <w:tblStylePr w:type="lastCol">
       <w:rPr>
+        <w:rFonts w:eastAsia="黑体"/>
         <w:b/>
         <w:bCs/>
       </w:rPr>
@@ -6438,6 +6728,7 @@
         <w:spacing w:after="0" w:before="0" w:line="240" w:lineRule="auto"/>
       </w:pPr>
       <w:rPr>
+        <w:rFonts w:eastAsia="黑体"/>
         <w:b/>
         <w:bCs/>
         <w:color w:themeColor="background1" w:val="FFFFFF"/>
@@ -6460,6 +6751,7 @@
         <w:spacing w:after="0" w:before="0" w:line="240" w:lineRule="auto"/>
       </w:pPr>
       <w:rPr>
+        <w:rFonts w:eastAsia="黑体"/>
         <w:b/>
         <w:bCs/>
       </w:rPr>
@@ -6477,12 +6769,14 @@
     </w:tblStylePr>
     <w:tblStylePr w:type="firstCol">
       <w:rPr>
+        <w:rFonts w:eastAsia="黑体"/>
         <w:b/>
         <w:bCs/>
       </w:rPr>
     </w:tblStylePr>
     <w:tblStylePr w:type="lastCol">
       <w:rPr>
+        <w:rFonts w:eastAsia="黑体"/>
         <w:b/>
         <w:bCs/>
       </w:rPr>
@@ -6544,6 +6838,7 @@
         <w:spacing w:after="0" w:before="0" w:line="240" w:lineRule="auto"/>
       </w:pPr>
       <w:rPr>
+        <w:rFonts w:eastAsia="黑体"/>
         <w:b/>
         <w:bCs/>
         <w:color w:themeColor="background1" w:val="FFFFFF"/>
@@ -6566,6 +6861,7 @@
         <w:spacing w:after="0" w:before="0" w:line="240" w:lineRule="auto"/>
       </w:pPr>
       <w:rPr>
+        <w:rFonts w:eastAsia="黑体"/>
         <w:b/>
         <w:bCs/>
       </w:rPr>
@@ -6583,12 +6879,14 @@
     </w:tblStylePr>
     <w:tblStylePr w:type="firstCol">
       <w:rPr>
+        <w:rFonts w:eastAsia="黑体"/>
         <w:b/>
         <w:bCs/>
       </w:rPr>
     </w:tblStylePr>
     <w:tblStylePr w:type="lastCol">
       <w:rPr>
+        <w:rFonts w:eastAsia="黑体"/>
         <w:b/>
         <w:bCs/>
       </w:rPr>
@@ -6650,6 +6948,7 @@
         <w:spacing w:after="0" w:before="0" w:line="240" w:lineRule="auto"/>
       </w:pPr>
       <w:rPr>
+        <w:rFonts w:eastAsia="黑体"/>
         <w:b/>
         <w:bCs/>
         <w:color w:themeColor="background1" w:val="FFFFFF"/>
@@ -6672,6 +6971,7 @@
         <w:spacing w:after="0" w:before="0" w:line="240" w:lineRule="auto"/>
       </w:pPr>
       <w:rPr>
+        <w:rFonts w:eastAsia="黑体"/>
         <w:b/>
         <w:bCs/>
       </w:rPr>
@@ -6689,12 +6989,14 @@
     </w:tblStylePr>
     <w:tblStylePr w:type="firstCol">
       <w:rPr>
+        <w:rFonts w:eastAsia="黑体"/>
         <w:b/>
         <w:bCs/>
       </w:rPr>
     </w:tblStylePr>
     <w:tblStylePr w:type="lastCol">
       <w:rPr>
+        <w:rFonts w:eastAsia="黑体"/>
         <w:b/>
         <w:bCs/>
       </w:rPr>
@@ -6756,6 +7058,7 @@
         <w:spacing w:after="0" w:before="0" w:line="240" w:lineRule="auto"/>
       </w:pPr>
       <w:rPr>
+        <w:rFonts w:eastAsia="黑体"/>
         <w:b/>
         <w:bCs/>
         <w:color w:themeColor="background1" w:val="FFFFFF"/>
@@ -6778,6 +7081,7 @@
         <w:spacing w:after="0" w:before="0" w:line="240" w:lineRule="auto"/>
       </w:pPr>
       <w:rPr>
+        <w:rFonts w:eastAsia="黑体"/>
         <w:b/>
         <w:bCs/>
       </w:rPr>
@@ -6795,12 +7099,14 @@
     </w:tblStylePr>
     <w:tblStylePr w:type="firstCol">
       <w:rPr>
+        <w:rFonts w:eastAsia="黑体"/>
         <w:b/>
         <w:bCs/>
       </w:rPr>
     </w:tblStylePr>
     <w:tblStylePr w:type="lastCol">
       <w:rPr>
+        <w:rFonts w:eastAsia="黑体"/>
         <w:b/>
         <w:bCs/>
       </w:rPr>
@@ -6859,6 +7165,7 @@
         <w:spacing w:after="0" w:before="0" w:line="240" w:lineRule="auto"/>
       </w:pPr>
       <w:rPr>
+        <w:rFonts w:eastAsia="黑体"/>
         <w:b/>
         <w:bCs/>
         <w:color w:themeColor="background1" w:val="FFFFFF"/>
@@ -6881,6 +7188,7 @@
         <w:spacing w:after="0" w:before="0" w:line="240" w:lineRule="auto"/>
       </w:pPr>
       <w:rPr>
+        <w:rFonts w:eastAsia="黑体"/>
         <w:color w:val="auto"/>
       </w:rPr>
       <w:tblPr/>
@@ -6898,6 +7206,7 @@
     </w:tblStylePr>
     <w:tblStylePr w:type="firstCol">
       <w:rPr>
+        <w:rFonts w:eastAsia="黑体"/>
         <w:b/>
         <w:bCs/>
         <w:color w:themeColor="background1" w:val="FFFFFF"/>
@@ -6917,6 +7226,7 @@
     </w:tblStylePr>
     <w:tblStylePr w:type="lastCol">
       <w:rPr>
+        <w:rFonts w:eastAsia="黑体"/>
         <w:b/>
         <w:bCs/>
         <w:color w:themeColor="background1" w:val="FFFFFF"/>
@@ -6965,6 +7275,7 @@
     </w:tblStylePr>
     <w:tblStylePr w:type="nwCell">
       <w:rPr>
+        <w:rFonts w:eastAsia="黑体"/>
         <w:color w:themeColor="background1" w:val="FFFFFF"/>
       </w:rPr>
       <w:tblPr/>
@@ -7008,6 +7319,7 @@
         <w:spacing w:after="0" w:before="0" w:line="240" w:lineRule="auto"/>
       </w:pPr>
       <w:rPr>
+        <w:rFonts w:eastAsia="黑体"/>
         <w:b/>
         <w:bCs/>
         <w:color w:themeColor="background1" w:val="FFFFFF"/>
@@ -7030,6 +7342,7 @@
         <w:spacing w:after="0" w:before="0" w:line="240" w:lineRule="auto"/>
       </w:pPr>
       <w:rPr>
+        <w:rFonts w:eastAsia="黑体"/>
         <w:color w:val="auto"/>
       </w:rPr>
       <w:tblPr/>
@@ -7047,6 +7360,7 @@
     </w:tblStylePr>
     <w:tblStylePr w:type="firstCol">
       <w:rPr>
+        <w:rFonts w:eastAsia="黑体"/>
         <w:b/>
         <w:bCs/>
         <w:color w:themeColor="background1" w:val="FFFFFF"/>
@@ -7066,6 +7380,7 @@
     </w:tblStylePr>
     <w:tblStylePr w:type="lastCol">
       <w:rPr>
+        <w:rFonts w:eastAsia="黑体"/>
         <w:b/>
         <w:bCs/>
         <w:color w:themeColor="background1" w:val="FFFFFF"/>
@@ -7114,6 +7429,7 @@
     </w:tblStylePr>
     <w:tblStylePr w:type="nwCell">
       <w:rPr>
+        <w:rFonts w:eastAsia="黑体"/>
         <w:color w:themeColor="background1" w:val="FFFFFF"/>
       </w:rPr>
       <w:tblPr/>
@@ -7157,6 +7473,7 @@
         <w:spacing w:after="0" w:before="0" w:line="240" w:lineRule="auto"/>
       </w:pPr>
       <w:rPr>
+        <w:rFonts w:eastAsia="黑体"/>
         <w:b/>
         <w:bCs/>
         <w:color w:themeColor="background1" w:val="FFFFFF"/>
@@ -7179,6 +7496,7 @@
         <w:spacing w:after="0" w:before="0" w:line="240" w:lineRule="auto"/>
       </w:pPr>
       <w:rPr>
+        <w:rFonts w:eastAsia="黑体"/>
         <w:color w:val="auto"/>
       </w:rPr>
       <w:tblPr/>
@@ -7196,6 +7514,7 @@
     </w:tblStylePr>
     <w:tblStylePr w:type="firstCol">
       <w:rPr>
+        <w:rFonts w:eastAsia="黑体"/>
         <w:b/>
         <w:bCs/>
         <w:color w:themeColor="background1" w:val="FFFFFF"/>
@@ -7215,6 +7534,7 @@
     </w:tblStylePr>
     <w:tblStylePr w:type="lastCol">
       <w:rPr>
+        <w:rFonts w:eastAsia="黑体"/>
         <w:b/>
         <w:bCs/>
         <w:color w:themeColor="background1" w:val="FFFFFF"/>
@@ -7263,6 +7583,7 @@
     </w:tblStylePr>
     <w:tblStylePr w:type="nwCell">
       <w:rPr>
+        <w:rFonts w:eastAsia="黑体"/>
         <w:color w:themeColor="background1" w:val="FFFFFF"/>
       </w:rPr>
       <w:tblPr/>
@@ -7306,6 +7627,7 @@
         <w:spacing w:after="0" w:before="0" w:line="240" w:lineRule="auto"/>
       </w:pPr>
       <w:rPr>
+        <w:rFonts w:eastAsia="黑体"/>
         <w:b/>
         <w:bCs/>
         <w:color w:themeColor="background1" w:val="FFFFFF"/>
@@ -7328,6 +7650,7 @@
         <w:spacing w:after="0" w:before="0" w:line="240" w:lineRule="auto"/>
       </w:pPr>
       <w:rPr>
+        <w:rFonts w:eastAsia="黑体"/>
         <w:color w:val="auto"/>
       </w:rPr>
       <w:tblPr/>
@@ -7345,6 +7668,7 @@
     </w:tblStylePr>
     <w:tblStylePr w:type="firstCol">
       <w:rPr>
+        <w:rFonts w:eastAsia="黑体"/>
         <w:b/>
         <w:bCs/>
         <w:color w:themeColor="background1" w:val="FFFFFF"/>
@@ -7364,6 +7688,7 @@
     </w:tblStylePr>
     <w:tblStylePr w:type="lastCol">
       <w:rPr>
+        <w:rFonts w:eastAsia="黑体"/>
         <w:b/>
         <w:bCs/>
         <w:color w:themeColor="background1" w:val="FFFFFF"/>
@@ -7412,6 +7737,7 @@
     </w:tblStylePr>
     <w:tblStylePr w:type="nwCell">
       <w:rPr>
+        <w:rFonts w:eastAsia="黑体"/>
         <w:color w:themeColor="background1" w:val="FFFFFF"/>
       </w:rPr>
       <w:tblPr/>
@@ -7455,6 +7781,7 @@
         <w:spacing w:after="0" w:before="0" w:line="240" w:lineRule="auto"/>
       </w:pPr>
       <w:rPr>
+        <w:rFonts w:eastAsia="黑体"/>
         <w:b/>
         <w:bCs/>
         <w:color w:themeColor="background1" w:val="FFFFFF"/>
@@ -7477,6 +7804,7 @@
         <w:spacing w:after="0" w:before="0" w:line="240" w:lineRule="auto"/>
       </w:pPr>
       <w:rPr>
+        <w:rFonts w:eastAsia="黑体"/>
         <w:color w:val="auto"/>
       </w:rPr>
       <w:tblPr/>
@@ -7494,6 +7822,7 @@
     </w:tblStylePr>
     <w:tblStylePr w:type="firstCol">
       <w:rPr>
+        <w:rFonts w:eastAsia="黑体"/>
         <w:b/>
         <w:bCs/>
         <w:color w:themeColor="background1" w:val="FFFFFF"/>
@@ -7513,6 +7842,7 @@
     </w:tblStylePr>
     <w:tblStylePr w:type="lastCol">
       <w:rPr>
+        <w:rFonts w:eastAsia="黑体"/>
         <w:b/>
         <w:bCs/>
         <w:color w:themeColor="background1" w:val="FFFFFF"/>
@@ -7561,6 +7891,7 @@
     </w:tblStylePr>
     <w:tblStylePr w:type="nwCell">
       <w:rPr>
+        <w:rFonts w:eastAsia="黑体"/>
         <w:color w:themeColor="background1" w:val="FFFFFF"/>
       </w:rPr>
       <w:tblPr/>
@@ -7604,6 +7935,7 @@
         <w:spacing w:after="0" w:before="0" w:line="240" w:lineRule="auto"/>
       </w:pPr>
       <w:rPr>
+        <w:rFonts w:eastAsia="黑体"/>
         <w:b/>
         <w:bCs/>
         <w:color w:themeColor="background1" w:val="FFFFFF"/>
@@ -7626,6 +7958,7 @@
         <w:spacing w:after="0" w:before="0" w:line="240" w:lineRule="auto"/>
       </w:pPr>
       <w:rPr>
+        <w:rFonts w:eastAsia="黑体"/>
         <w:color w:val="auto"/>
       </w:rPr>
       <w:tblPr/>
@@ -7643,6 +7976,7 @@
     </w:tblStylePr>
     <w:tblStylePr w:type="firstCol">
       <w:rPr>
+        <w:rFonts w:eastAsia="黑体"/>
         <w:b/>
         <w:bCs/>
         <w:color w:themeColor="background1" w:val="FFFFFF"/>
@@ -7662,6 +7996,7 @@
     </w:tblStylePr>
     <w:tblStylePr w:type="lastCol">
       <w:rPr>
+        <w:rFonts w:eastAsia="黑体"/>
         <w:b/>
         <w:bCs/>
         <w:color w:themeColor="background1" w:val="FFFFFF"/>
@@ -7710,6 +8045,7 @@
     </w:tblStylePr>
     <w:tblStylePr w:type="nwCell">
       <w:rPr>
+        <w:rFonts w:eastAsia="黑体"/>
         <w:color w:themeColor="background1" w:val="FFFFFF"/>
       </w:rPr>
       <w:tblPr/>
@@ -7753,6 +8089,7 @@
         <w:spacing w:after="0" w:before="0" w:line="240" w:lineRule="auto"/>
       </w:pPr>
       <w:rPr>
+        <w:rFonts w:eastAsia="黑体"/>
         <w:b/>
         <w:bCs/>
         <w:color w:themeColor="background1" w:val="FFFFFF"/>
@@ -7775,6 +8112,7 @@
         <w:spacing w:after="0" w:before="0" w:line="240" w:lineRule="auto"/>
       </w:pPr>
       <w:rPr>
+        <w:rFonts w:eastAsia="黑体"/>
         <w:color w:val="auto"/>
       </w:rPr>
       <w:tblPr/>
@@ -7792,6 +8130,7 @@
     </w:tblStylePr>
     <w:tblStylePr w:type="firstCol">
       <w:rPr>
+        <w:rFonts w:eastAsia="黑体"/>
         <w:b/>
         <w:bCs/>
         <w:color w:themeColor="background1" w:val="FFFFFF"/>
@@ -7811,6 +8150,7 @@
     </w:tblStylePr>
     <w:tblStylePr w:type="lastCol">
       <w:rPr>
+        <w:rFonts w:eastAsia="黑体"/>
         <w:b/>
         <w:bCs/>
         <w:color w:themeColor="background1" w:val="FFFFFF"/>
@@ -7859,6 +8199,7 @@
     </w:tblStylePr>
     <w:tblStylePr w:type="nwCell">
       <w:rPr>
+        <w:rFonts w:eastAsia="黑体"/>
         <w:color w:themeColor="background1" w:val="FFFFFF"/>
       </w:rPr>
       <w:tblPr/>
@@ -7883,6 +8224,7 @@
       <w:spacing w:after="0" w:line="240" w:lineRule="auto"/>
     </w:pPr>
     <w:rPr>
+      <w:rFonts w:eastAsia="黑体"/>
       <w:color w:themeColor="text1" w:val="000000"/>
     </w:rPr>
     <w:tblPr>
@@ -7902,7 +8244,7 @@
     </w:tblPr>
     <w:tblStylePr w:type="firstRow">
       <w:rPr>
-        <w:rFonts w:asciiTheme="majorHAnsi" w:cstheme="majorBidi" w:eastAsiaTheme="majorEastAsia" w:hAnsiTheme="majorHAnsi"/>
+        <w:rFonts w:asciiTheme="majorHAnsi" w:cstheme="majorBidi" w:hAnsiTheme="majorHAnsi" w:eastAsia="黑体"/>
       </w:rPr>
       <w:tblPr/>
       <w:tcPr>
@@ -7914,6 +8256,7 @@
     </w:tblStylePr>
     <w:tblStylePr w:type="lastRow">
       <w:rPr>
+        <w:rFonts w:eastAsia="黑体"/>
         <w:b/>
         <w:bCs/>
         <w:color w:themeColor="text2" w:val="1F497D"/>
@@ -7928,12 +8271,14 @@
     </w:tblStylePr>
     <w:tblStylePr w:type="firstCol">
       <w:rPr>
+        <w:rFonts w:eastAsia="黑体"/>
         <w:b/>
         <w:bCs/>
       </w:rPr>
     </w:tblStylePr>
     <w:tblStylePr w:type="lastCol">
       <w:rPr>
+        <w:rFonts w:eastAsia="黑体"/>
         <w:b/>
         <w:bCs/>
       </w:rPr>
@@ -7967,6 +8312,7 @@
       <w:spacing w:after="0" w:line="240" w:lineRule="auto"/>
     </w:pPr>
     <w:rPr>
+      <w:rFonts w:eastAsia="黑体"/>
       <w:color w:themeColor="text1" w:val="000000"/>
     </w:rPr>
     <w:tblPr>
@@ -7986,7 +8332,7 @@
     </w:tblPr>
     <w:tblStylePr w:type="firstRow">
       <w:rPr>
-        <w:rFonts w:asciiTheme="majorHAnsi" w:cstheme="majorBidi" w:eastAsiaTheme="majorEastAsia" w:hAnsiTheme="majorHAnsi"/>
+        <w:rFonts w:asciiTheme="majorHAnsi" w:cstheme="majorBidi" w:hAnsiTheme="majorHAnsi" w:eastAsia="黑体"/>
       </w:rPr>
       <w:tblPr/>
       <w:tcPr>
@@ -7998,6 +8344,7 @@
     </w:tblStylePr>
     <w:tblStylePr w:type="lastRow">
       <w:rPr>
+        <w:rFonts w:eastAsia="黑体"/>
         <w:b/>
         <w:bCs/>
         <w:color w:themeColor="text2" w:val="1F497D"/>
@@ -8012,12 +8359,14 @@
     </w:tblStylePr>
     <w:tblStylePr w:type="firstCol">
       <w:rPr>
+        <w:rFonts w:eastAsia="黑体"/>
         <w:b/>
         <w:bCs/>
       </w:rPr>
     </w:tblStylePr>
     <w:tblStylePr w:type="lastCol">
       <w:rPr>
+        <w:rFonts w:eastAsia="黑体"/>
         <w:b/>
         <w:bCs/>
       </w:rPr>
@@ -8051,6 +8400,7 @@
       <w:spacing w:after="0" w:line="240" w:lineRule="auto"/>
     </w:pPr>
     <w:rPr>
+      <w:rFonts w:eastAsia="黑体"/>
       <w:color w:themeColor="text1" w:val="000000"/>
     </w:rPr>
     <w:tblPr>
@@ -8070,7 +8420,7 @@
     </w:tblPr>
     <w:tblStylePr w:type="firstRow">
       <w:rPr>
-        <w:rFonts w:asciiTheme="majorHAnsi" w:cstheme="majorBidi" w:eastAsiaTheme="majorEastAsia" w:hAnsiTheme="majorHAnsi"/>
+        <w:rFonts w:asciiTheme="majorHAnsi" w:cstheme="majorBidi" w:hAnsiTheme="majorHAnsi" w:eastAsia="黑体"/>
       </w:rPr>
       <w:tblPr/>
       <w:tcPr>
@@ -8082,6 +8432,7 @@
     </w:tblStylePr>
     <w:tblStylePr w:type="lastRow">
       <w:rPr>
+        <w:rFonts w:eastAsia="黑体"/>
         <w:b/>
         <w:bCs/>
         <w:color w:themeColor="text2" w:val="1F497D"/>
@@ -8096,12 +8447,14 @@
     </w:tblStylePr>
     <w:tblStylePr w:type="firstCol">
       <w:rPr>
+        <w:rFonts w:eastAsia="黑体"/>
         <w:b/>
         <w:bCs/>
       </w:rPr>
     </w:tblStylePr>
     <w:tblStylePr w:type="lastCol">
       <w:rPr>
+        <w:rFonts w:eastAsia="黑体"/>
         <w:b/>
         <w:bCs/>
       </w:rPr>
@@ -8135,6 +8488,7 @@
       <w:spacing w:after="0" w:line="240" w:lineRule="auto"/>
     </w:pPr>
     <w:rPr>
+      <w:rFonts w:eastAsia="黑体"/>
       <w:color w:themeColor="text1" w:val="000000"/>
     </w:rPr>
     <w:tblPr>
@@ -8154,7 +8508,7 @@
     </w:tblPr>
     <w:tblStylePr w:type="firstRow">
       <w:rPr>
-        <w:rFonts w:asciiTheme="majorHAnsi" w:cstheme="majorBidi" w:eastAsiaTheme="majorEastAsia" w:hAnsiTheme="majorHAnsi"/>
+        <w:rFonts w:asciiTheme="majorHAnsi" w:cstheme="majorBidi" w:hAnsiTheme="majorHAnsi" w:eastAsia="黑体"/>
       </w:rPr>
       <w:tblPr/>
       <w:tcPr>
@@ -8166,6 +8520,7 @@
     </w:tblStylePr>
     <w:tblStylePr w:type="lastRow">
       <w:rPr>
+        <w:rFonts w:eastAsia="黑体"/>
         <w:b/>
         <w:bCs/>
         <w:color w:themeColor="text2" w:val="1F497D"/>
@@ -8180,12 +8535,14 @@
     </w:tblStylePr>
     <w:tblStylePr w:type="firstCol">
       <w:rPr>
+        <w:rFonts w:eastAsia="黑体"/>
         <w:b/>
         <w:bCs/>
       </w:rPr>
     </w:tblStylePr>
     <w:tblStylePr w:type="lastCol">
       <w:rPr>
+        <w:rFonts w:eastAsia="黑体"/>
         <w:b/>
         <w:bCs/>
       </w:rPr>
@@ -8219,6 +8576,7 @@
       <w:spacing w:after="0" w:line="240" w:lineRule="auto"/>
     </w:pPr>
     <w:rPr>
+      <w:rFonts w:eastAsia="黑体"/>
       <w:color w:themeColor="text1" w:val="000000"/>
     </w:rPr>
     <w:tblPr>
@@ -8238,7 +8596,7 @@
     </w:tblPr>
     <w:tblStylePr w:type="firstRow">
       <w:rPr>
-        <w:rFonts w:asciiTheme="majorHAnsi" w:cstheme="majorBidi" w:eastAsiaTheme="majorEastAsia" w:hAnsiTheme="majorHAnsi"/>
+        <w:rFonts w:asciiTheme="majorHAnsi" w:cstheme="majorBidi" w:hAnsiTheme="majorHAnsi" w:eastAsia="黑体"/>
       </w:rPr>
       <w:tblPr/>
       <w:tcPr>
@@ -8250,6 +8608,7 @@
     </w:tblStylePr>
     <w:tblStylePr w:type="lastRow">
       <w:rPr>
+        <w:rFonts w:eastAsia="黑体"/>
         <w:b/>
         <w:bCs/>
         <w:color w:themeColor="text2" w:val="1F497D"/>
@@ -8264,12 +8623,14 @@
     </w:tblStylePr>
     <w:tblStylePr w:type="firstCol">
       <w:rPr>
+        <w:rFonts w:eastAsia="黑体"/>
         <w:b/>
         <w:bCs/>
       </w:rPr>
     </w:tblStylePr>
     <w:tblStylePr w:type="lastCol">
       <w:rPr>
+        <w:rFonts w:eastAsia="黑体"/>
         <w:b/>
         <w:bCs/>
       </w:rPr>
@@ -8303,6 +8664,7 @@
       <w:spacing w:after="0" w:line="240" w:lineRule="auto"/>
     </w:pPr>
     <w:rPr>
+      <w:rFonts w:eastAsia="黑体"/>
       <w:color w:themeColor="text1" w:val="000000"/>
     </w:rPr>
     <w:tblPr>
@@ -8322,7 +8684,7 @@
     </w:tblPr>
     <w:tblStylePr w:type="firstRow">
       <w:rPr>
-        <w:rFonts w:asciiTheme="majorHAnsi" w:cstheme="majorBidi" w:eastAsiaTheme="majorEastAsia" w:hAnsiTheme="majorHAnsi"/>
+        <w:rFonts w:asciiTheme="majorHAnsi" w:cstheme="majorBidi" w:hAnsiTheme="majorHAnsi" w:eastAsia="黑体"/>
       </w:rPr>
       <w:tblPr/>
       <w:tcPr>
@@ -8334,6 +8696,7 @@
     </w:tblStylePr>
     <w:tblStylePr w:type="lastRow">
       <w:rPr>
+        <w:rFonts w:eastAsia="黑体"/>
         <w:b/>
         <w:bCs/>
         <w:color w:themeColor="text2" w:val="1F497D"/>
@@ -8348,12 +8711,14 @@
     </w:tblStylePr>
     <w:tblStylePr w:type="firstCol">
       <w:rPr>
+        <w:rFonts w:eastAsia="黑体"/>
         <w:b/>
         <w:bCs/>
       </w:rPr>
     </w:tblStylePr>
     <w:tblStylePr w:type="lastCol">
       <w:rPr>
+        <w:rFonts w:eastAsia="黑体"/>
         <w:b/>
         <w:bCs/>
       </w:rPr>
@@ -8387,6 +8752,7 @@
       <w:spacing w:after="0" w:line="240" w:lineRule="auto"/>
     </w:pPr>
     <w:rPr>
+      <w:rFonts w:eastAsia="黑体"/>
       <w:color w:themeColor="text1" w:val="000000"/>
     </w:rPr>
     <w:tblPr>
@@ -8406,7 +8772,7 @@
     </w:tblPr>
     <w:tblStylePr w:type="firstRow">
       <w:rPr>
-        <w:rFonts w:asciiTheme="majorHAnsi" w:cstheme="majorBidi" w:eastAsiaTheme="majorEastAsia" w:hAnsiTheme="majorHAnsi"/>
+        <w:rFonts w:asciiTheme="majorHAnsi" w:cstheme="majorBidi" w:hAnsiTheme="majorHAnsi" w:eastAsia="黑体"/>
       </w:rPr>
       <w:tblPr/>
       <w:tcPr>
@@ -8418,6 +8784,7 @@
     </w:tblStylePr>
     <w:tblStylePr w:type="lastRow">
       <w:rPr>
+        <w:rFonts w:eastAsia="黑体"/>
         <w:b/>
         <w:bCs/>
         <w:color w:themeColor="text2" w:val="1F497D"/>
@@ -8432,12 +8799,14 @@
     </w:tblStylePr>
     <w:tblStylePr w:type="firstCol">
       <w:rPr>
+        <w:rFonts w:eastAsia="黑体"/>
         <w:b/>
         <w:bCs/>
       </w:rPr>
     </w:tblStylePr>
     <w:tblStylePr w:type="lastCol">
       <w:rPr>
+        <w:rFonts w:eastAsia="黑体"/>
         <w:b/>
         <w:bCs/>
       </w:rPr>
@@ -8471,7 +8840,7 @@
       <w:spacing w:after="0" w:line="240" w:lineRule="auto"/>
     </w:pPr>
     <w:rPr>
-      <w:rFonts w:asciiTheme="majorHAnsi" w:cstheme="majorBidi" w:eastAsiaTheme="majorEastAsia" w:hAnsiTheme="majorHAnsi"/>
+      <w:rFonts w:asciiTheme="majorHAnsi" w:cstheme="majorBidi" w:hAnsiTheme="majorHAnsi" w:eastAsia="黑体"/>
       <w:color w:themeColor="text1" w:val="000000"/>
     </w:rPr>
     <w:tblPr>
@@ -8493,6 +8862,7 @@
     </w:tblPr>
     <w:tblStylePr w:type="firstRow">
       <w:rPr>
+        <w:rFonts w:eastAsia="黑体"/>
         <w:sz w:val="24"/>
         <w:szCs w:val="24"/>
       </w:rPr>
@@ -8599,7 +8969,7 @@
       <w:spacing w:after="0" w:line="240" w:lineRule="auto"/>
     </w:pPr>
     <w:rPr>
-      <w:rFonts w:asciiTheme="majorHAnsi" w:cstheme="majorBidi" w:eastAsiaTheme="majorEastAsia" w:hAnsiTheme="majorHAnsi"/>
+      <w:rFonts w:asciiTheme="majorHAnsi" w:cstheme="majorBidi" w:hAnsiTheme="majorHAnsi" w:eastAsia="黑体"/>
       <w:color w:themeColor="text1" w:val="000000"/>
     </w:rPr>
     <w:tblPr>
@@ -8621,6 +8991,7 @@
     </w:tblPr>
     <w:tblStylePr w:type="firstRow">
       <w:rPr>
+        <w:rFonts w:eastAsia="黑体"/>
         <w:sz w:val="24"/>
         <w:szCs w:val="24"/>
       </w:rPr>
@@ -8727,7 +9098,7 @@
       <w:spacing w:after="0" w:line="240" w:lineRule="auto"/>
     </w:pPr>
     <w:rPr>
-      <w:rFonts w:asciiTheme="majorHAnsi" w:cstheme="majorBidi" w:eastAsiaTheme="majorEastAsia" w:hAnsiTheme="majorHAnsi"/>
+      <w:rFonts w:asciiTheme="majorHAnsi" w:cstheme="majorBidi" w:hAnsiTheme="majorHAnsi" w:eastAsia="黑体"/>
       <w:color w:themeColor="text1" w:val="000000"/>
     </w:rPr>
     <w:tblPr>
@@ -8749,6 +9120,7 @@
     </w:tblPr>
     <w:tblStylePr w:type="firstRow">
       <w:rPr>
+        <w:rFonts w:eastAsia="黑体"/>
         <w:sz w:val="24"/>
         <w:szCs w:val="24"/>
       </w:rPr>
@@ -8855,7 +9227,7 @@
       <w:spacing w:after="0" w:line="240" w:lineRule="auto"/>
     </w:pPr>
     <w:rPr>
-      <w:rFonts w:asciiTheme="majorHAnsi" w:cstheme="majorBidi" w:eastAsiaTheme="majorEastAsia" w:hAnsiTheme="majorHAnsi"/>
+      <w:rFonts w:asciiTheme="majorHAnsi" w:cstheme="majorBidi" w:hAnsiTheme="majorHAnsi" w:eastAsia="黑体"/>
       <w:color w:themeColor="text1" w:val="000000"/>
     </w:rPr>
     <w:tblPr>
@@ -8877,6 +9249,7 @@
     </w:tblPr>
     <w:tblStylePr w:type="firstRow">
       <w:rPr>
+        <w:rFonts w:eastAsia="黑体"/>
         <w:sz w:val="24"/>
         <w:szCs w:val="24"/>
       </w:rPr>
@@ -8983,7 +9356,7 @@
       <w:spacing w:after="0" w:line="240" w:lineRule="auto"/>
     </w:pPr>
     <w:rPr>
-      <w:rFonts w:asciiTheme="majorHAnsi" w:cstheme="majorBidi" w:eastAsiaTheme="majorEastAsia" w:hAnsiTheme="majorHAnsi"/>
+      <w:rFonts w:asciiTheme="majorHAnsi" w:cstheme="majorBidi" w:hAnsiTheme="majorHAnsi" w:eastAsia="黑体"/>
       <w:color w:themeColor="text1" w:val="000000"/>
     </w:rPr>
     <w:tblPr>
@@ -9005,6 +9378,7 @@
     </w:tblPr>
     <w:tblStylePr w:type="firstRow">
       <w:rPr>
+        <w:rFonts w:eastAsia="黑体"/>
         <w:sz w:val="24"/>
         <w:szCs w:val="24"/>
       </w:rPr>
@@ -9111,7 +9485,7 @@
       <w:spacing w:after="0" w:line="240" w:lineRule="auto"/>
     </w:pPr>
     <w:rPr>
-      <w:rFonts w:asciiTheme="majorHAnsi" w:cstheme="majorBidi" w:eastAsiaTheme="majorEastAsia" w:hAnsiTheme="majorHAnsi"/>
+      <w:rFonts w:asciiTheme="majorHAnsi" w:cstheme="majorBidi" w:hAnsiTheme="majorHAnsi" w:eastAsia="黑体"/>
       <w:color w:themeColor="text1" w:val="000000"/>
     </w:rPr>
     <w:tblPr>
@@ -9133,6 +9507,7 @@
     </w:tblPr>
     <w:tblStylePr w:type="firstRow">
       <w:rPr>
+        <w:rFonts w:eastAsia="黑体"/>
         <w:sz w:val="24"/>
         <w:szCs w:val="24"/>
       </w:rPr>
@@ -9239,7 +9614,7 @@
       <w:spacing w:after="0" w:line="240" w:lineRule="auto"/>
     </w:pPr>
     <w:rPr>
-      <w:rFonts w:asciiTheme="majorHAnsi" w:cstheme="majorBidi" w:eastAsiaTheme="majorEastAsia" w:hAnsiTheme="majorHAnsi"/>
+      <w:rFonts w:asciiTheme="majorHAnsi" w:cstheme="majorBidi" w:hAnsiTheme="majorHAnsi" w:eastAsia="黑体"/>
       <w:color w:themeColor="text1" w:val="000000"/>
     </w:rPr>
     <w:tblPr>
@@ -9261,6 +9636,7 @@
     </w:tblPr>
     <w:tblStylePr w:type="firstRow">
       <w:rPr>
+        <w:rFonts w:eastAsia="黑体"/>
         <w:sz w:val="24"/>
         <w:szCs w:val="24"/>
       </w:rPr>
@@ -9390,12 +9766,14 @@
     </w:tcPr>
     <w:tblStylePr w:type="firstRow">
       <w:rPr>
+        <w:rFonts w:eastAsia="黑体"/>
         <w:b/>
         <w:bCs/>
       </w:rPr>
     </w:tblStylePr>
     <w:tblStylePr w:type="lastRow">
       <w:rPr>
+        <w:rFonts w:eastAsia="黑体"/>
         <w:b/>
         <w:bCs/>
       </w:rPr>
@@ -9408,12 +9786,14 @@
     </w:tblStylePr>
     <w:tblStylePr w:type="firstCol">
       <w:rPr>
+        <w:rFonts w:eastAsia="黑体"/>
         <w:b/>
         <w:bCs/>
       </w:rPr>
     </w:tblStylePr>
     <w:tblStylePr w:type="lastCol">
       <w:rPr>
+        <w:rFonts w:eastAsia="黑体"/>
         <w:b/>
         <w:bCs/>
       </w:rPr>
@@ -9463,12 +9843,14 @@
     </w:tcPr>
     <w:tblStylePr w:type="firstRow">
       <w:rPr>
+        <w:rFonts w:eastAsia="黑体"/>
         <w:b/>
         <w:bCs/>
       </w:rPr>
     </w:tblStylePr>
     <w:tblStylePr w:type="lastRow">
       <w:rPr>
+        <w:rFonts w:eastAsia="黑体"/>
         <w:b/>
         <w:bCs/>
       </w:rPr>
@@ -9481,12 +9863,14 @@
     </w:tblStylePr>
     <w:tblStylePr w:type="firstCol">
       <w:rPr>
+        <w:rFonts w:eastAsia="黑体"/>
         <w:b/>
         <w:bCs/>
       </w:rPr>
     </w:tblStylePr>
     <w:tblStylePr w:type="lastCol">
       <w:rPr>
+        <w:rFonts w:eastAsia="黑体"/>
         <w:b/>
         <w:bCs/>
       </w:rPr>
@@ -9536,12 +9920,14 @@
     </w:tcPr>
     <w:tblStylePr w:type="firstRow">
       <w:rPr>
+        <w:rFonts w:eastAsia="黑体"/>
         <w:b/>
         <w:bCs/>
       </w:rPr>
     </w:tblStylePr>
     <w:tblStylePr w:type="lastRow">
       <w:rPr>
+        <w:rFonts w:eastAsia="黑体"/>
         <w:b/>
         <w:bCs/>
       </w:rPr>
@@ -9554,12 +9940,14 @@
     </w:tblStylePr>
     <w:tblStylePr w:type="firstCol">
       <w:rPr>
+        <w:rFonts w:eastAsia="黑体"/>
         <w:b/>
         <w:bCs/>
       </w:rPr>
     </w:tblStylePr>
     <w:tblStylePr w:type="lastCol">
       <w:rPr>
+        <w:rFonts w:eastAsia="黑体"/>
         <w:b/>
         <w:bCs/>
       </w:rPr>
@@ -9609,12 +9997,14 @@
     </w:tcPr>
     <w:tblStylePr w:type="firstRow">
       <w:rPr>
+        <w:rFonts w:eastAsia="黑体"/>
         <w:b/>
         <w:bCs/>
       </w:rPr>
     </w:tblStylePr>
     <w:tblStylePr w:type="lastRow">
       <w:rPr>
+        <w:rFonts w:eastAsia="黑体"/>
         <w:b/>
         <w:bCs/>
       </w:rPr>
@@ -9627,12 +10017,14 @@
     </w:tblStylePr>
     <w:tblStylePr w:type="firstCol">
       <w:rPr>
+        <w:rFonts w:eastAsia="黑体"/>
         <w:b/>
         <w:bCs/>
       </w:rPr>
     </w:tblStylePr>
     <w:tblStylePr w:type="lastCol">
       <w:rPr>
+        <w:rFonts w:eastAsia="黑体"/>
         <w:b/>
         <w:bCs/>
       </w:rPr>
@@ -9682,12 +10074,14 @@
     </w:tcPr>
     <w:tblStylePr w:type="firstRow">
       <w:rPr>
+        <w:rFonts w:eastAsia="黑体"/>
         <w:b/>
         <w:bCs/>
       </w:rPr>
     </w:tblStylePr>
     <w:tblStylePr w:type="lastRow">
       <w:rPr>
+        <w:rFonts w:eastAsia="黑体"/>
         <w:b/>
         <w:bCs/>
       </w:rPr>
@@ -9700,12 +10094,14 @@
     </w:tblStylePr>
     <w:tblStylePr w:type="firstCol">
       <w:rPr>
+        <w:rFonts w:eastAsia="黑体"/>
         <w:b/>
         <w:bCs/>
       </w:rPr>
     </w:tblStylePr>
     <w:tblStylePr w:type="lastCol">
       <w:rPr>
+        <w:rFonts w:eastAsia="黑体"/>
         <w:b/>
         <w:bCs/>
       </w:rPr>
@@ -9755,12 +10151,14 @@
     </w:tcPr>
     <w:tblStylePr w:type="firstRow">
       <w:rPr>
+        <w:rFonts w:eastAsia="黑体"/>
         <w:b/>
         <w:bCs/>
       </w:rPr>
     </w:tblStylePr>
     <w:tblStylePr w:type="lastRow">
       <w:rPr>
+        <w:rFonts w:eastAsia="黑体"/>
         <w:b/>
         <w:bCs/>
       </w:rPr>
@@ -9773,12 +10171,14 @@
     </w:tblStylePr>
     <w:tblStylePr w:type="firstCol">
       <w:rPr>
+        <w:rFonts w:eastAsia="黑体"/>
         <w:b/>
         <w:bCs/>
       </w:rPr>
     </w:tblStylePr>
     <w:tblStylePr w:type="lastCol">
       <w:rPr>
+        <w:rFonts w:eastAsia="黑体"/>
         <w:b/>
         <w:bCs/>
       </w:rPr>
@@ -9828,12 +10228,14 @@
     </w:tcPr>
     <w:tblStylePr w:type="firstRow">
       <w:rPr>
+        <w:rFonts w:eastAsia="黑体"/>
         <w:b/>
         <w:bCs/>
       </w:rPr>
     </w:tblStylePr>
     <w:tblStylePr w:type="lastRow">
       <w:rPr>
+        <w:rFonts w:eastAsia="黑体"/>
         <w:b/>
         <w:bCs/>
       </w:rPr>
@@ -9846,12 +10248,14 @@
     </w:tblStylePr>
     <w:tblStylePr w:type="firstCol">
       <w:rPr>
+        <w:rFonts w:eastAsia="黑体"/>
         <w:b/>
         <w:bCs/>
       </w:rPr>
     </w:tblStylePr>
     <w:tblStylePr w:type="lastCol">
       <w:rPr>
+        <w:rFonts w:eastAsia="黑体"/>
         <w:b/>
         <w:bCs/>
       </w:rPr>
@@ -9878,7 +10282,7 @@
       <w:spacing w:after="0" w:line="240" w:lineRule="auto"/>
     </w:pPr>
     <w:rPr>
-      <w:rFonts w:asciiTheme="majorHAnsi" w:cstheme="majorBidi" w:eastAsiaTheme="majorEastAsia" w:hAnsiTheme="majorHAnsi"/>
+      <w:rFonts w:asciiTheme="majorHAnsi" w:cstheme="majorBidi" w:hAnsiTheme="majorHAnsi" w:eastAsia="黑体"/>
       <w:color w:themeColor="text1" w:val="000000"/>
     </w:rPr>
     <w:tblPr>
@@ -9905,6 +10309,7 @@
     </w:tcPr>
     <w:tblStylePr w:type="firstRow">
       <w:rPr>
+        <w:rFonts w:eastAsia="黑体"/>
         <w:b/>
         <w:bCs/>
         <w:color w:themeColor="text1" w:val="000000"/>
@@ -9916,6 +10321,7 @@
     </w:tblStylePr>
     <w:tblStylePr w:type="lastRow">
       <w:rPr>
+        <w:rFonts w:eastAsia="黑体"/>
         <w:b/>
         <w:bCs/>
         <w:color w:themeColor="text1" w:val="000000"/>
@@ -9935,6 +10341,7 @@
     </w:tblStylePr>
     <w:tblStylePr w:type="firstCol">
       <w:rPr>
+        <w:rFonts w:eastAsia="黑体"/>
         <w:b/>
         <w:bCs/>
         <w:color w:themeColor="text1" w:val="000000"/>
@@ -9954,6 +10361,7 @@
     </w:tblStylePr>
     <w:tblStylePr w:type="lastCol">
       <w:rPr>
+        <w:rFonts w:eastAsia="黑体"/>
         <w:b w:val="0"/>
         <w:bCs w:val="0"/>
         <w:color w:themeColor="text1" w:val="000000"/>
@@ -10003,7 +10411,7 @@
       <w:spacing w:after="0" w:line="240" w:lineRule="auto"/>
     </w:pPr>
     <w:rPr>
-      <w:rFonts w:asciiTheme="majorHAnsi" w:cstheme="majorBidi" w:eastAsiaTheme="majorEastAsia" w:hAnsiTheme="majorHAnsi"/>
+      <w:rFonts w:asciiTheme="majorHAnsi" w:cstheme="majorBidi" w:hAnsiTheme="majorHAnsi" w:eastAsia="黑体"/>
       <w:color w:themeColor="text1" w:val="000000"/>
     </w:rPr>
     <w:tblPr>
@@ -10030,6 +10438,7 @@
     </w:tcPr>
     <w:tblStylePr w:type="firstRow">
       <w:rPr>
+        <w:rFonts w:eastAsia="黑体"/>
         <w:b/>
         <w:bCs/>
         <w:color w:themeColor="text1" w:val="000000"/>
@@ -10041,6 +10450,7 @@
     </w:tblStylePr>
     <w:tblStylePr w:type="lastRow">
       <w:rPr>
+        <w:rFonts w:eastAsia="黑体"/>
         <w:b/>
         <w:bCs/>
         <w:color w:themeColor="text1" w:val="000000"/>
@@ -10060,6 +10470,7 @@
     </w:tblStylePr>
     <w:tblStylePr w:type="firstCol">
       <w:rPr>
+        <w:rFonts w:eastAsia="黑体"/>
         <w:b/>
         <w:bCs/>
         <w:color w:themeColor="text1" w:val="000000"/>
@@ -10079,6 +10490,7 @@
     </w:tblStylePr>
     <w:tblStylePr w:type="lastCol">
       <w:rPr>
+        <w:rFonts w:eastAsia="黑体"/>
         <w:b w:val="0"/>
         <w:bCs w:val="0"/>
         <w:color w:themeColor="text1" w:val="000000"/>
@@ -10128,7 +10540,7 @@
       <w:spacing w:after="0" w:line="240" w:lineRule="auto"/>
     </w:pPr>
     <w:rPr>
-      <w:rFonts w:asciiTheme="majorHAnsi" w:cstheme="majorBidi" w:eastAsiaTheme="majorEastAsia" w:hAnsiTheme="majorHAnsi"/>
+      <w:rFonts w:asciiTheme="majorHAnsi" w:cstheme="majorBidi" w:hAnsiTheme="majorHAnsi" w:eastAsia="黑体"/>
       <w:color w:themeColor="text1" w:val="000000"/>
     </w:rPr>
     <w:tblPr>
@@ -10155,6 +10567,7 @@
     </w:tcPr>
     <w:tblStylePr w:type="firstRow">
       <w:rPr>
+        <w:rFonts w:eastAsia="黑体"/>
         <w:b/>
         <w:bCs/>
         <w:color w:themeColor="text1" w:val="000000"/>
@@ -10166,6 +10579,7 @@
     </w:tblStylePr>
     <w:tblStylePr w:type="lastRow">
       <w:rPr>
+        <w:rFonts w:eastAsia="黑体"/>
         <w:b/>
         <w:bCs/>
         <w:color w:themeColor="text1" w:val="000000"/>
@@ -10185,6 +10599,7 @@
     </w:tblStylePr>
     <w:tblStylePr w:type="firstCol">
       <w:rPr>
+        <w:rFonts w:eastAsia="黑体"/>
         <w:b/>
         <w:bCs/>
         <w:color w:themeColor="text1" w:val="000000"/>
@@ -10204,6 +10619,7 @@
     </w:tblStylePr>
     <w:tblStylePr w:type="lastCol">
       <w:rPr>
+        <w:rFonts w:eastAsia="黑体"/>
         <w:b w:val="0"/>
         <w:bCs w:val="0"/>
         <w:color w:themeColor="text1" w:val="000000"/>
@@ -10253,7 +10669,7 @@
       <w:spacing w:after="0" w:line="240" w:lineRule="auto"/>
     </w:pPr>
     <w:rPr>
-      <w:rFonts w:asciiTheme="majorHAnsi" w:cstheme="majorBidi" w:eastAsiaTheme="majorEastAsia" w:hAnsiTheme="majorHAnsi"/>
+      <w:rFonts w:asciiTheme="majorHAnsi" w:cstheme="majorBidi" w:hAnsiTheme="majorHAnsi" w:eastAsia="黑体"/>
       <w:color w:themeColor="text1" w:val="000000"/>
     </w:rPr>
     <w:tblPr>
@@ -10280,6 +10696,7 @@
     </w:tcPr>
     <w:tblStylePr w:type="firstRow">
       <w:rPr>
+        <w:rFonts w:eastAsia="黑体"/>
         <w:b/>
         <w:bCs/>
         <w:color w:themeColor="text1" w:val="000000"/>
@@ -10291,6 +10708,7 @@
     </w:tblStylePr>
     <w:tblStylePr w:type="lastRow">
       <w:rPr>
+        <w:rFonts w:eastAsia="黑体"/>
         <w:b/>
         <w:bCs/>
         <w:color w:themeColor="text1" w:val="000000"/>
@@ -10310,6 +10728,7 @@
     </w:tblStylePr>
     <w:tblStylePr w:type="firstCol">
       <w:rPr>
+        <w:rFonts w:eastAsia="黑体"/>
         <w:b/>
         <w:bCs/>
         <w:color w:themeColor="text1" w:val="000000"/>
@@ -10329,6 +10748,7 @@
     </w:tblStylePr>
     <w:tblStylePr w:type="lastCol">
       <w:rPr>
+        <w:rFonts w:eastAsia="黑体"/>
         <w:b w:val="0"/>
         <w:bCs w:val="0"/>
         <w:color w:themeColor="text1" w:val="000000"/>
@@ -10378,7 +10798,7 @@
       <w:spacing w:after="0" w:line="240" w:lineRule="auto"/>
     </w:pPr>
     <w:rPr>
-      <w:rFonts w:asciiTheme="majorHAnsi" w:cstheme="majorBidi" w:eastAsiaTheme="majorEastAsia" w:hAnsiTheme="majorHAnsi"/>
+      <w:rFonts w:asciiTheme="majorHAnsi" w:cstheme="majorBidi" w:hAnsiTheme="majorHAnsi" w:eastAsia="黑体"/>
       <w:color w:themeColor="text1" w:val="000000"/>
     </w:rPr>
     <w:tblPr>
@@ -10405,6 +10825,7 @@
     </w:tcPr>
     <w:tblStylePr w:type="firstRow">
       <w:rPr>
+        <w:rFonts w:eastAsia="黑体"/>
         <w:b/>
         <w:bCs/>
         <w:color w:themeColor="text1" w:val="000000"/>
@@ -10416,6 +10837,7 @@
     </w:tblStylePr>
     <w:tblStylePr w:type="lastRow">
       <w:rPr>
+        <w:rFonts w:eastAsia="黑体"/>
         <w:b/>
         <w:bCs/>
         <w:color w:themeColor="text1" w:val="000000"/>
@@ -10435,6 +10857,7 @@
     </w:tblStylePr>
     <w:tblStylePr w:type="firstCol">
       <w:rPr>
+        <w:rFonts w:eastAsia="黑体"/>
         <w:b/>
         <w:bCs/>
         <w:color w:themeColor="text1" w:val="000000"/>
@@ -10454,6 +10877,7 @@
     </w:tblStylePr>
     <w:tblStylePr w:type="lastCol">
       <w:rPr>
+        <w:rFonts w:eastAsia="黑体"/>
         <w:b w:val="0"/>
         <w:bCs w:val="0"/>
         <w:color w:themeColor="text1" w:val="000000"/>
@@ -10503,7 +10927,7 @@
       <w:spacing w:after="0" w:line="240" w:lineRule="auto"/>
     </w:pPr>
     <w:rPr>
-      <w:rFonts w:asciiTheme="majorHAnsi" w:cstheme="majorBidi" w:eastAsiaTheme="majorEastAsia" w:hAnsiTheme="majorHAnsi"/>
+      <w:rFonts w:asciiTheme="majorHAnsi" w:cstheme="majorBidi" w:hAnsiTheme="majorHAnsi" w:eastAsia="黑体"/>
       <w:color w:themeColor="text1" w:val="000000"/>
     </w:rPr>
     <w:tblPr>
@@ -10530,6 +10954,7 @@
     </w:tcPr>
     <w:tblStylePr w:type="firstRow">
       <w:rPr>
+        <w:rFonts w:eastAsia="黑体"/>
         <w:b/>
         <w:bCs/>
         <w:color w:themeColor="text1" w:val="000000"/>
@@ -10541,6 +10966,7 @@
     </w:tblStylePr>
     <w:tblStylePr w:type="lastRow">
       <w:rPr>
+        <w:rFonts w:eastAsia="黑体"/>
         <w:b/>
         <w:bCs/>
         <w:color w:themeColor="text1" w:val="000000"/>
@@ -10560,6 +10986,7 @@
     </w:tblStylePr>
     <w:tblStylePr w:type="firstCol">
       <w:rPr>
+        <w:rFonts w:eastAsia="黑体"/>
         <w:b/>
         <w:bCs/>
         <w:color w:themeColor="text1" w:val="000000"/>
@@ -10579,6 +11006,7 @@
     </w:tblStylePr>
     <w:tblStylePr w:type="lastCol">
       <w:rPr>
+        <w:rFonts w:eastAsia="黑体"/>
         <w:b w:val="0"/>
         <w:bCs w:val="0"/>
         <w:color w:themeColor="text1" w:val="000000"/>
@@ -10628,7 +11056,7 @@
       <w:spacing w:after="0" w:line="240" w:lineRule="auto"/>
     </w:pPr>
     <w:rPr>
-      <w:rFonts w:asciiTheme="majorHAnsi" w:cstheme="majorBidi" w:eastAsiaTheme="majorEastAsia" w:hAnsiTheme="majorHAnsi"/>
+      <w:rFonts w:asciiTheme="majorHAnsi" w:cstheme="majorBidi" w:hAnsiTheme="majorHAnsi" w:eastAsia="黑体"/>
       <w:color w:themeColor="text1" w:val="000000"/>
     </w:rPr>
     <w:tblPr>
@@ -10655,6 +11083,7 @@
     </w:tcPr>
     <w:tblStylePr w:type="firstRow">
       <w:rPr>
+        <w:rFonts w:eastAsia="黑体"/>
         <w:b/>
         <w:bCs/>
         <w:color w:themeColor="text1" w:val="000000"/>
@@ -10666,6 +11095,7 @@
     </w:tblStylePr>
     <w:tblStylePr w:type="lastRow">
       <w:rPr>
+        <w:rFonts w:eastAsia="黑体"/>
         <w:b/>
         <w:bCs/>
         <w:color w:themeColor="text1" w:val="000000"/>
@@ -10685,6 +11115,7 @@
     </w:tblStylePr>
     <w:tblStylePr w:type="firstCol">
       <w:rPr>
+        <w:rFonts w:eastAsia="黑体"/>
         <w:b/>
         <w:bCs/>
         <w:color w:themeColor="text1" w:val="000000"/>
@@ -10704,6 +11135,7 @@
     </w:tblStylePr>
     <w:tblStylePr w:type="lastCol">
       <w:rPr>
+        <w:rFonts w:eastAsia="黑体"/>
         <w:b w:val="0"/>
         <w:bCs w:val="0"/>
         <w:color w:themeColor="text1" w:val="000000"/>
@@ -10776,6 +11208,7 @@
     </w:tcPr>
     <w:tblStylePr w:type="firstRow">
       <w:rPr>
+        <w:rFonts w:eastAsia="黑体"/>
         <w:b/>
         <w:bCs/>
         <w:i w:val="0"/>
@@ -10797,6 +11230,7 @@
     </w:tblStylePr>
     <w:tblStylePr w:type="lastRow">
       <w:rPr>
+        <w:rFonts w:eastAsia="黑体"/>
         <w:b/>
         <w:bCs/>
         <w:i w:val="0"/>
@@ -10818,6 +11252,7 @@
     </w:tblStylePr>
     <w:tblStylePr w:type="firstCol">
       <w:rPr>
+        <w:rFonts w:eastAsia="黑体"/>
         <w:b/>
         <w:bCs/>
         <w:i w:val="0"/>
@@ -10837,6 +11272,7 @@
     </w:tblStylePr>
     <w:tblStylePr w:type="lastCol">
       <w:rPr>
+        <w:rFonts w:eastAsia="黑体"/>
         <w:b/>
         <w:bCs/>
         <w:i w:val="0"/>
@@ -10917,6 +11353,7 @@
     </w:tcPr>
     <w:tblStylePr w:type="firstRow">
       <w:rPr>
+        <w:rFonts w:eastAsia="黑体"/>
         <w:b/>
         <w:bCs/>
         <w:i w:val="0"/>
@@ -10938,6 +11375,7 @@
     </w:tblStylePr>
     <w:tblStylePr w:type="lastRow">
       <w:rPr>
+        <w:rFonts w:eastAsia="黑体"/>
         <w:b/>
         <w:bCs/>
         <w:i w:val="0"/>
@@ -10959,6 +11397,7 @@
     </w:tblStylePr>
     <w:tblStylePr w:type="firstCol">
       <w:rPr>
+        <w:rFonts w:eastAsia="黑体"/>
         <w:b/>
         <w:bCs/>
         <w:i w:val="0"/>
@@ -10978,6 +11417,7 @@
     </w:tblStylePr>
     <w:tblStylePr w:type="lastCol">
       <w:rPr>
+        <w:rFonts w:eastAsia="黑体"/>
         <w:b/>
         <w:bCs/>
         <w:i w:val="0"/>
@@ -11058,6 +11498,7 @@
     </w:tcPr>
     <w:tblStylePr w:type="firstRow">
       <w:rPr>
+        <w:rFonts w:eastAsia="黑体"/>
         <w:b/>
         <w:bCs/>
         <w:i w:val="0"/>
@@ -11079,6 +11520,7 @@
     </w:tblStylePr>
     <w:tblStylePr w:type="lastRow">
       <w:rPr>
+        <w:rFonts w:eastAsia="黑体"/>
         <w:b/>
         <w:bCs/>
         <w:i w:val="0"/>
@@ -11100,6 +11542,7 @@
     </w:tblStylePr>
     <w:tblStylePr w:type="firstCol">
       <w:rPr>
+        <w:rFonts w:eastAsia="黑体"/>
         <w:b/>
         <w:bCs/>
         <w:i w:val="0"/>
@@ -11119,6 +11562,7 @@
     </w:tblStylePr>
     <w:tblStylePr w:type="lastCol">
       <w:rPr>
+        <w:rFonts w:eastAsia="黑体"/>
         <w:b/>
         <w:bCs/>
         <w:i w:val="0"/>
@@ -11199,6 +11643,7 @@
     </w:tcPr>
     <w:tblStylePr w:type="firstRow">
       <w:rPr>
+        <w:rFonts w:eastAsia="黑体"/>
         <w:b/>
         <w:bCs/>
         <w:i w:val="0"/>
@@ -11220,6 +11665,7 @@
     </w:tblStylePr>
     <w:tblStylePr w:type="lastRow">
       <w:rPr>
+        <w:rFonts w:eastAsia="黑体"/>
         <w:b/>
         <w:bCs/>
         <w:i w:val="0"/>
@@ -11241,6 +11687,7 @@
     </w:tblStylePr>
     <w:tblStylePr w:type="firstCol">
       <w:rPr>
+        <w:rFonts w:eastAsia="黑体"/>
         <w:b/>
         <w:bCs/>
         <w:i w:val="0"/>
@@ -11260,6 +11707,7 @@
     </w:tblStylePr>
     <w:tblStylePr w:type="lastCol">
       <w:rPr>
+        <w:rFonts w:eastAsia="黑体"/>
         <w:b/>
         <w:bCs/>
         <w:i w:val="0"/>
@@ -11340,6 +11788,7 @@
     </w:tcPr>
     <w:tblStylePr w:type="firstRow">
       <w:rPr>
+        <w:rFonts w:eastAsia="黑体"/>
         <w:b/>
         <w:bCs/>
         <w:i w:val="0"/>
@@ -11361,6 +11810,7 @@
     </w:tblStylePr>
     <w:tblStylePr w:type="lastRow">
       <w:rPr>
+        <w:rFonts w:eastAsia="黑体"/>
         <w:b/>
         <w:bCs/>
         <w:i w:val="0"/>
@@ -11382,6 +11832,7 @@
     </w:tblStylePr>
     <w:tblStylePr w:type="firstCol">
       <w:rPr>
+        <w:rFonts w:eastAsia="黑体"/>
         <w:b/>
         <w:bCs/>
         <w:i w:val="0"/>
@@ -11401,6 +11852,7 @@
     </w:tblStylePr>
     <w:tblStylePr w:type="lastCol">
       <w:rPr>
+        <w:rFonts w:eastAsia="黑体"/>
         <w:b/>
         <w:bCs/>
         <w:i w:val="0"/>
@@ -11481,6 +11933,7 @@
     </w:tcPr>
     <w:tblStylePr w:type="firstRow">
       <w:rPr>
+        <w:rFonts w:eastAsia="黑体"/>
         <w:b/>
         <w:bCs/>
         <w:i w:val="0"/>
@@ -11502,6 +11955,7 @@
     </w:tblStylePr>
     <w:tblStylePr w:type="lastRow">
       <w:rPr>
+        <w:rFonts w:eastAsia="黑体"/>
         <w:b/>
         <w:bCs/>
         <w:i w:val="0"/>
@@ -11523,6 +11977,7 @@
     </w:tblStylePr>
     <w:tblStylePr w:type="firstCol">
       <w:rPr>
+        <w:rFonts w:eastAsia="黑体"/>
         <w:b/>
         <w:bCs/>
         <w:i w:val="0"/>
@@ -11542,6 +11997,7 @@
     </w:tblStylePr>
     <w:tblStylePr w:type="lastCol">
       <w:rPr>
+        <w:rFonts w:eastAsia="黑体"/>
         <w:b/>
         <w:bCs/>
         <w:i w:val="0"/>
@@ -11622,6 +12078,7 @@
     </w:tcPr>
     <w:tblStylePr w:type="firstRow">
       <w:rPr>
+        <w:rFonts w:eastAsia="黑体"/>
         <w:b/>
         <w:bCs/>
         <w:i w:val="0"/>
@@ -11643,6 +12100,7 @@
     </w:tblStylePr>
     <w:tblStylePr w:type="lastRow">
       <w:rPr>
+        <w:rFonts w:eastAsia="黑体"/>
         <w:b/>
         <w:bCs/>
         <w:i w:val="0"/>
@@ -11664,6 +12122,7 @@
     </w:tblStylePr>
     <w:tblStylePr w:type="firstCol">
       <w:rPr>
+        <w:rFonts w:eastAsia="黑体"/>
         <w:b/>
         <w:bCs/>
         <w:i w:val="0"/>
@@ -11683,6 +12142,7 @@
     </w:tblStylePr>
     <w:tblStylePr w:type="lastCol">
       <w:rPr>
+        <w:rFonts w:eastAsia="黑体"/>
         <w:b/>
         <w:bCs/>
         <w:i w:val="0"/>
@@ -11740,6 +12200,7 @@
       <w:spacing w:after="0" w:line="240" w:lineRule="auto"/>
     </w:pPr>
     <w:rPr>
+      <w:rFonts w:eastAsia="黑体"/>
       <w:color w:themeColor="background1" w:val="FFFFFF"/>
     </w:rPr>
     <w:tblPr>
@@ -11758,6 +12219,7 @@
     </w:tcPr>
     <w:tblStylePr w:type="firstRow">
       <w:rPr>
+        <w:rFonts w:eastAsia="黑体"/>
         <w:b/>
         <w:bCs/>
       </w:rPr>
@@ -11854,6 +12316,7 @@
       <w:spacing w:after="0" w:line="240" w:lineRule="auto"/>
     </w:pPr>
     <w:rPr>
+      <w:rFonts w:eastAsia="黑体"/>
       <w:color w:themeColor="background1" w:val="FFFFFF"/>
     </w:rPr>
     <w:tblPr>
@@ -11872,6 +12335,7 @@
     </w:tcPr>
     <w:tblStylePr w:type="firstRow">
       <w:rPr>
+        <w:rFonts w:eastAsia="黑体"/>
         <w:b/>
         <w:bCs/>
       </w:rPr>
@@ -11968,6 +12432,7 @@
       <w:spacing w:after="0" w:line="240" w:lineRule="auto"/>
     </w:pPr>
     <w:rPr>
+      <w:rFonts w:eastAsia="黑体"/>
       <w:color w:themeColor="background1" w:val="FFFFFF"/>
     </w:rPr>
     <w:tblPr>
@@ -11986,6 +12451,7 @@
     </w:tcPr>
     <w:tblStylePr w:type="firstRow">
       <w:rPr>
+        <w:rFonts w:eastAsia="黑体"/>
         <w:b/>
         <w:bCs/>
       </w:rPr>
@@ -12082,6 +12548,7 @@
       <w:spacing w:after="0" w:line="240" w:lineRule="auto"/>
     </w:pPr>
     <w:rPr>
+      <w:rFonts w:eastAsia="黑体"/>
       <w:color w:themeColor="background1" w:val="FFFFFF"/>
     </w:rPr>
     <w:tblPr>
@@ -12100,6 +12567,7 @@
     </w:tcPr>
     <w:tblStylePr w:type="firstRow">
       <w:rPr>
+        <w:rFonts w:eastAsia="黑体"/>
         <w:b/>
         <w:bCs/>
       </w:rPr>
@@ -12196,6 +12664,7 @@
       <w:spacing w:after="0" w:line="240" w:lineRule="auto"/>
     </w:pPr>
     <w:rPr>
+      <w:rFonts w:eastAsia="黑体"/>
       <w:color w:themeColor="background1" w:val="FFFFFF"/>
     </w:rPr>
     <w:tblPr>
@@ -12214,6 +12683,7 @@
     </w:tcPr>
     <w:tblStylePr w:type="firstRow">
       <w:rPr>
+        <w:rFonts w:eastAsia="黑体"/>
         <w:b/>
         <w:bCs/>
       </w:rPr>
@@ -12310,6 +12780,7 @@
       <w:spacing w:after="0" w:line="240" w:lineRule="auto"/>
     </w:pPr>
     <w:rPr>
+      <w:rFonts w:eastAsia="黑体"/>
       <w:color w:themeColor="background1" w:val="FFFFFF"/>
     </w:rPr>
     <w:tblPr>
@@ -12328,6 +12799,7 @@
     </w:tcPr>
     <w:tblStylePr w:type="firstRow">
       <w:rPr>
+        <w:rFonts w:eastAsia="黑体"/>
         <w:b/>
         <w:bCs/>
       </w:rPr>
@@ -12424,6 +12896,7 @@
       <w:spacing w:after="0" w:line="240" w:lineRule="auto"/>
     </w:pPr>
     <w:rPr>
+      <w:rFonts w:eastAsia="黑体"/>
       <w:color w:themeColor="background1" w:val="FFFFFF"/>
     </w:rPr>
     <w:tblPr>
@@ -12442,6 +12915,7 @@
     </w:tcPr>
     <w:tblStylePr w:type="firstRow">
       <w:rPr>
+        <w:rFonts w:eastAsia="黑体"/>
         <w:b/>
         <w:bCs/>
       </w:rPr>
@@ -12538,6 +13012,7 @@
       <w:spacing w:after="0" w:line="240" w:lineRule="auto"/>
     </w:pPr>
     <w:rPr>
+      <w:rFonts w:eastAsia="黑体"/>
       <w:color w:themeColor="text1" w:val="000000"/>
     </w:rPr>
     <w:tblPr>
@@ -12564,6 +13039,7 @@
     </w:tcPr>
     <w:tblStylePr w:type="firstRow">
       <w:rPr>
+        <w:rFonts w:eastAsia="黑体"/>
         <w:b/>
         <w:bCs/>
       </w:rPr>
@@ -12582,6 +13058,7 @@
     </w:tblStylePr>
     <w:tblStylePr w:type="lastRow">
       <w:rPr>
+        <w:rFonts w:eastAsia="黑体"/>
         <w:b/>
         <w:bCs/>
         <w:color w:themeColor="background1" w:val="FFFFFF"/>
@@ -12596,6 +13073,7 @@
     </w:tblStylePr>
     <w:tblStylePr w:type="firstCol">
       <w:rPr>
+        <w:rFonts w:eastAsia="黑体"/>
         <w:color w:themeColor="background1" w:val="FFFFFF"/>
       </w:rPr>
       <w:tblPr/>
@@ -12613,6 +13091,7 @@
     </w:tblStylePr>
     <w:tblStylePr w:type="lastCol">
       <w:rPr>
+        <w:rFonts w:eastAsia="黑体"/>
         <w:color w:themeColor="background1" w:val="FFFFFF"/>
       </w:rPr>
       <w:tblPr/>
@@ -12642,11 +13121,13 @@
     </w:tblStylePr>
     <w:tblStylePr w:type="neCell">
       <w:rPr>
+        <w:rFonts w:eastAsia="黑体"/>
         <w:color w:themeColor="text1" w:val="000000"/>
       </w:rPr>
     </w:tblStylePr>
     <w:tblStylePr w:type="nwCell">
       <w:rPr>
+        <w:rFonts w:eastAsia="黑体"/>
         <w:color w:themeColor="text1" w:val="000000"/>
       </w:rPr>
     </w:tblStylePr>
@@ -12660,6 +13141,7 @@
       <w:spacing w:after="0" w:line="240" w:lineRule="auto"/>
     </w:pPr>
     <w:rPr>
+      <w:rFonts w:eastAsia="黑体"/>
       <w:color w:themeColor="text1" w:val="000000"/>
     </w:rPr>
     <w:tblPr>
@@ -12686,6 +13168,7 @@
     </w:tcPr>
     <w:tblStylePr w:type="firstRow">
       <w:rPr>
+        <w:rFonts w:eastAsia="黑体"/>
         <w:b/>
         <w:bCs/>
       </w:rPr>
@@ -12704,6 +13187,7 @@
     </w:tblStylePr>
     <w:tblStylePr w:type="lastRow">
       <w:rPr>
+        <w:rFonts w:eastAsia="黑体"/>
         <w:b/>
         <w:bCs/>
         <w:color w:themeColor="background1" w:val="FFFFFF"/>
@@ -12718,6 +13202,7 @@
     </w:tblStylePr>
     <w:tblStylePr w:type="firstCol">
       <w:rPr>
+        <w:rFonts w:eastAsia="黑体"/>
         <w:color w:themeColor="background1" w:val="FFFFFF"/>
       </w:rPr>
       <w:tblPr/>
@@ -12735,6 +13220,7 @@
     </w:tblStylePr>
     <w:tblStylePr w:type="lastCol">
       <w:rPr>
+        <w:rFonts w:eastAsia="黑体"/>
         <w:color w:themeColor="background1" w:val="FFFFFF"/>
       </w:rPr>
       <w:tblPr/>
@@ -12764,11 +13250,13 @@
     </w:tblStylePr>
     <w:tblStylePr w:type="neCell">
       <w:rPr>
+        <w:rFonts w:eastAsia="黑体"/>
         <w:color w:themeColor="text1" w:val="000000"/>
       </w:rPr>
     </w:tblStylePr>
     <w:tblStylePr w:type="nwCell">
       <w:rPr>
+        <w:rFonts w:eastAsia="黑体"/>
         <w:color w:themeColor="text1" w:val="000000"/>
       </w:rPr>
     </w:tblStylePr>
@@ -12782,6 +13270,7 @@
       <w:spacing w:after="0" w:line="240" w:lineRule="auto"/>
     </w:pPr>
     <w:rPr>
+      <w:rFonts w:eastAsia="黑体"/>
       <w:color w:themeColor="text1" w:val="000000"/>
     </w:rPr>
     <w:tblPr>
@@ -12808,6 +13297,7 @@
     </w:tcPr>
     <w:tblStylePr w:type="firstRow">
       <w:rPr>
+        <w:rFonts w:eastAsia="黑体"/>
         <w:b/>
         <w:bCs/>
       </w:rPr>
@@ -12826,6 +13316,7 @@
     </w:tblStylePr>
     <w:tblStylePr w:type="lastRow">
       <w:rPr>
+        <w:rFonts w:eastAsia="黑体"/>
         <w:b/>
         <w:bCs/>
         <w:color w:themeColor="background1" w:val="FFFFFF"/>
@@ -12840,6 +13331,7 @@
     </w:tblStylePr>
     <w:tblStylePr w:type="firstCol">
       <w:rPr>
+        <w:rFonts w:eastAsia="黑体"/>
         <w:color w:themeColor="background1" w:val="FFFFFF"/>
       </w:rPr>
       <w:tblPr/>
@@ -12857,6 +13349,7 @@
     </w:tblStylePr>
     <w:tblStylePr w:type="lastCol">
       <w:rPr>
+        <w:rFonts w:eastAsia="黑体"/>
         <w:color w:themeColor="background1" w:val="FFFFFF"/>
       </w:rPr>
       <w:tblPr/>
@@ -12886,11 +13379,13 @@
     </w:tblStylePr>
     <w:tblStylePr w:type="neCell">
       <w:rPr>
+        <w:rFonts w:eastAsia="黑体"/>
         <w:color w:themeColor="text1" w:val="000000"/>
       </w:rPr>
     </w:tblStylePr>
     <w:tblStylePr w:type="nwCell">
       <w:rPr>
+        <w:rFonts w:eastAsia="黑体"/>
         <w:color w:themeColor="text1" w:val="000000"/>
       </w:rPr>
     </w:tblStylePr>
@@ -12904,6 +13399,7 @@
       <w:spacing w:after="0" w:line="240" w:lineRule="auto"/>
     </w:pPr>
     <w:rPr>
+      <w:rFonts w:eastAsia="黑体"/>
       <w:color w:themeColor="text1" w:val="000000"/>
     </w:rPr>
     <w:tblPr>
@@ -12930,6 +13426,7 @@
     </w:tcPr>
     <w:tblStylePr w:type="firstRow">
       <w:rPr>
+        <w:rFonts w:eastAsia="黑体"/>
         <w:b/>
         <w:bCs/>
       </w:rPr>
@@ -12948,6 +13445,7 @@
     </w:tblStylePr>
     <w:tblStylePr w:type="lastRow">
       <w:rPr>
+        <w:rFonts w:eastAsia="黑体"/>
         <w:b/>
         <w:bCs/>
         <w:color w:themeColor="background1" w:val="FFFFFF"/>
@@ -12962,6 +13460,7 @@
     </w:tblStylePr>
     <w:tblStylePr w:type="firstCol">
       <w:rPr>
+        <w:rFonts w:eastAsia="黑体"/>
         <w:color w:themeColor="background1" w:val="FFFFFF"/>
       </w:rPr>
       <w:tblPr/>
@@ -12979,6 +13478,7 @@
     </w:tblStylePr>
     <w:tblStylePr w:type="lastCol">
       <w:rPr>
+        <w:rFonts w:eastAsia="黑体"/>
         <w:color w:themeColor="background1" w:val="FFFFFF"/>
       </w:rPr>
       <w:tblPr/>
@@ -13016,6 +13516,7 @@
       <w:spacing w:after="0" w:line="240" w:lineRule="auto"/>
     </w:pPr>
     <w:rPr>
+      <w:rFonts w:eastAsia="黑体"/>
       <w:color w:themeColor="text1" w:val="000000"/>
     </w:rPr>
     <w:tblPr>
@@ -13042,6 +13543,7 @@
     </w:tcPr>
     <w:tblStylePr w:type="firstRow">
       <w:rPr>
+        <w:rFonts w:eastAsia="黑体"/>
         <w:b/>
         <w:bCs/>
       </w:rPr>
@@ -13060,6 +13562,7 @@
     </w:tblStylePr>
     <w:tblStylePr w:type="lastRow">
       <w:rPr>
+        <w:rFonts w:eastAsia="黑体"/>
         <w:b/>
         <w:bCs/>
         <w:color w:themeColor="background1" w:val="FFFFFF"/>
@@ -13074,6 +13577,7 @@
     </w:tblStylePr>
     <w:tblStylePr w:type="firstCol">
       <w:rPr>
+        <w:rFonts w:eastAsia="黑体"/>
         <w:color w:themeColor="background1" w:val="FFFFFF"/>
       </w:rPr>
       <w:tblPr/>
@@ -13091,6 +13595,7 @@
     </w:tblStylePr>
     <w:tblStylePr w:type="lastCol">
       <w:rPr>
+        <w:rFonts w:eastAsia="黑体"/>
         <w:color w:themeColor="background1" w:val="FFFFFF"/>
       </w:rPr>
       <w:tblPr/>
@@ -13120,11 +13625,13 @@
     </w:tblStylePr>
     <w:tblStylePr w:type="neCell">
       <w:rPr>
+        <w:rFonts w:eastAsia="黑体"/>
         <w:color w:themeColor="text1" w:val="000000"/>
       </w:rPr>
     </w:tblStylePr>
     <w:tblStylePr w:type="nwCell">
       <w:rPr>
+        <w:rFonts w:eastAsia="黑体"/>
         <w:color w:themeColor="text1" w:val="000000"/>
       </w:rPr>
     </w:tblStylePr>
@@ -13138,6 +13645,7 @@
       <w:spacing w:after="0" w:line="240" w:lineRule="auto"/>
     </w:pPr>
     <w:rPr>
+      <w:rFonts w:eastAsia="黑体"/>
       <w:color w:themeColor="text1" w:val="000000"/>
     </w:rPr>
     <w:tblPr>
@@ -13164,6 +13672,7 @@
     </w:tcPr>
     <w:tblStylePr w:type="firstRow">
       <w:rPr>
+        <w:rFonts w:eastAsia="黑体"/>
         <w:b/>
         <w:bCs/>
       </w:rPr>
@@ -13182,6 +13691,7 @@
     </w:tblStylePr>
     <w:tblStylePr w:type="lastRow">
       <w:rPr>
+        <w:rFonts w:eastAsia="黑体"/>
         <w:b/>
         <w:bCs/>
         <w:color w:themeColor="background1" w:val="FFFFFF"/>
@@ -13196,6 +13706,7 @@
     </w:tblStylePr>
     <w:tblStylePr w:type="firstCol">
       <w:rPr>
+        <w:rFonts w:eastAsia="黑体"/>
         <w:color w:themeColor="background1" w:val="FFFFFF"/>
       </w:rPr>
       <w:tblPr/>
@@ -13213,6 +13724,7 @@
     </w:tblStylePr>
     <w:tblStylePr w:type="lastCol">
       <w:rPr>
+        <w:rFonts w:eastAsia="黑体"/>
         <w:color w:themeColor="background1" w:val="FFFFFF"/>
       </w:rPr>
       <w:tblPr/>
@@ -13242,11 +13754,13 @@
     </w:tblStylePr>
     <w:tblStylePr w:type="neCell">
       <w:rPr>
+        <w:rFonts w:eastAsia="黑体"/>
         <w:color w:themeColor="text1" w:val="000000"/>
       </w:rPr>
     </w:tblStylePr>
     <w:tblStylePr w:type="nwCell">
       <w:rPr>
+        <w:rFonts w:eastAsia="黑体"/>
         <w:color w:themeColor="text1" w:val="000000"/>
       </w:rPr>
     </w:tblStylePr>
@@ -13260,6 +13774,7 @@
       <w:spacing w:after="0" w:line="240" w:lineRule="auto"/>
     </w:pPr>
     <w:rPr>
+      <w:rFonts w:eastAsia="黑体"/>
       <w:color w:themeColor="text1" w:val="000000"/>
     </w:rPr>
     <w:tblPr>
@@ -13286,6 +13801,7 @@
     </w:tcPr>
     <w:tblStylePr w:type="firstRow">
       <w:rPr>
+        <w:rFonts w:eastAsia="黑体"/>
         <w:b/>
         <w:bCs/>
       </w:rPr>
@@ -13304,6 +13820,7 @@
     </w:tblStylePr>
     <w:tblStylePr w:type="lastRow">
       <w:rPr>
+        <w:rFonts w:eastAsia="黑体"/>
         <w:b/>
         <w:bCs/>
         <w:color w:themeColor="background1" w:val="FFFFFF"/>
@@ -13318,6 +13835,7 @@
     </w:tblStylePr>
     <w:tblStylePr w:type="firstCol">
       <w:rPr>
+        <w:rFonts w:eastAsia="黑体"/>
         <w:color w:themeColor="background1" w:val="FFFFFF"/>
       </w:rPr>
       <w:tblPr/>
@@ -13335,6 +13853,7 @@
     </w:tblStylePr>
     <w:tblStylePr w:type="lastCol">
       <w:rPr>
+        <w:rFonts w:eastAsia="黑体"/>
         <w:color w:themeColor="background1" w:val="FFFFFF"/>
       </w:rPr>
       <w:tblPr/>
@@ -13364,11 +13883,13 @@
     </w:tblStylePr>
     <w:tblStylePr w:type="neCell">
       <w:rPr>
+        <w:rFonts w:eastAsia="黑体"/>
         <w:color w:themeColor="text1" w:val="000000"/>
       </w:rPr>
     </w:tblStylePr>
     <w:tblStylePr w:type="nwCell">
       <w:rPr>
+        <w:rFonts w:eastAsia="黑体"/>
         <w:color w:themeColor="text1" w:val="000000"/>
       </w:rPr>
     </w:tblStylePr>
@@ -13382,6 +13903,7 @@
       <w:spacing w:after="0" w:line="240" w:lineRule="auto"/>
     </w:pPr>
     <w:rPr>
+      <w:rFonts w:eastAsia="黑体"/>
       <w:color w:themeColor="text1" w:val="000000"/>
     </w:rPr>
     <w:tblPr>
@@ -13400,6 +13922,7 @@
     </w:tcPr>
     <w:tblStylePr w:type="firstRow">
       <w:rPr>
+        <w:rFonts w:eastAsia="黑体"/>
         <w:b/>
         <w:bCs/>
         <w:color w:themeColor="background1" w:val="FFFFFF"/>
@@ -13414,6 +13937,7 @@
     </w:tblStylePr>
     <w:tblStylePr w:type="lastRow">
       <w:rPr>
+        <w:rFonts w:eastAsia="黑体"/>
         <w:b/>
         <w:bCs/>
         <w:color w:themeColor="accent2" w:themeShade="CC" w:val="9E3A38"/>
@@ -13428,12 +13952,14 @@
     </w:tblStylePr>
     <w:tblStylePr w:type="firstCol">
       <w:rPr>
+        <w:rFonts w:eastAsia="黑体"/>
         <w:b/>
         <w:bCs/>
       </w:rPr>
     </w:tblStylePr>
     <w:tblStylePr w:type="lastCol">
       <w:rPr>
+        <w:rFonts w:eastAsia="黑体"/>
         <w:b/>
         <w:bCs/>
       </w:rPr>
@@ -13468,6 +13994,7 @@
       <w:spacing w:after="0" w:line="240" w:lineRule="auto"/>
     </w:pPr>
     <w:rPr>
+      <w:rFonts w:eastAsia="黑体"/>
       <w:color w:themeColor="text1" w:val="000000"/>
     </w:rPr>
     <w:tblPr>
@@ -13486,6 +14013,7 @@
     </w:tcPr>
     <w:tblStylePr w:type="firstRow">
       <w:rPr>
+        <w:rFonts w:eastAsia="黑体"/>
         <w:b/>
         <w:bCs/>
         <w:color w:themeColor="background1" w:val="FFFFFF"/>
@@ -13500,6 +14028,7 @@
     </w:tblStylePr>
     <w:tblStylePr w:type="lastRow">
       <w:rPr>
+        <w:rFonts w:eastAsia="黑体"/>
         <w:b/>
         <w:bCs/>
         <w:color w:themeColor="accent2" w:themeShade="CC" w:val="9E3A38"/>
@@ -13514,12 +14043,14 @@
     </w:tblStylePr>
     <w:tblStylePr w:type="firstCol">
       <w:rPr>
+        <w:rFonts w:eastAsia="黑体"/>
         <w:b/>
         <w:bCs/>
       </w:rPr>
     </w:tblStylePr>
     <w:tblStylePr w:type="lastCol">
       <w:rPr>
+        <w:rFonts w:eastAsia="黑体"/>
         <w:b/>
         <w:bCs/>
       </w:rPr>
@@ -13554,6 +14085,7 @@
       <w:spacing w:after="0" w:line="240" w:lineRule="auto"/>
     </w:pPr>
     <w:rPr>
+      <w:rFonts w:eastAsia="黑体"/>
       <w:color w:themeColor="text1" w:val="000000"/>
     </w:rPr>
     <w:tblPr>
@@ -13572,6 +14104,7 @@
     </w:tcPr>
     <w:tblStylePr w:type="firstRow">
       <w:rPr>
+        <w:rFonts w:eastAsia="黑体"/>
         <w:b/>
         <w:bCs/>
         <w:color w:themeColor="background1" w:val="FFFFFF"/>
@@ -13586,6 +14119,7 @@
     </w:tblStylePr>
     <w:tblStylePr w:type="lastRow">
       <w:rPr>
+        <w:rFonts w:eastAsia="黑体"/>
         <w:b/>
         <w:bCs/>
         <w:color w:themeColor="accent2" w:themeShade="CC" w:val="9E3A38"/>
@@ -13600,12 +14134,14 @@
     </w:tblStylePr>
     <w:tblStylePr w:type="firstCol">
       <w:rPr>
+        <w:rFonts w:eastAsia="黑体"/>
         <w:b/>
         <w:bCs/>
       </w:rPr>
     </w:tblStylePr>
     <w:tblStylePr w:type="lastCol">
       <w:rPr>
+        <w:rFonts w:eastAsia="黑体"/>
         <w:b/>
         <w:bCs/>
       </w:rPr>
@@ -13640,6 +14176,7 @@
       <w:spacing w:after="0" w:line="240" w:lineRule="auto"/>
     </w:pPr>
     <w:rPr>
+      <w:rFonts w:eastAsia="黑体"/>
       <w:color w:themeColor="text1" w:val="000000"/>
     </w:rPr>
     <w:tblPr>
@@ -13658,6 +14195,7 @@
     </w:tcPr>
     <w:tblStylePr w:type="firstRow">
       <w:rPr>
+        <w:rFonts w:eastAsia="黑体"/>
         <w:b/>
         <w:bCs/>
         <w:color w:themeColor="background1" w:val="FFFFFF"/>
@@ -13672,6 +14210,7 @@
     </w:tblStylePr>
     <w:tblStylePr w:type="lastRow">
       <w:rPr>
+        <w:rFonts w:eastAsia="黑体"/>
         <w:b/>
         <w:bCs/>
         <w:color w:themeColor="accent4" w:themeShade="CC" w:val="664E82"/>
@@ -13686,12 +14225,14 @@
     </w:tblStylePr>
     <w:tblStylePr w:type="firstCol">
       <w:rPr>
+        <w:rFonts w:eastAsia="黑体"/>
         <w:b/>
         <w:bCs/>
       </w:rPr>
     </w:tblStylePr>
     <w:tblStylePr w:type="lastCol">
       <w:rPr>
+        <w:rFonts w:eastAsia="黑体"/>
         <w:b/>
         <w:bCs/>
       </w:rPr>
@@ -13726,6 +14267,7 @@
       <w:spacing w:after="0" w:line="240" w:lineRule="auto"/>
     </w:pPr>
     <w:rPr>
+      <w:rFonts w:eastAsia="黑体"/>
       <w:color w:themeColor="text1" w:val="000000"/>
     </w:rPr>
     <w:tblPr>
@@ -13744,6 +14286,7 @@
     </w:tcPr>
     <w:tblStylePr w:type="firstRow">
       <w:rPr>
+        <w:rFonts w:eastAsia="黑体"/>
         <w:b/>
         <w:bCs/>
         <w:color w:themeColor="background1" w:val="FFFFFF"/>
@@ -13758,6 +14301,7 @@
     </w:tblStylePr>
     <w:tblStylePr w:type="lastRow">
       <w:rPr>
+        <w:rFonts w:eastAsia="黑体"/>
         <w:b/>
         <w:bCs/>
         <w:color w:themeColor="accent3" w:themeShade="CC" w:val="7E9C40"/>
@@ -13772,12 +14316,14 @@
     </w:tblStylePr>
     <w:tblStylePr w:type="firstCol">
       <w:rPr>
+        <w:rFonts w:eastAsia="黑体"/>
         <w:b/>
         <w:bCs/>
       </w:rPr>
     </w:tblStylePr>
     <w:tblStylePr w:type="lastCol">
       <w:rPr>
+        <w:rFonts w:eastAsia="黑体"/>
         <w:b/>
         <w:bCs/>
       </w:rPr>
@@ -13812,6 +14358,7 @@
       <w:spacing w:after="0" w:line="240" w:lineRule="auto"/>
     </w:pPr>
     <w:rPr>
+      <w:rFonts w:eastAsia="黑体"/>
       <w:color w:themeColor="text1" w:val="000000"/>
     </w:rPr>
     <w:tblPr>
@@ -13830,6 +14377,7 @@
     </w:tcPr>
     <w:tblStylePr w:type="firstRow">
       <w:rPr>
+        <w:rFonts w:eastAsia="黑体"/>
         <w:b/>
         <w:bCs/>
         <w:color w:themeColor="background1" w:val="FFFFFF"/>
@@ -13844,6 +14392,7 @@
     </w:tblStylePr>
     <w:tblStylePr w:type="lastRow">
       <w:rPr>
+        <w:rFonts w:eastAsia="黑体"/>
         <w:b/>
         <w:bCs/>
         <w:color w:themeColor="accent6" w:themeShade="CC" w:val="F2730A"/>
@@ -13858,12 +14407,14 @@
     </w:tblStylePr>
     <w:tblStylePr w:type="firstCol">
       <w:rPr>
+        <w:rFonts w:eastAsia="黑体"/>
         <w:b/>
         <w:bCs/>
       </w:rPr>
     </w:tblStylePr>
     <w:tblStylePr w:type="lastCol">
       <w:rPr>
+        <w:rFonts w:eastAsia="黑体"/>
         <w:b/>
         <w:bCs/>
       </w:rPr>
@@ -13898,6 +14449,7 @@
       <w:spacing w:after="0" w:line="240" w:lineRule="auto"/>
     </w:pPr>
     <w:rPr>
+      <w:rFonts w:eastAsia="黑体"/>
       <w:color w:themeColor="text1" w:val="000000"/>
     </w:rPr>
     <w:tblPr>
@@ -13916,6 +14468,7 @@
     </w:tcPr>
     <w:tblStylePr w:type="firstRow">
       <w:rPr>
+        <w:rFonts w:eastAsia="黑体"/>
         <w:b/>
         <w:bCs/>
         <w:color w:themeColor="background1" w:val="FFFFFF"/>
@@ -13930,6 +14483,7 @@
     </w:tblStylePr>
     <w:tblStylePr w:type="lastRow">
       <w:rPr>
+        <w:rFonts w:eastAsia="黑体"/>
         <w:b/>
         <w:bCs/>
         <w:color w:themeColor="accent5" w:themeShade="CC" w:val="348DA5"/>
@@ -13944,12 +14498,14 @@
     </w:tblStylePr>
     <w:tblStylePr w:type="firstCol">
       <w:rPr>
+        <w:rFonts w:eastAsia="黑体"/>
         <w:b/>
         <w:bCs/>
       </w:rPr>
     </w:tblStylePr>
     <w:tblStylePr w:type="lastCol">
       <w:rPr>
+        <w:rFonts w:eastAsia="黑体"/>
         <w:b/>
         <w:bCs/>
       </w:rPr>
@@ -13984,6 +14540,7 @@
       <w:spacing w:after="0" w:line="240" w:lineRule="auto"/>
     </w:pPr>
     <w:rPr>
+      <w:rFonts w:eastAsia="黑体"/>
       <w:color w:themeColor="text1" w:val="000000"/>
     </w:rPr>
     <w:tblPr>
@@ -14005,6 +14562,7 @@
     </w:tcPr>
     <w:tblStylePr w:type="firstRow">
       <w:rPr>
+        <w:rFonts w:eastAsia="黑体"/>
         <w:b/>
         <w:bCs/>
       </w:rPr>
@@ -14015,6 +14573,7 @@
     </w:tblStylePr>
     <w:tblStylePr w:type="lastRow">
       <w:rPr>
+        <w:rFonts w:eastAsia="黑体"/>
         <w:b/>
         <w:bCs/>
         <w:color w:themeColor="text1" w:val="000000"/>
@@ -14026,6 +14585,7 @@
     </w:tblStylePr>
     <w:tblStylePr w:type="firstCol">
       <w:rPr>
+        <w:rFonts w:eastAsia="黑体"/>
         <w:color w:themeColor="background1" w:val="FFFFFF"/>
       </w:rPr>
       <w:tblPr/>
@@ -14035,6 +14595,7 @@
     </w:tblStylePr>
     <w:tblStylePr w:type="lastCol">
       <w:rPr>
+        <w:rFonts w:eastAsia="黑体"/>
         <w:color w:themeColor="background1" w:val="FFFFFF"/>
       </w:rPr>
       <w:tblPr/>
@@ -14064,6 +14625,7 @@
       <w:spacing w:after="0" w:line="240" w:lineRule="auto"/>
     </w:pPr>
     <w:rPr>
+      <w:rFonts w:eastAsia="黑体"/>
       <w:color w:themeColor="text1" w:val="000000"/>
     </w:rPr>
     <w:tblPr>
@@ -14085,6 +14647,7 @@
     </w:tcPr>
     <w:tblStylePr w:type="firstRow">
       <w:rPr>
+        <w:rFonts w:eastAsia="黑体"/>
         <w:b/>
         <w:bCs/>
       </w:rPr>
@@ -14095,6 +14658,7 @@
     </w:tblStylePr>
     <w:tblStylePr w:type="lastRow">
       <w:rPr>
+        <w:rFonts w:eastAsia="黑体"/>
         <w:b/>
         <w:bCs/>
         <w:color w:themeColor="text1" w:val="000000"/>
@@ -14106,6 +14670,7 @@
     </w:tblStylePr>
     <w:tblStylePr w:type="firstCol">
       <w:rPr>
+        <w:rFonts w:eastAsia="黑体"/>
         <w:color w:themeColor="background1" w:val="FFFFFF"/>
       </w:rPr>
       <w:tblPr/>
@@ -14115,6 +14680,7 @@
     </w:tblStylePr>
     <w:tblStylePr w:type="lastCol">
       <w:rPr>
+        <w:rFonts w:eastAsia="黑体"/>
         <w:color w:themeColor="background1" w:val="FFFFFF"/>
       </w:rPr>
       <w:tblPr/>
@@ -14144,6 +14710,7 @@
       <w:spacing w:after="0" w:line="240" w:lineRule="auto"/>
     </w:pPr>
     <w:rPr>
+      <w:rFonts w:eastAsia="黑体"/>
       <w:color w:themeColor="text1" w:val="000000"/>
     </w:rPr>
     <w:tblPr>
@@ -14165,6 +14732,7 @@
     </w:tcPr>
     <w:tblStylePr w:type="firstRow">
       <w:rPr>
+        <w:rFonts w:eastAsia="黑体"/>
         <w:b/>
         <w:bCs/>
       </w:rPr>
@@ -14175,6 +14743,7 @@
     </w:tblStylePr>
     <w:tblStylePr w:type="lastRow">
       <w:rPr>
+        <w:rFonts w:eastAsia="黑体"/>
         <w:b/>
         <w:bCs/>
         <w:color w:themeColor="text1" w:val="000000"/>
@@ -14186,6 +14755,7 @@
     </w:tblStylePr>
     <w:tblStylePr w:type="firstCol">
       <w:rPr>
+        <w:rFonts w:eastAsia="黑体"/>
         <w:color w:themeColor="background1" w:val="FFFFFF"/>
       </w:rPr>
       <w:tblPr/>
@@ -14195,6 +14765,7 @@
     </w:tblStylePr>
     <w:tblStylePr w:type="lastCol">
       <w:rPr>
+        <w:rFonts w:eastAsia="黑体"/>
         <w:color w:themeColor="background1" w:val="FFFFFF"/>
       </w:rPr>
       <w:tblPr/>
@@ -14224,6 +14795,7 @@
       <w:spacing w:after="0" w:line="240" w:lineRule="auto"/>
     </w:pPr>
     <w:rPr>
+      <w:rFonts w:eastAsia="黑体"/>
       <w:color w:themeColor="text1" w:val="000000"/>
     </w:rPr>
     <w:tblPr>
@@ -14245,6 +14817,7 @@
     </w:tcPr>
     <w:tblStylePr w:type="firstRow">
       <w:rPr>
+        <w:rFonts w:eastAsia="黑体"/>
         <w:b/>
         <w:bCs/>
       </w:rPr>
@@ -14255,6 +14828,7 @@
     </w:tblStylePr>
     <w:tblStylePr w:type="lastRow">
       <w:rPr>
+        <w:rFonts w:eastAsia="黑体"/>
         <w:b/>
         <w:bCs/>
         <w:color w:themeColor="text1" w:val="000000"/>
@@ -14266,6 +14840,7 @@
     </w:tblStylePr>
     <w:tblStylePr w:type="firstCol">
       <w:rPr>
+        <w:rFonts w:eastAsia="黑体"/>
         <w:color w:themeColor="background1" w:val="FFFFFF"/>
       </w:rPr>
       <w:tblPr/>
@@ -14275,6 +14850,7 @@
     </w:tblStylePr>
     <w:tblStylePr w:type="lastCol">
       <w:rPr>
+        <w:rFonts w:eastAsia="黑体"/>
         <w:color w:themeColor="background1" w:val="FFFFFF"/>
       </w:rPr>
       <w:tblPr/>
@@ -14304,6 +14880,7 @@
       <w:spacing w:after="0" w:line="240" w:lineRule="auto"/>
     </w:pPr>
     <w:rPr>
+      <w:rFonts w:eastAsia="黑体"/>
       <w:color w:themeColor="text1" w:val="000000"/>
     </w:rPr>
     <w:tblPr>
@@ -14325,6 +14902,7 @@
     </w:tcPr>
     <w:tblStylePr w:type="firstRow">
       <w:rPr>
+        <w:rFonts w:eastAsia="黑体"/>
         <w:b/>
         <w:bCs/>
       </w:rPr>
@@ -14335,6 +14913,7 @@
     </w:tblStylePr>
     <w:tblStylePr w:type="lastRow">
       <w:rPr>
+        <w:rFonts w:eastAsia="黑体"/>
         <w:b/>
         <w:bCs/>
         <w:color w:themeColor="text1" w:val="000000"/>
@@ -14346,6 +14925,7 @@
     </w:tblStylePr>
     <w:tblStylePr w:type="firstCol">
       <w:rPr>
+        <w:rFonts w:eastAsia="黑体"/>
         <w:color w:themeColor="background1" w:val="FFFFFF"/>
       </w:rPr>
       <w:tblPr/>
@@ -14355,6 +14935,7 @@
     </w:tblStylePr>
     <w:tblStylePr w:type="lastCol">
       <w:rPr>
+        <w:rFonts w:eastAsia="黑体"/>
         <w:color w:themeColor="background1" w:val="FFFFFF"/>
       </w:rPr>
       <w:tblPr/>
@@ -14384,6 +14965,7 @@
       <w:spacing w:after="0" w:line="240" w:lineRule="auto"/>
     </w:pPr>
     <w:rPr>
+      <w:rFonts w:eastAsia="黑体"/>
       <w:color w:themeColor="text1" w:val="000000"/>
     </w:rPr>
     <w:tblPr>
@@ -14405,6 +14987,7 @@
     </w:tcPr>
     <w:tblStylePr w:type="firstRow">
       <w:rPr>
+        <w:rFonts w:eastAsia="黑体"/>
         <w:b/>
         <w:bCs/>
       </w:rPr>
@@ -14415,6 +14998,7 @@
     </w:tblStylePr>
     <w:tblStylePr w:type="lastRow">
       <w:rPr>
+        <w:rFonts w:eastAsia="黑体"/>
         <w:b/>
         <w:bCs/>
         <w:color w:themeColor="text1" w:val="000000"/>
@@ -14426,6 +15010,7 @@
     </w:tblStylePr>
     <w:tblStylePr w:type="firstCol">
       <w:rPr>
+        <w:rFonts w:eastAsia="黑体"/>
         <w:color w:themeColor="background1" w:val="FFFFFF"/>
       </w:rPr>
       <w:tblPr/>
@@ -14435,6 +15020,7 @@
     </w:tblStylePr>
     <w:tblStylePr w:type="lastCol">
       <w:rPr>
+        <w:rFonts w:eastAsia="黑体"/>
         <w:color w:themeColor="background1" w:val="FFFFFF"/>
       </w:rPr>
       <w:tblPr/>
@@ -14464,6 +15050,7 @@
       <w:spacing w:after="0" w:line="240" w:lineRule="auto"/>
     </w:pPr>
     <w:rPr>
+      <w:rFonts w:eastAsia="黑体"/>
       <w:color w:themeColor="text1" w:val="000000"/>
     </w:rPr>
     <w:tblPr>
@@ -14485,6 +15072,7 @@
     </w:tcPr>
     <w:tblStylePr w:type="firstRow">
       <w:rPr>
+        <w:rFonts w:eastAsia="黑体"/>
         <w:b/>
         <w:bCs/>
       </w:rPr>
@@ -14495,6 +15083,7 @@
     </w:tblStylePr>
     <w:tblStylePr w:type="lastRow">
       <w:rPr>
+        <w:rFonts w:eastAsia="黑体"/>
         <w:b/>
         <w:bCs/>
         <w:color w:themeColor="text1" w:val="000000"/>
@@ -14506,6 +15095,7 @@
     </w:tblStylePr>
     <w:tblStylePr w:type="firstCol">
       <w:rPr>
+        <w:rFonts w:eastAsia="黑体"/>
         <w:color w:themeColor="background1" w:val="FFFFFF"/>
       </w:rPr>
       <w:tblPr/>
@@ -14515,6 +15105,7 @@
     </w:tblStylePr>
     <w:tblStylePr w:type="lastCol">
       <w:rPr>
+        <w:rFonts w:eastAsia="黑体"/>
         <w:color w:themeColor="background1" w:val="FFFFFF"/>
       </w:rPr>
       <w:tblPr/>
@@ -14547,6 +15138,7 @@
     <w:name w:val="KeywordTok"/>
     <w:basedOn w:val="VerbatimChar"/>
     <w:rPr>
+      <w:rFonts w:eastAsia="黑体"/>
       <w:b/>
       <w:color w:val="007020"/>
     </w:rPr>
@@ -14555,6 +15147,7 @@
     <w:name w:val="DataTypeTok"/>
     <w:basedOn w:val="VerbatimChar"/>
     <w:rPr>
+      <w:rFonts w:eastAsia="黑体"/>
       <w:color w:val="902000"/>
     </w:rPr>
   </w:style>
@@ -14562,6 +15155,7 @@
     <w:name w:val="DecValTok"/>
     <w:basedOn w:val="VerbatimChar"/>
     <w:rPr>
+      <w:rFonts w:eastAsia="黑体"/>
       <w:color w:val="40a070"/>
     </w:rPr>
   </w:style>
@@ -14569,6 +15163,7 @@
     <w:name w:val="BaseNTok"/>
     <w:basedOn w:val="VerbatimChar"/>
     <w:rPr>
+      <w:rFonts w:eastAsia="黑体"/>
       <w:color w:val="40a070"/>
     </w:rPr>
   </w:style>
@@ -14576,6 +15171,7 @@
     <w:name w:val="FloatTok"/>
     <w:basedOn w:val="VerbatimChar"/>
     <w:rPr>
+      <w:rFonts w:eastAsia="黑体"/>
       <w:color w:val="40a070"/>
     </w:rPr>
   </w:style>
@@ -14583,6 +15179,7 @@
     <w:name w:val="ConstantTok"/>
     <w:basedOn w:val="VerbatimChar"/>
     <w:rPr>
+      <w:rFonts w:eastAsia="黑体"/>
       <w:color w:val="880000"/>
     </w:rPr>
   </w:style>
@@ -14590,6 +15187,7 @@
     <w:name w:val="CharTok"/>
     <w:basedOn w:val="VerbatimChar"/>
     <w:rPr>
+      <w:rFonts w:eastAsia="黑体"/>
       <w:color w:val="4070a0"/>
     </w:rPr>
   </w:style>
@@ -14597,6 +15195,7 @@
     <w:name w:val="SpecialCharTok"/>
     <w:basedOn w:val="VerbatimChar"/>
     <w:rPr>
+      <w:rFonts w:eastAsia="黑体"/>
       <w:color w:val="4070a0"/>
     </w:rPr>
   </w:style>
@@ -14604,6 +15203,7 @@
     <w:name w:val="StringTok"/>
     <w:basedOn w:val="VerbatimChar"/>
     <w:rPr>
+      <w:rFonts w:eastAsia="黑体"/>
       <w:color w:val="4070a0"/>
     </w:rPr>
   </w:style>
@@ -14611,6 +15211,7 @@
     <w:name w:val="VerbatimStringTok"/>
     <w:basedOn w:val="VerbatimChar"/>
     <w:rPr>
+      <w:rFonts w:eastAsia="黑体"/>
       <w:color w:val="4070a0"/>
     </w:rPr>
   </w:style>
@@ -14618,6 +15219,7 @@
     <w:name w:val="SpecialStringTok"/>
     <w:basedOn w:val="VerbatimChar"/>
     <w:rPr>
+      <w:rFonts w:eastAsia="黑体"/>
       <w:color w:val="bb6688"/>
     </w:rPr>
   </w:style>
@@ -14625,6 +15227,7 @@
     <w:name w:val="ImportTok"/>
     <w:basedOn w:val="VerbatimChar"/>
     <w:rPr>
+      <w:rFonts w:eastAsia="黑体"/>
       <w:b/>
       <w:color w:val="008000"/>
     </w:rPr>
@@ -14633,6 +15236,7 @@
     <w:name w:val="CommentTok"/>
     <w:basedOn w:val="VerbatimChar"/>
     <w:rPr>
+      <w:rFonts w:eastAsia="黑体"/>
       <w:i/>
       <w:color w:val="60a0b0"/>
     </w:rPr>
@@ -14641,6 +15245,7 @@
     <w:name w:val="DocumentationTok"/>
     <w:basedOn w:val="VerbatimChar"/>
     <w:rPr>
+      <w:rFonts w:eastAsia="黑体"/>
       <w:i/>
       <w:color w:val="ba2121"/>
     </w:rPr>
@@ -14649,6 +15254,7 @@
     <w:name w:val="AnnotationTok"/>
     <w:basedOn w:val="VerbatimChar"/>
     <w:rPr>
+      <w:rFonts w:eastAsia="黑体"/>
       <w:b/>
       <w:i/>
       <w:color w:val="60a0b0"/>
@@ -14658,6 +15264,7 @@
     <w:name w:val="CommentVarTok"/>
     <w:basedOn w:val="VerbatimChar"/>
     <w:rPr>
+      <w:rFonts w:eastAsia="黑体"/>
       <w:b/>
       <w:i/>
       <w:color w:val="60a0b0"/>
@@ -14667,6 +15274,7 @@
     <w:name w:val="OtherTok"/>
     <w:basedOn w:val="VerbatimChar"/>
     <w:rPr>
+      <w:rFonts w:eastAsia="黑体"/>
       <w:color w:val="007020"/>
     </w:rPr>
   </w:style>
@@ -14674,6 +15282,7 @@
     <w:name w:val="FunctionTok"/>
     <w:basedOn w:val="VerbatimChar"/>
     <w:rPr>
+      <w:rFonts w:eastAsia="黑体"/>
       <w:color w:val="06287e"/>
     </w:rPr>
   </w:style>
@@ -14681,6 +15290,7 @@
     <w:name w:val="VariableTok"/>
     <w:basedOn w:val="VerbatimChar"/>
     <w:rPr>
+      <w:rFonts w:eastAsia="黑体"/>
       <w:color w:val="19177c"/>
     </w:rPr>
   </w:style>
@@ -14688,6 +15298,7 @@
     <w:name w:val="ControlFlowTok"/>
     <w:basedOn w:val="VerbatimChar"/>
     <w:rPr>
+      <w:rFonts w:eastAsia="黑体"/>
       <w:b/>
       <w:color w:val="007020"/>
     </w:rPr>
@@ -14696,6 +15307,7 @@
     <w:name w:val="OperatorTok"/>
     <w:basedOn w:val="VerbatimChar"/>
     <w:rPr>
+      <w:rFonts w:eastAsia="黑体"/>
       <w:color w:val="666666"/>
     </w:rPr>
   </w:style>
@@ -14703,18 +15315,22 @@
     <w:name w:val="BuiltInTok"/>
     <w:basedOn w:val="VerbatimChar"/>
     <w:rPr>
+      <w:rFonts w:eastAsia="黑体"/>
       <w:color w:val="008000"/>
     </w:rPr>
   </w:style>
   <w:style w:type="character" w:customStyle="1" w:styleId="ExtensionTok">
     <w:name w:val="ExtensionTok"/>
     <w:basedOn w:val="VerbatimChar"/>
-    <w:rPr/>
+    <w:rPr>
+      <w:rFonts w:eastAsia="黑体"/>
+    </w:rPr>
   </w:style>
   <w:style w:type="character" w:customStyle="1" w:styleId="PreprocessorTok">
     <w:name w:val="PreprocessorTok"/>
     <w:basedOn w:val="VerbatimChar"/>
     <w:rPr>
+      <w:rFonts w:eastAsia="黑体"/>
       <w:color w:val="bc7a00"/>
     </w:rPr>
   </w:style>
@@ -14722,18 +15338,22 @@
     <w:name w:val="AttributeTok"/>
     <w:basedOn w:val="VerbatimChar"/>
     <w:rPr>
+      <w:rFonts w:eastAsia="黑体"/>
       <w:color w:val="7d9029"/>
     </w:rPr>
   </w:style>
   <w:style w:type="character" w:customStyle="1" w:styleId="RegionMarkerTok">
     <w:name w:val="RegionMarkerTok"/>
     <w:basedOn w:val="VerbatimChar"/>
-    <w:rPr/>
+    <w:rPr>
+      <w:rFonts w:eastAsia="黑体"/>
+    </w:rPr>
   </w:style>
   <w:style w:type="character" w:customStyle="1" w:styleId="InformationTok">
     <w:name w:val="InformationTok"/>
     <w:basedOn w:val="VerbatimChar"/>
     <w:rPr>
+      <w:rFonts w:eastAsia="黑体"/>
       <w:b/>
       <w:i/>
       <w:color w:val="60a0b0"/>
@@ -14743,6 +15363,7 @@
     <w:name w:val="WarningTok"/>
     <w:basedOn w:val="VerbatimChar"/>
     <w:rPr>
+      <w:rFonts w:eastAsia="黑体"/>
       <w:b/>
       <w:i/>
       <w:color w:val="60a0b0"/>
@@ -14752,6 +15373,7 @@
     <w:name w:val="AlertTok"/>
     <w:basedOn w:val="VerbatimChar"/>
     <w:rPr>
+      <w:rFonts w:eastAsia="黑体"/>
       <w:b/>
       <w:color w:val="ff0000"/>
     </w:rPr>
@@ -14760,6 +15382,7 @@
     <w:name w:val="ErrorTok"/>
     <w:basedOn w:val="VerbatimChar"/>
     <w:rPr>
+      <w:rFonts w:eastAsia="黑体"/>
       <w:b/>
       <w:color w:val="ff0000"/>
     </w:rPr>
@@ -14767,7 +15390,9 @@
   <w:style w:type="character" w:customStyle="1" w:styleId="NormalTok">
     <w:name w:val="NormalTok"/>
     <w:basedOn w:val="VerbatimChar"/>
-    <w:rPr/>
+    <w:rPr>
+      <w:rFonts w:eastAsia="黑体"/>
+    </w:rPr>
   </w:style>
 </w:styles>
 </file>
@@ -14816,12 +15441,12 @@
     <a:fontScheme name="Office">
       <a:majorFont>
         <a:latin typeface="Calibri"/>
-        <a:ea typeface=""/>
+        <a:ea typeface="黑体"/>
         <a:cs typeface=""/>
         <a:font script="Jpan" typeface="ＭＳ ゴシック"/>
         <a:font script="Hang" typeface="맑은 고딕"/>
-        <a:font script="Hans" typeface="宋体"/>
-        <a:font script="Hant" typeface="新細明體"/>
+        <a:font script="Hans" typeface="黑体"/>
+        <a:font script="Hant" typeface="黑体"/>
         <a:font script="Arab" typeface="Times New Roman"/>
         <a:font script="Hebr" typeface="Times New Roman"/>
         <a:font script="Thai" typeface="Angsana New"/>
@@ -14851,12 +15476,12 @@
       </a:majorFont>
       <a:minorFont>
         <a:latin typeface="Cambria"/>
-        <a:ea typeface=""/>
+        <a:ea typeface="黑体"/>
         <a:cs typeface=""/>
         <a:font script="Jpan" typeface="ＭＳ 明朝"/>
         <a:font script="Hang" typeface="맑은 고딕"/>
-        <a:font script="Hans" typeface="宋体"/>
-        <a:font script="Hant" typeface="新細明體"/>
+        <a:font script="Hans" typeface="黑体"/>
+        <a:font script="Hant" typeface="黑体"/>
         <a:font script="Arab" typeface="Arial"/>
         <a:font script="Hebr" typeface="Arial"/>
         <a:font script="Thai" typeface="Cordia New"/>

--- a/07-驱动电路/01-电机驱动/电磁阀驱动电路/电磁阀驱动电路.docx
+++ b/07-驱动电路/01-电机驱动/电磁阀驱动电路/电磁阀驱动电路.docx
@@ -2370,7 +2370,7 @@
           <w:color w:val="555555"/>
           <w:sz w:val="21"/>
         </w:rPr>
-        <w:t>材料收集者：杜文杰，WX手机：19519196569，QQ:3478827729</w:t>
+        <w:t>材料收集者：杜文杰，微信/手机：19519196569，QQ:3478827729</w:t>
       </w:r>
     </w:p>
     <w:sectPr>
